--- a/rus/docx/015.content.docx
+++ b/rus/docx/015.content.docx
@@ -150,26 +150,6 @@
           <w:lang w:val="ru_RU" w:bidi="ru_RU"/>
         </w:rPr>
         <w:t>Р</w:t>
-      </w:r>
-      <w:r>
-        <w:rPr>
-          <w:lang w:val="ru_RU" w:bidi="ru_RU"/>
-        </w:rPr>
-      </w:r>
-    </w:p>
-    <w:p>
-      <w:pPr/>
-      <w:r>
-        <w:rPr>
-          <w:lang w:val="ru_RU" w:bidi="ru_RU"/>
-        </w:rPr>
-      </w:r>
-      <w:r>
-        <w:rPr>
-          <w:i/>
-          <w:lang w:val="ru_RU" w:bidi="ru_RU"/>
-        </w:rPr>
-        <w:t>Распятие, Родословие, Рукополагать, Рукоположение</w:t>
       </w:r>
       <w:r>
         <w:rPr>

--- a/rus/docx/015.content.docx
+++ b/rus/docx/015.content.docx
@@ -19,7 +19,7 @@
         <w:rPr>
           <w:lang w:val="ru_RU" w:bidi="ru_RU"/>
         </w:rPr>
-        <w:t>Resource: Библейский словарь (Тиндейл)</w:t>
+        <w:t>Resource: Tyndale Open Bible Dictionary</w:t>
       </w:r>
       <w:r>
         <w:rPr>
@@ -112,7 +112,7 @@
         <w:rPr>
           <w:lang w:val="ru_RU" w:bidi="ru_RU"/>
         </w:rPr>
-        <w:t>Библейский словарь (Тиндейл)</w:t>
+        <w:t>Tyndale Open Bible Dictionary</w:t>
       </w:r>
     </w:p>
     <w:p>

--- a/rus/docx/015.content.docx
+++ b/rus/docx/015.content.docx
@@ -19,7 +19,7 @@
         <w:rPr>
           <w:lang w:val="ru_RU" w:bidi="ru_RU"/>
         </w:rPr>
-        <w:t>Resource: Tyndale Open Bible Dictionary</w:t>
+        <w:t>Resource: Aquifer Open Bible Dictionary</w:t>
       </w:r>
       <w:r>
         <w:rPr>
@@ -112,7 +112,7 @@
         <w:rPr>
           <w:lang w:val="ru_RU" w:bidi="ru_RU"/>
         </w:rPr>
-        <w:t>Tyndale Open Bible Dictionary</w:t>
+        <w:t>Aquifer Open Bible Dictionary</w:t>
       </w:r>
     </w:p>
     <w:p>

--- a/rus/docx/015.content.docx
+++ b/rus/docx/015.content.docx
@@ -364,72 +364,48 @@
         </w:rPr>
         <w:t>В Ветхом Завете встречается другая форма распятия. Тело царя Саула было обезглавлено филистимлянами и повешено на стене (</w:t>
       </w:r>
-      <w:hyperlink r:id="rId13">
-        <w:r>
-          <w:rPr>
-            <w:lang w:val="ru_RU" w:bidi="ru_RU"/>
-          </w:rPr>
-          <w:rPr>
-            <w:color w:val="0000EE"/>
-            <w:u w:val="single"/>
-          </w:rPr>
-          <w:t>1 Цар. 31:9–10</w:t>
-        </w:r>
-      </w:hyperlink>
+      <w:r>
+        <w:rPr>
+          <w:lang w:val="ru_RU" w:bidi="ru_RU"/>
+        </w:rPr>
+        <w:t>1 Цар. 31:9–10</w:t>
+      </w:r>
       <w:r>
         <w:rPr>
           <w:lang w:val="ru_RU" w:bidi="ru_RU"/>
         </w:rPr>
         <w:t>). Персидский царь Дарий приказал посадить на кол тех, кто не исполнил его указа (</w:t>
       </w:r>
-      <w:hyperlink r:id="rId14">
-        <w:r>
-          <w:rPr>
-            <w:lang w:val="ru_RU" w:bidi="ru_RU"/>
-          </w:rPr>
-          <w:rPr>
-            <w:color w:val="0000EE"/>
-            <w:u w:val="single"/>
-          </w:rPr>
-          <w:t>Ездр. 6:11</w:t>
-        </w:r>
-      </w:hyperlink>
+      <w:r>
+        <w:rPr>
+          <w:lang w:val="ru_RU" w:bidi="ru_RU"/>
+        </w:rPr>
+        <w:t>Ездр. 6:11</w:t>
+      </w:r>
       <w:r>
         <w:rPr>
           <w:lang w:val="ru_RU" w:bidi="ru_RU"/>
         </w:rPr>
         <w:t xml:space="preserve">). Согласно </w:t>
       </w:r>
-      <w:hyperlink r:id="rId15">
-        <w:r>
-          <w:rPr>
-            <w:lang w:val="ru_RU" w:bidi="ru_RU"/>
-          </w:rPr>
-          <w:rPr>
-            <w:color w:val="0000EE"/>
-            <w:u w:val="single"/>
-          </w:rPr>
-          <w:t>Второзаконию 21:22–23</w:t>
-        </w:r>
-      </w:hyperlink>
+      <w:r>
+        <w:rPr>
+          <w:lang w:val="ru_RU" w:bidi="ru_RU"/>
+        </w:rPr>
+        <w:t>Второзаконию 21:22–23</w:t>
+      </w:r>
       <w:r>
         <w:rPr>
           <w:lang w:val="ru_RU" w:bidi="ru_RU"/>
         </w:rPr>
         <w:t xml:space="preserve">, на Востоке тело распятого после смерти необходимо было снять с «древа» до наступления темноты, потому что преступник был «проклят Богом» (сравните с </w:t>
       </w:r>
-      <w:hyperlink r:id="rId16">
-        <w:r>
-          <w:rPr>
-            <w:lang w:val="ru_RU" w:bidi="ru_RU"/>
-          </w:rPr>
-          <w:rPr>
-            <w:color w:val="0000EE"/>
-            <w:u w:val="single"/>
-          </w:rPr>
-          <w:t>к Гал. 3:13</w:t>
-        </w:r>
-      </w:hyperlink>
+      <w:r>
+        <w:rPr>
+          <w:lang w:val="ru_RU" w:bidi="ru_RU"/>
+        </w:rPr>
+        <w:t>к Гал. 3:13</w:t>
+      </w:r>
       <w:r>
         <w:rPr>
           <w:lang w:val="ru_RU" w:bidi="ru_RU"/>
@@ -486,252 +462,168 @@
         </w:rPr>
         <w:t>В Евангелиях Христос трижды предсказал свою смерть через распятие (</w:t>
       </w:r>
-      <w:hyperlink r:id="rId17">
-        <w:r>
-          <w:rPr>
-            <w:lang w:val="ru_RU" w:bidi="ru_RU"/>
-          </w:rPr>
-          <w:rPr>
-            <w:color w:val="0000EE"/>
-            <w:u w:val="single"/>
-          </w:rPr>
-          <w:t>Мк. 8:31</w:t>
-        </w:r>
-      </w:hyperlink>
+      <w:r>
+        <w:rPr>
+          <w:lang w:val="ru_RU" w:bidi="ru_RU"/>
+        </w:rPr>
+        <w:t>Мк. 8:31</w:t>
+      </w:r>
       <w:r>
         <w:rPr>
           <w:lang w:val="ru_RU" w:bidi="ru_RU"/>
         </w:rPr>
         <w:t xml:space="preserve">; </w:t>
       </w:r>
-      <w:hyperlink r:id="rId18">
-        <w:r>
-          <w:rPr>
-            <w:lang w:val="ru_RU" w:bidi="ru_RU"/>
-          </w:rPr>
-          <w:rPr>
-            <w:color w:val="0000EE"/>
-            <w:u w:val="single"/>
-          </w:rPr>
-          <w:t>9:31</w:t>
-        </w:r>
-      </w:hyperlink>
+      <w:r>
+        <w:rPr>
+          <w:lang w:val="ru_RU" w:bidi="ru_RU"/>
+        </w:rPr>
+        <w:t>9:31</w:t>
+      </w:r>
       <w:r>
         <w:rPr>
           <w:lang w:val="ru_RU" w:bidi="ru_RU"/>
         </w:rPr>
         <w:t xml:space="preserve">; </w:t>
       </w:r>
-      <w:hyperlink r:id="rId19">
-        <w:r>
-          <w:rPr>
-            <w:lang w:val="ru_RU" w:bidi="ru_RU"/>
-          </w:rPr>
-          <w:rPr>
-            <w:color w:val="0000EE"/>
-            <w:u w:val="single"/>
-          </w:rPr>
-          <w:t>10:33–34</w:t>
-        </w:r>
-      </w:hyperlink>
+      <w:r>
+        <w:rPr>
+          <w:lang w:val="ru_RU" w:bidi="ru_RU"/>
+        </w:rPr>
+        <w:t>10:33–34</w:t>
+      </w:r>
       <w:r>
         <w:rPr>
           <w:lang w:val="ru_RU" w:bidi="ru_RU"/>
         </w:rPr>
         <w:t xml:space="preserve"> и параллельных отрывках) Иоанн записал три высказывания Иисуса о том, что «Сын Человеческий будет вознесён» (Ин. </w:t>
       </w:r>
-      <w:hyperlink r:id="rId20">
-        <w:r>
-          <w:rPr>
-            <w:lang w:val="ru_RU" w:bidi="ru_RU"/>
-          </w:rPr>
-          <w:rPr>
-            <w:color w:val="0000EE"/>
-            <w:u w:val="single"/>
-          </w:rPr>
-          <w:t>3:14</w:t>
-        </w:r>
-      </w:hyperlink>
+      <w:r>
+        <w:rPr>
+          <w:lang w:val="ru_RU" w:bidi="ru_RU"/>
+        </w:rPr>
+        <w:t>3:14</w:t>
+      </w:r>
       <w:r>
         <w:rPr>
           <w:lang w:val="ru_RU" w:bidi="ru_RU"/>
         </w:rPr>
         <w:t xml:space="preserve">; </w:t>
       </w:r>
-      <w:hyperlink r:id="rId21">
-        <w:r>
-          <w:rPr>
-            <w:lang w:val="ru_RU" w:bidi="ru_RU"/>
-          </w:rPr>
-          <w:rPr>
-            <w:color w:val="0000EE"/>
-            <w:u w:val="single"/>
-          </w:rPr>
-          <w:t>8:28</w:t>
-        </w:r>
-      </w:hyperlink>
+      <w:r>
+        <w:rPr>
+          <w:lang w:val="ru_RU" w:bidi="ru_RU"/>
+        </w:rPr>
+        <w:t>8:28</w:t>
+      </w:r>
       <w:r>
         <w:rPr>
           <w:lang w:val="ru_RU" w:bidi="ru_RU"/>
         </w:rPr>
         <w:t xml:space="preserve">; </w:t>
       </w:r>
-      <w:hyperlink r:id="rId22">
-        <w:r>
-          <w:rPr>
-            <w:lang w:val="ru_RU" w:bidi="ru_RU"/>
-          </w:rPr>
-          <w:rPr>
-            <w:color w:val="0000EE"/>
-            <w:u w:val="single"/>
-          </w:rPr>
-          <w:t>12:32–33</w:t>
-        </w:r>
-      </w:hyperlink>
+      <w:r>
+        <w:rPr>
+          <w:lang w:val="ru_RU" w:bidi="ru_RU"/>
+        </w:rPr>
+        <w:t>12:32–33</w:t>
+      </w:r>
       <w:r>
         <w:rPr>
           <w:lang w:val="ru_RU" w:bidi="ru_RU"/>
         </w:rPr>
         <w:t>), что соответствовало синоптическим предсказаниям. В этих отрывках переплетено несколько тем: (1) Страсти Христовы (понятие, используемое для обозначения страданий Христа на кресте) станут частью Божьего искупительного замысла (</w:t>
       </w:r>
-      <w:hyperlink r:id="rId17">
-        <w:r>
-          <w:rPr>
-            <w:lang w:val="ru_RU" w:bidi="ru_RU"/>
-          </w:rPr>
-          <w:rPr>
-            <w:color w:val="0000EE"/>
-            <w:u w:val="single"/>
-          </w:rPr>
-          <w:t>Мк. 8:31</w:t>
-        </w:r>
-      </w:hyperlink>
+      <w:r>
+        <w:rPr>
+          <w:lang w:val="ru_RU" w:bidi="ru_RU"/>
+        </w:rPr>
+        <w:t>Мк. 8:31</w:t>
+      </w:r>
       <w:r>
         <w:rPr>
           <w:lang w:val="ru_RU" w:bidi="ru_RU"/>
         </w:rPr>
         <w:t>, «Сыну Человеческому много должно пострадать»). (2) И иудеи, и римляне будут виновны в «отвержении» и «убийстве» Иисуса. (3) За смертью Христа последует оправдание через Его воскресение. (4) Смерть Иисуса (что было очень необычно) станет Его путём для вхождения в «славу» (что ясно в символизме, который Иоанн придаёт слову «вознесён»). Другие высказывания, которые приоткрывают грядущие события, были: слова Иисуса об убийстве пророков (</w:t>
       </w:r>
-      <w:hyperlink r:id="rId23">
-        <w:r>
-          <w:rPr>
-            <w:lang w:val="ru_RU" w:bidi="ru_RU"/>
-          </w:rPr>
-          <w:rPr>
-            <w:color w:val="0000EE"/>
-            <w:u w:val="single"/>
-          </w:rPr>
-          <w:t>Мф. 23:29–30</w:t>
-        </w:r>
-      </w:hyperlink>
+      <w:r>
+        <w:rPr>
+          <w:lang w:val="ru_RU" w:bidi="ru_RU"/>
+        </w:rPr>
+        <w:t>Мф. 23:29–30</w:t>
+      </w:r>
       <w:r>
         <w:rPr>
           <w:lang w:val="ru_RU" w:bidi="ru_RU"/>
         </w:rPr>
         <w:t xml:space="preserve">; </w:t>
       </w:r>
-      <w:hyperlink r:id="rId24">
-        <w:r>
-          <w:rPr>
-            <w:lang w:val="ru_RU" w:bidi="ru_RU"/>
-          </w:rPr>
-          <w:rPr>
-            <w:color w:val="0000EE"/>
-            <w:u w:val="single"/>
-          </w:rPr>
-          <w:t>Лк.13:33</w:t>
-        </w:r>
-      </w:hyperlink>
+      <w:r>
+        <w:rPr>
+          <w:lang w:val="ru_RU" w:bidi="ru_RU"/>
+        </w:rPr>
+        <w:t>Лк.13:33</w:t>
+      </w:r>
       <w:r>
         <w:rPr>
           <w:lang w:val="ru_RU" w:bidi="ru_RU"/>
         </w:rPr>
         <w:t xml:space="preserve">), Его притчи о смерти пророков и «сыне» (притча о брачном пире, </w:t>
       </w:r>
-      <w:hyperlink r:id="rId25">
-        <w:r>
-          <w:rPr>
-            <w:lang w:val="ru_RU" w:bidi="ru_RU"/>
-          </w:rPr>
-          <w:rPr>
-            <w:color w:val="0000EE"/>
-            <w:u w:val="single"/>
-          </w:rPr>
-          <w:t>Мф. 22:1–14</w:t>
-        </w:r>
-      </w:hyperlink>
+      <w:r>
+        <w:rPr>
+          <w:lang w:val="ru_RU" w:bidi="ru_RU"/>
+        </w:rPr>
+        <w:t>Мф. 22:1–14</w:t>
+      </w:r>
       <w:r>
         <w:rPr>
           <w:lang w:val="ru_RU" w:bidi="ru_RU"/>
         </w:rPr>
         <w:t xml:space="preserve">; притча о злых виноградарях, </w:t>
       </w:r>
-      <w:hyperlink r:id="rId26">
-        <w:r>
-          <w:rPr>
-            <w:lang w:val="ru_RU" w:bidi="ru_RU"/>
-          </w:rPr>
-          <w:rPr>
-            <w:color w:val="0000EE"/>
-            <w:u w:val="single"/>
-          </w:rPr>
-          <w:t>Мк.12:1–10</w:t>
-        </w:r>
-      </w:hyperlink>
+      <w:r>
+        <w:rPr>
+          <w:lang w:val="ru_RU" w:bidi="ru_RU"/>
+        </w:rPr>
+        <w:t>Мк.12:1–10</w:t>
+      </w:r>
       <w:r>
         <w:rPr>
           <w:lang w:val="ru_RU" w:bidi="ru_RU"/>
         </w:rPr>
         <w:t>), учение Иисуса о страданиях, которые предстояло перенести Его ученикам (</w:t>
       </w:r>
-      <w:hyperlink r:id="rId27">
-        <w:r>
-          <w:rPr>
-            <w:lang w:val="ru_RU" w:bidi="ru_RU"/>
-          </w:rPr>
-          <w:rPr>
-            <w:color w:val="0000EE"/>
-            <w:u w:val="single"/>
-          </w:rPr>
-          <w:t>Мф. 10:24–28</w:t>
-        </w:r>
-      </w:hyperlink>
+      <w:r>
+        <w:rPr>
+          <w:lang w:val="ru_RU" w:bidi="ru_RU"/>
+        </w:rPr>
+        <w:t>Мф. 10:24–28</w:t>
+      </w:r>
       <w:r>
         <w:rPr>
           <w:lang w:val="ru_RU" w:bidi="ru_RU"/>
         </w:rPr>
         <w:t xml:space="preserve">; </w:t>
       </w:r>
-      <w:hyperlink r:id="rId28">
-        <w:r>
-          <w:rPr>
-            <w:lang w:val="ru_RU" w:bidi="ru_RU"/>
-          </w:rPr>
-          <w:rPr>
-            <w:color w:val="0000EE"/>
-            <w:u w:val="single"/>
-          </w:rPr>
-          <w:t>Мк. 8:34–35</w:t>
-        </w:r>
-      </w:hyperlink>
+      <w:r>
+        <w:rPr>
+          <w:lang w:val="ru_RU" w:bidi="ru_RU"/>
+        </w:rPr>
+        <w:t>Мк. 8:34–35</w:t>
+      </w:r>
       <w:r>
         <w:rPr>
           <w:lang w:val="ru_RU" w:bidi="ru_RU"/>
         </w:rPr>
         <w:t xml:space="preserve">; </w:t>
       </w:r>
-      <w:hyperlink r:id="rId29">
-        <w:r>
-          <w:rPr>
-            <w:lang w:val="ru_RU" w:bidi="ru_RU"/>
-          </w:rPr>
-          <w:rPr>
-            <w:color w:val="0000EE"/>
-            <w:u w:val="single"/>
-          </w:rPr>
-          <w:t>Ин.15:18–25</w:t>
-        </w:r>
-      </w:hyperlink>
+      <w:r>
+        <w:rPr>
+          <w:lang w:val="ru_RU" w:bidi="ru_RU"/>
+        </w:rPr>
+        <w:t>Ин.15:18–25</w:t>
+      </w:r>
       <w:r>
         <w:rPr>
           <w:lang w:val="ru_RU" w:bidi="ru_RU"/>
@@ -763,54 +655,36 @@
         </w:rPr>
         <w:t>Распятие Иисуса сочетало в себе римские и еврейские элементы казни. Хотя авторы Евангелий подчеркивали вину евреев, исходя из полемических целей, они всё же провели очень чёткую черту между вождями народа и простыми людьми. Потому что именно предводители еврейского народа были инициаторами ареста Иисуса (</w:t>
       </w:r>
-      <w:hyperlink r:id="rId30">
-        <w:r>
-          <w:rPr>
-            <w:lang w:val="ru_RU" w:bidi="ru_RU"/>
-          </w:rPr>
-          <w:rPr>
-            <w:color w:val="0000EE"/>
-            <w:u w:val="single"/>
-          </w:rPr>
-          <w:t>Мк. 14:43</w:t>
-        </w:r>
-      </w:hyperlink>
+      <w:r>
+        <w:rPr>
+          <w:lang w:val="ru_RU" w:bidi="ru_RU"/>
+        </w:rPr>
+        <w:t>Мк. 14:43</w:t>
+      </w:r>
       <w:r>
         <w:rPr>
           <w:lang w:val="ru_RU" w:bidi="ru_RU"/>
         </w:rPr>
         <w:t xml:space="preserve">) и суда над Ним в синедрионе (ст. </w:t>
       </w:r>
-      <w:hyperlink r:id="rId31">
-        <w:r>
-          <w:rPr>
-            <w:lang w:val="ru_RU" w:bidi="ru_RU"/>
-          </w:rPr>
-          <w:rPr>
-            <w:color w:val="0000EE"/>
-            <w:u w:val="single"/>
-          </w:rPr>
-          <w:t>53–64</w:t>
-        </w:r>
-      </w:hyperlink>
+      <w:r>
+        <w:rPr>
+          <w:lang w:val="ru_RU" w:bidi="ru_RU"/>
+        </w:rPr>
+        <w:t>53–64</w:t>
+      </w:r>
       <w:r>
         <w:rPr>
           <w:lang w:val="ru_RU" w:bidi="ru_RU"/>
         </w:rPr>
         <w:t>). Пилат поначалу колебался, но в конце концов уступил толпе, «умыв руки», то есть сняв с себя вину (</w:t>
       </w:r>
-      <w:hyperlink r:id="rId32">
-        <w:r>
-          <w:rPr>
-            <w:lang w:val="ru_RU" w:bidi="ru_RU"/>
-          </w:rPr>
-          <w:rPr>
-            <w:color w:val="0000EE"/>
-            <w:u w:val="single"/>
-          </w:rPr>
-          <w:t>Мф. 27:24</w:t>
-        </w:r>
-      </w:hyperlink>
+      <w:r>
+        <w:rPr>
+          <w:lang w:val="ru_RU" w:bidi="ru_RU"/>
+        </w:rPr>
+        <w:t>Мф. 27:24</w:t>
+      </w:r>
       <w:r>
         <w:rPr>
           <w:lang w:val="ru_RU" w:bidi="ru_RU"/>
@@ -831,54 +705,36 @@
         </w:rPr>
         <w:t>При распятии Иисуса соблюдались римские обычаи: Его бичевали, разыграли сцену с Его коронацией, раздели, заставили нести перекладину, пригвоздили к кресту и переломали ноги двум ворам. Часто использовалось возвышенное место, чтобы публично опозорить преступника. Считается, что для Иисуса использовали достаточно высокий крест (два или два с половиной метра в высоту), чтобы также выставить Его на всеобщее обозрение. Табличка на кресте с надписью «Царь Иудейский» была прибита ниже верхушки столба. Еврейские элементы прослеживаются в следующих моментах казни: вино, смешанное со смирной (</w:t>
       </w:r>
-      <w:hyperlink r:id="rId33">
-        <w:r>
-          <w:rPr>
-            <w:lang w:val="ru_RU" w:bidi="ru_RU"/>
-          </w:rPr>
-          <w:rPr>
-            <w:color w:val="0000EE"/>
-            <w:u w:val="single"/>
-          </w:rPr>
-          <w:t>Мк. 15:23</w:t>
-        </w:r>
-      </w:hyperlink>
+      <w:r>
+        <w:rPr>
+          <w:lang w:val="ru_RU" w:bidi="ru_RU"/>
+        </w:rPr>
+        <w:t>Мк. 15:23</w:t>
+      </w:r>
       <w:r>
         <w:rPr>
           <w:lang w:val="ru_RU" w:bidi="ru_RU"/>
         </w:rPr>
         <w:t xml:space="preserve">), уксус на трости иссопа (ст. </w:t>
       </w:r>
-      <w:hyperlink r:id="rId34">
-        <w:r>
-          <w:rPr>
-            <w:lang w:val="ru_RU" w:bidi="ru_RU"/>
-          </w:rPr>
-          <w:rPr>
-            <w:color w:val="0000EE"/>
-            <w:u w:val="single"/>
-          </w:rPr>
-          <w:t>36</w:t>
-        </w:r>
-      </w:hyperlink>
+      <w:r>
+        <w:rPr>
+          <w:lang w:val="ru_RU" w:bidi="ru_RU"/>
+        </w:rPr>
+        <w:t>36</w:t>
+      </w:r>
       <w:r>
         <w:rPr>
           <w:lang w:val="ru_RU" w:bidi="ru_RU"/>
         </w:rPr>
         <w:t>) и снятие с креста Тела Иисуса перед заходом солнца и наступлением субботы (</w:t>
       </w:r>
-      <w:hyperlink r:id="rId35">
-        <w:r>
-          <w:rPr>
-            <w:lang w:val="ru_RU" w:bidi="ru_RU"/>
-          </w:rPr>
-          <w:rPr>
-            <w:color w:val="0000EE"/>
-            <w:u w:val="single"/>
-          </w:rPr>
-          <w:t>Ин. 19:3</w:t>
-        </w:r>
-      </w:hyperlink>
+      <w:r>
+        <w:rPr>
+          <w:lang w:val="ru_RU" w:bidi="ru_RU"/>
+        </w:rPr>
+        <w:t>Ин. 19:3</w:t>
+      </w:r>
       <w:r>
         <w:rPr>
           <w:lang w:val="ru_RU" w:bidi="ru_RU"/>
@@ -938,36 +794,24 @@
         </w:rPr>
         <w:t>Марк и Матфей показывают весь ужас того, что Мессия был распят людьми. В первой половине описания, предоставленного Марком, насмешки толпы противопоставляются истинному смыслу смерти Иисуса. Дважды прозвучавшие слова «спаси Себя Самого» (</w:t>
       </w:r>
-      <w:hyperlink r:id="rId36">
-        <w:r>
-          <w:rPr>
-            <w:lang w:val="ru_RU" w:bidi="ru_RU"/>
-          </w:rPr>
-          <w:rPr>
-            <w:color w:val="0000EE"/>
-            <w:u w:val="single"/>
-          </w:rPr>
-          <w:t>Мк. 15:29–31</w:t>
-        </w:r>
-      </w:hyperlink>
+      <w:r>
+        <w:rPr>
+          <w:lang w:val="ru_RU" w:bidi="ru_RU"/>
+        </w:rPr>
+        <w:t>Мк. 15:29–31</w:t>
+      </w:r>
       <w:r>
         <w:rPr>
           <w:lang w:val="ru_RU" w:bidi="ru_RU"/>
         </w:rPr>
         <w:t xml:space="preserve">) повторяют слова Иисуса о восстановлении храма через три дня и пророчески указывают на Его воскресение. Вторая половина описания Марка раскрывает ужас распятия: автор говорит о наступившей посреди дня тьме, о крике покинутого Божьего Сына и о продолжающихся насмешках толпы (ст. </w:t>
       </w:r>
-      <w:hyperlink r:id="rId37">
-        <w:r>
-          <w:rPr>
-            <w:lang w:val="ru_RU" w:bidi="ru_RU"/>
-          </w:rPr>
-          <w:rPr>
-            <w:color w:val="0000EE"/>
-            <w:u w:val="single"/>
-          </w:rPr>
-          <w:t>33–36</w:t>
-        </w:r>
-      </w:hyperlink>
+      <w:r>
+        <w:rPr>
+          <w:lang w:val="ru_RU" w:bidi="ru_RU"/>
+        </w:rPr>
+        <w:t>33–36</w:t>
+      </w:r>
       <w:r>
         <w:rPr>
           <w:lang w:val="ru_RU" w:bidi="ru_RU"/>
@@ -988,90 +832,60 @@
         </w:rPr>
         <w:t>Матфей в своём Евангелии уточняет некоторые детали, которые приводил Марк. Он говорит, что Иисус отказался от вина, смешанного с лекарством (предназначенным для облегчения боли): «и, отведав, не хотел пить» (</w:t>
       </w:r>
-      <w:hyperlink r:id="rId38">
-        <w:r>
-          <w:rPr>
-            <w:lang w:val="ru_RU" w:bidi="ru_RU"/>
-          </w:rPr>
-          <w:rPr>
-            <w:color w:val="0000EE"/>
-            <w:u w:val="single"/>
-          </w:rPr>
-          <w:t>Мф. 27:34</w:t>
-        </w:r>
-      </w:hyperlink>
+      <w:r>
+        <w:rPr>
+          <w:lang w:val="ru_RU" w:bidi="ru_RU"/>
+        </w:rPr>
+        <w:t>Мф. 27:34</w:t>
+      </w:r>
       <w:r>
         <w:rPr>
           <w:lang w:val="ru_RU" w:bidi="ru_RU"/>
         </w:rPr>
         <w:t xml:space="preserve">); автор также добавляет слова «испустил дух», прозвучавшие в момент смерти Иисуса (ст. </w:t>
       </w:r>
-      <w:hyperlink r:id="rId39">
-        <w:r>
-          <w:rPr>
-            <w:lang w:val="ru_RU" w:bidi="ru_RU"/>
-          </w:rPr>
-          <w:rPr>
-            <w:color w:val="0000EE"/>
-            <w:u w:val="single"/>
-          </w:rPr>
-          <w:t>50</w:t>
-        </w:r>
-      </w:hyperlink>
+      <w:r>
+        <w:rPr>
+          <w:lang w:val="ru_RU" w:bidi="ru_RU"/>
+        </w:rPr>
+        <w:t>50</w:t>
+      </w:r>
       <w:r>
         <w:rPr>
           <w:lang w:val="ru_RU" w:bidi="ru_RU"/>
         </w:rPr>
         <w:t xml:space="preserve">). Этим Матфей подчёркивает, что Иисус добровольно встретил смерть, находясь в полном сознании и полностью владея Собой. Ирония как литературный прием Матфея также усиливает различия между страданиями Иисуса и Его оправданием. Элементы оправдания Иисуса уже видны, когда завеса в храме разорвалась надвое (ст. </w:t>
       </w:r>
-      <w:hyperlink r:id="rId40">
-        <w:r>
-          <w:rPr>
-            <w:lang w:val="ru_RU" w:bidi="ru_RU"/>
-          </w:rPr>
-          <w:rPr>
-            <w:color w:val="0000EE"/>
-            <w:u w:val="single"/>
-          </w:rPr>
-          <w:t>51</w:t>
-        </w:r>
-      </w:hyperlink>
+      <w:r>
+        <w:rPr>
+          <w:lang w:val="ru_RU" w:bidi="ru_RU"/>
+        </w:rPr>
+        <w:t>51</w:t>
+      </w:r>
       <w:r>
         <w:rPr>
           <w:lang w:val="ru_RU" w:bidi="ru_RU"/>
         </w:rPr>
         <w:t xml:space="preserve">), а также в свидетельстве сотника (ст. </w:t>
       </w:r>
-      <w:hyperlink r:id="rId41">
-        <w:r>
-          <w:rPr>
-            <w:lang w:val="ru_RU" w:bidi="ru_RU"/>
-          </w:rPr>
-          <w:rPr>
-            <w:color w:val="0000EE"/>
-            <w:u w:val="single"/>
-          </w:rPr>
-          <w:t>54</w:t>
-        </w:r>
-      </w:hyperlink>
+      <w:r>
+        <w:rPr>
+          <w:lang w:val="ru_RU" w:bidi="ru_RU"/>
+        </w:rPr>
+        <w:t>54</w:t>
+      </w:r>
       <w:r>
         <w:rPr>
           <w:lang w:val="ru_RU" w:bidi="ru_RU"/>
         </w:rPr>
         <w:t xml:space="preserve">). В </w:t>
       </w:r>
-      <w:hyperlink r:id="rId42">
-        <w:r>
-          <w:rPr>
-            <w:lang w:val="ru_RU" w:bidi="ru_RU"/>
-          </w:rPr>
-          <w:rPr>
-            <w:color w:val="0000EE"/>
-            <w:u w:val="single"/>
-          </w:rPr>
-          <w:t>Евангелии от Матфея 27:52–53</w:t>
-        </w:r>
-      </w:hyperlink>
+      <w:r>
+        <w:rPr>
+          <w:lang w:val="ru_RU" w:bidi="ru_RU"/>
+        </w:rPr>
+        <w:t>Евангелии от Матфея 27:52–53</w:t>
+      </w:r>
       <w:r>
         <w:rPr>
           <w:lang w:val="ru_RU" w:bidi="ru_RU"/>
@@ -1092,36 +906,24 @@
         </w:rPr>
         <w:t>События, изложенные в Евангелии от Луки, также очень удивительны. В этом Евангелии показываются два основных момента. Первый, Иисус показан как совершенный и праведный Мученик, Который простил врагов и Своим отношением обратил к вере некоторых из Его противников. Насмешки правителей и воинов смолкли, когда толпа пошла домой, «бия себя в грудь» (</w:t>
       </w:r>
-      <w:hyperlink r:id="rId43">
-        <w:r>
-          <w:rPr>
-            <w:lang w:val="ru_RU" w:bidi="ru_RU"/>
-          </w:rPr>
-          <w:rPr>
-            <w:color w:val="0000EE"/>
-            <w:u w:val="single"/>
-          </w:rPr>
-          <w:t>Лк. 23:48</w:t>
-        </w:r>
-      </w:hyperlink>
+      <w:r>
+        <w:rPr>
+          <w:lang w:val="ru_RU" w:bidi="ru_RU"/>
+        </w:rPr>
+        <w:t>Лк. 23:48</w:t>
+      </w:r>
       <w:r>
         <w:rPr>
           <w:lang w:val="ru_RU" w:bidi="ru_RU"/>
         </w:rPr>
         <w:t xml:space="preserve">), и когда воскликнул сотник: «Истинно Человек Этот был праведник!» (ст. </w:t>
       </w:r>
-      <w:hyperlink r:id="rId44">
-        <w:r>
-          <w:rPr>
-            <w:lang w:val="ru_RU" w:bidi="ru_RU"/>
-          </w:rPr>
-          <w:rPr>
-            <w:color w:val="0000EE"/>
-            <w:u w:val="single"/>
-          </w:rPr>
-          <w:t>47</w:t>
-        </w:r>
-      </w:hyperlink>
+      <w:r>
+        <w:rPr>
+          <w:lang w:val="ru_RU" w:bidi="ru_RU"/>
+        </w:rPr>
+        <w:t>47</w:t>
+      </w:r>
       <w:r>
         <w:rPr>
           <w:lang w:val="ru_RU" w:bidi="ru_RU"/>
@@ -1142,72 +944,48 @@
         </w:rPr>
         <w:t xml:space="preserve">В Евангелии от Иоанна смещается богословский фокус. Иоанн убирает из своего рассказа шокирующие подробности о наступившей тьме и издевательствах толпы. Всё повествование наполнено спокойствием. Подчёркивается мысль, что Иисус полностью контролирует всю ситуацию, в которой Его распятие стало кульминационным моментом. Только у Иоанна говорится, что надпись на табличке была сделана на иврите, латыни и греческом языке. Таким образом крест стал всемирным провозглашением восшествия Христа на трон. Надпись «Иисус Назорей, Царь Иудейский» является как бы продолжением беседы о царстве, которая ранее произошла между Христом и Пилатом; однако теперь эта беседа продолжается после казни Иисуса. Таким способом Иоанн подчёркивает то, что уже сказал Матфей: Иисус не стал полновластным Царём, Он был им всегда. Царь показан как Священник, Который Сам становится жертвой. Иоанн единственный упоминает об иссопе (который использовали на Пасху, когда мазали косяки дверей кровью ягнёнка </w:t>
       </w:r>
-      <w:hyperlink r:id="rId45">
-        <w:r>
-          <w:rPr>
-            <w:lang w:val="ru_RU" w:bidi="ru_RU"/>
-          </w:rPr>
-          <w:rPr>
-            <w:color w:val="0000EE"/>
-            <w:u w:val="single"/>
-          </w:rPr>
-          <w:t>Исх. 12:22</w:t>
-        </w:r>
-      </w:hyperlink>
+      <w:r>
+        <w:rPr>
+          <w:lang w:val="ru_RU" w:bidi="ru_RU"/>
+        </w:rPr>
+        <w:t>Исх. 12:22</w:t>
+      </w:r>
       <w:r>
         <w:rPr>
           <w:lang w:val="ru_RU" w:bidi="ru_RU"/>
         </w:rPr>
         <w:t>) и о возгласе Иисуса: «Свершилось» (</w:t>
       </w:r>
-      <w:hyperlink r:id="rId46">
-        <w:r>
-          <w:rPr>
-            <w:lang w:val="ru_RU" w:bidi="ru_RU"/>
-          </w:rPr>
-          <w:rPr>
-            <w:color w:val="0000EE"/>
-            <w:u w:val="single"/>
-          </w:rPr>
-          <w:t>Ин. 19:29–30</w:t>
-        </w:r>
-      </w:hyperlink>
+      <w:r>
+        <w:rPr>
+          <w:lang w:val="ru_RU" w:bidi="ru_RU"/>
+        </w:rPr>
+        <w:t>Ин. 19:29–30</w:t>
+      </w:r>
       <w:r>
         <w:rPr>
           <w:lang w:val="ru_RU" w:bidi="ru_RU"/>
         </w:rPr>
         <w:t xml:space="preserve">). Пронзённый бок Иисуса (ст. </w:t>
       </w:r>
-      <w:hyperlink r:id="rId47">
-        <w:r>
-          <w:rPr>
-            <w:lang w:val="ru_RU" w:bidi="ru_RU"/>
-          </w:rPr>
-          <w:rPr>
-            <w:color w:val="0000EE"/>
-            <w:u w:val="single"/>
-          </w:rPr>
-          <w:t>31–37</w:t>
-        </w:r>
-      </w:hyperlink>
+      <w:r>
+        <w:rPr>
+          <w:lang w:val="ru_RU" w:bidi="ru_RU"/>
+        </w:rPr>
+        <w:t>31–37</w:t>
+      </w:r>
       <w:r>
         <w:rPr>
           <w:lang w:val="ru_RU" w:bidi="ru_RU"/>
         </w:rPr>
         <w:t>), который служит доказательством того, что Иисус действительно умер, символически истолковывается наряду с «реками живой воды» (</w:t>
       </w:r>
-      <w:hyperlink r:id="rId48">
-        <w:r>
-          <w:rPr>
-            <w:lang w:val="ru_RU" w:bidi="ru_RU"/>
-          </w:rPr>
-          <w:rPr>
-            <w:color w:val="0000EE"/>
-            <w:u w:val="single"/>
-          </w:rPr>
-          <w:t>7:37–38</w:t>
-        </w:r>
-      </w:hyperlink>
+      <w:r>
+        <w:rPr>
+          <w:lang w:val="ru_RU" w:bidi="ru_RU"/>
+        </w:rPr>
+        <w:t>7:37–38</w:t>
+      </w:r>
       <w:r>
         <w:rPr>
           <w:lang w:val="ru_RU" w:bidi="ru_RU"/>
@@ -1267,18 +1045,12 @@
         </w:rPr>
         <w:t>Смерть и воскресение Иисуса из Назарета являются центральными событиями в христианском богословии. Крест важен из-за того, Кто был на нём распят, и из-за того, что дала миру эта смерть. «Слово о кресте» занимало основное место в проповеди ранней церкви о спасении. Кроме того, крест является главным спасительным действием Бога в истории; поэтому хотя распятие и было событием прошлого, оно также имеет значение в настоящем. Христос, распятый и воскресший, является центром всей проповеди церкви (</w:t>
       </w:r>
-      <w:hyperlink r:id="rId49">
-        <w:r>
-          <w:rPr>
-            <w:lang w:val="ru_RU" w:bidi="ru_RU"/>
-          </w:rPr>
-          <w:rPr>
-            <w:color w:val="0000EE"/>
-            <w:u w:val="single"/>
-          </w:rPr>
-          <w:t>Гал. 3:1</w:t>
-        </w:r>
-      </w:hyperlink>
+      <w:r>
+        <w:rPr>
+          <w:lang w:val="ru_RU" w:bidi="ru_RU"/>
+        </w:rPr>
+        <w:t>Гал. 3:1</w:t>
+      </w:r>
       <w:r>
         <w:rPr>
           <w:lang w:val="ru_RU" w:bidi="ru_RU"/>
@@ -1299,126 +1071,84 @@
         </w:rPr>
         <w:t xml:space="preserve">Самый важный отрывок содержится </w:t>
       </w:r>
-      <w:hyperlink r:id="rId50">
-        <w:r>
-          <w:rPr>
-            <w:lang w:val="ru_RU" w:bidi="ru_RU"/>
-          </w:rPr>
-          <w:rPr>
-            <w:color w:val="0000EE"/>
-            <w:u w:val="single"/>
-          </w:rPr>
-          <w:t>в Первом послании к Коринфянам 1:17–2:5</w:t>
-        </w:r>
-      </w:hyperlink>
+      <w:r>
+        <w:rPr>
+          <w:lang w:val="ru_RU" w:bidi="ru_RU"/>
+        </w:rPr>
+        <w:t>в Первом послании к Коринфянам 1:17–2:5</w:t>
+      </w:r>
       <w:r>
         <w:rPr>
           <w:lang w:val="ru_RU" w:bidi="ru_RU"/>
         </w:rPr>
         <w:t>. Здесь «слово о кресте» (</w:t>
       </w:r>
-      <w:hyperlink r:id="rId51">
-        <w:r>
-          <w:rPr>
-            <w:lang w:val="ru_RU" w:bidi="ru_RU"/>
-          </w:rPr>
-          <w:rPr>
-            <w:color w:val="0000EE"/>
-            <w:u w:val="single"/>
-          </w:rPr>
-          <w:t>1:18</w:t>
-        </w:r>
-      </w:hyperlink>
+      <w:r>
+        <w:rPr>
+          <w:lang w:val="ru_RU" w:bidi="ru_RU"/>
+        </w:rPr>
+        <w:t>1:18</w:t>
+      </w:r>
       <w:r>
         <w:rPr>
           <w:lang w:val="ru_RU" w:bidi="ru_RU"/>
         </w:rPr>
         <w:t xml:space="preserve">) противопоставляется «премудрости» (или красноречию - прим. пер.) (ст. </w:t>
       </w:r>
-      <w:hyperlink r:id="rId52">
-        <w:r>
-          <w:rPr>
-            <w:lang w:val="ru_RU" w:bidi="ru_RU"/>
-          </w:rPr>
-          <w:rPr>
-            <w:color w:val="0000EE"/>
-            <w:u w:val="single"/>
-          </w:rPr>
-          <w:t>17</w:t>
-        </w:r>
-      </w:hyperlink>
+      <w:r>
+        <w:rPr>
+          <w:lang w:val="ru_RU" w:bidi="ru_RU"/>
+        </w:rPr>
+        <w:t>17</w:t>
+      </w:r>
       <w:r>
         <w:rPr>
           <w:lang w:val="ru_RU" w:bidi="ru_RU"/>
         </w:rPr>
         <w:t xml:space="preserve">). Оно кажется глупостью и оскорблением для греческой философии и для еврейского законничества (ср. </w:t>
       </w:r>
-      <w:hyperlink r:id="rId53">
-        <w:r>
-          <w:rPr>
-            <w:lang w:val="ru_RU" w:bidi="ru_RU"/>
-          </w:rPr>
-          <w:rPr>
-            <w:color w:val="0000EE"/>
-            <w:u w:val="single"/>
-          </w:rPr>
-          <w:t>Гал. 6:12–15</w:t>
-        </w:r>
-      </w:hyperlink>
+      <w:r>
+        <w:rPr>
+          <w:lang w:val="ru_RU" w:bidi="ru_RU"/>
+        </w:rPr>
+        <w:t>Гал. 6:12–15</w:t>
+      </w:r>
       <w:r>
         <w:rPr>
           <w:lang w:val="ru_RU" w:bidi="ru_RU"/>
         </w:rPr>
         <w:t>), но это кажущееся «юродство» открывает дверь для «Божьей силы» (</w:t>
       </w:r>
-      <w:hyperlink r:id="rId51">
-        <w:r>
-          <w:rPr>
-            <w:lang w:val="ru_RU" w:bidi="ru_RU"/>
-          </w:rPr>
-          <w:rPr>
-            <w:color w:val="0000EE"/>
-            <w:u w:val="single"/>
-          </w:rPr>
-          <w:t>1Кор. 1:18</w:t>
-        </w:r>
-      </w:hyperlink>
+      <w:r>
+        <w:rPr>
+          <w:lang w:val="ru_RU" w:bidi="ru_RU"/>
+        </w:rPr>
+        <w:t>1Кор. 1:18</w:t>
+      </w:r>
       <w:r>
         <w:rPr>
           <w:lang w:val="ru_RU" w:bidi="ru_RU"/>
         </w:rPr>
         <w:t xml:space="preserve">). Крест в проповеди церкви показывает Божий план и Его характерные действия — Бог творит из слабого и немощного сильное и мудрое (ст. </w:t>
       </w:r>
-      <w:hyperlink r:id="rId54">
-        <w:r>
-          <w:rPr>
-            <w:lang w:val="ru_RU" w:bidi="ru_RU"/>
-          </w:rPr>
-          <w:rPr>
-            <w:color w:val="0000EE"/>
-            <w:u w:val="single"/>
-          </w:rPr>
-          <w:t>26–30</w:t>
-        </w:r>
-      </w:hyperlink>
+      <w:r>
+        <w:rPr>
+          <w:lang w:val="ru_RU" w:bidi="ru_RU"/>
+        </w:rPr>
+        <w:t>26–30</w:t>
+      </w:r>
       <w:r>
         <w:rPr>
           <w:lang w:val="ru_RU" w:bidi="ru_RU"/>
         </w:rPr>
         <w:t>). Когда философские рассуждения заменяют мудрость Божью человеческим красноречием, они лишают проповедь о распятии её силы, поэтому Павел отвергает «убедительные слова» и проповедует только «распятого Христа». «Сила Святого Духа», тем самым, проявилась через «немощь» Павла (</w:t>
       </w:r>
-      <w:hyperlink r:id="rId55">
-        <w:r>
-          <w:rPr>
-            <w:lang w:val="ru_RU" w:bidi="ru_RU"/>
-          </w:rPr>
-          <w:rPr>
-            <w:color w:val="0000EE"/>
-            <w:u w:val="single"/>
-          </w:rPr>
-          <w:t>2:1–5</w:t>
-        </w:r>
-      </w:hyperlink>
+      <w:r>
+        <w:rPr>
+          <w:lang w:val="ru_RU" w:bidi="ru_RU"/>
+        </w:rPr>
+        <w:t>2:1–5</w:t>
+      </w:r>
       <w:r>
         <w:rPr>
           <w:lang w:val="ru_RU" w:bidi="ru_RU"/>
@@ -1439,126 +1169,84 @@
         </w:rPr>
         <w:t xml:space="preserve">Распятие Иисуса как основа искупления находится в центре внимания в Посланиях Павла (см. </w:t>
       </w:r>
-      <w:hyperlink r:id="rId56">
-        <w:r>
-          <w:rPr>
-            <w:lang w:val="ru_RU" w:bidi="ru_RU"/>
-          </w:rPr>
-          <w:rPr>
-            <w:color w:val="0000EE"/>
-            <w:u w:val="single"/>
-          </w:rPr>
-          <w:t>Еф. 2:16</w:t>
-        </w:r>
-      </w:hyperlink>
+      <w:r>
+        <w:rPr>
+          <w:lang w:val="ru_RU" w:bidi="ru_RU"/>
+        </w:rPr>
+        <w:t>Еф. 2:16</w:t>
+      </w:r>
       <w:r>
         <w:rPr>
           <w:lang w:val="ru_RU" w:bidi="ru_RU"/>
         </w:rPr>
         <w:t xml:space="preserve">; </w:t>
       </w:r>
-      <w:hyperlink r:id="rId57">
-        <w:r>
-          <w:rPr>
-            <w:lang w:val="ru_RU" w:bidi="ru_RU"/>
-          </w:rPr>
-          <w:rPr>
-            <w:color w:val="0000EE"/>
-            <w:u w:val="single"/>
-          </w:rPr>
-          <w:t>Кол. 1:20</w:t>
-        </w:r>
-      </w:hyperlink>
+      <w:r>
+        <w:rPr>
+          <w:lang w:val="ru_RU" w:bidi="ru_RU"/>
+        </w:rPr>
+        <w:t>Кол. 1:20</w:t>
+      </w:r>
       <w:r>
         <w:rPr>
           <w:lang w:val="ru_RU" w:bidi="ru_RU"/>
         </w:rPr>
         <w:t xml:space="preserve">; </w:t>
       </w:r>
-      <w:hyperlink r:id="rId58">
-        <w:r>
-          <w:rPr>
-            <w:lang w:val="ru_RU" w:bidi="ru_RU"/>
-          </w:rPr>
-          <w:rPr>
-            <w:color w:val="0000EE"/>
-            <w:u w:val="single"/>
-          </w:rPr>
-          <w:t>2:14</w:t>
-        </w:r>
-      </w:hyperlink>
+      <w:r>
+        <w:rPr>
+          <w:lang w:val="ru_RU" w:bidi="ru_RU"/>
+        </w:rPr>
+        <w:t>2:14</w:t>
+      </w:r>
       <w:r>
         <w:rPr>
           <w:lang w:val="ru_RU" w:bidi="ru_RU"/>
         </w:rPr>
         <w:t xml:space="preserve">), тогда как в книге Деяний в центре находится воскресение Христа (см. </w:t>
       </w:r>
-      <w:hyperlink r:id="rId59">
-        <w:r>
-          <w:rPr>
-            <w:lang w:val="ru_RU" w:bidi="ru_RU"/>
-          </w:rPr>
-          <w:rPr>
-            <w:color w:val="0000EE"/>
-            <w:u w:val="single"/>
-          </w:rPr>
-          <w:t>Деян. 2:33–36</w:t>
-        </w:r>
-      </w:hyperlink>
+      <w:r>
+        <w:rPr>
+          <w:lang w:val="ru_RU" w:bidi="ru_RU"/>
+        </w:rPr>
+        <w:t>Деян. 2:33–36</w:t>
+      </w:r>
       <w:r>
         <w:rPr>
           <w:lang w:val="ru_RU" w:bidi="ru_RU"/>
         </w:rPr>
         <w:t xml:space="preserve">; </w:t>
       </w:r>
-      <w:hyperlink r:id="rId60">
-        <w:r>
-          <w:rPr>
-            <w:lang w:val="ru_RU" w:bidi="ru_RU"/>
-          </w:rPr>
-          <w:rPr>
-            <w:color w:val="0000EE"/>
-            <w:u w:val="single"/>
-          </w:rPr>
-          <w:t>3:19–26</w:t>
-        </w:r>
-      </w:hyperlink>
+      <w:r>
+        <w:rPr>
+          <w:lang w:val="ru_RU" w:bidi="ru_RU"/>
+        </w:rPr>
+        <w:t>3:19–26</w:t>
+      </w:r>
       <w:r>
         <w:rPr>
           <w:lang w:val="ru_RU" w:bidi="ru_RU"/>
         </w:rPr>
         <w:t xml:space="preserve">; </w:t>
       </w:r>
-      <w:hyperlink r:id="rId61">
-        <w:r>
-          <w:rPr>
-            <w:lang w:val="ru_RU" w:bidi="ru_RU"/>
-          </w:rPr>
-          <w:rPr>
-            <w:color w:val="0000EE"/>
-            <w:u w:val="single"/>
-          </w:rPr>
-          <w:t>13:37–39</w:t>
-        </w:r>
-      </w:hyperlink>
+      <w:r>
+        <w:rPr>
+          <w:lang w:val="ru_RU" w:bidi="ru_RU"/>
+        </w:rPr>
+        <w:t>13:37–39</w:t>
+      </w:r>
       <w:r>
         <w:rPr>
           <w:lang w:val="ru_RU" w:bidi="ru_RU"/>
         </w:rPr>
         <w:t>). Это различие объясняется разными целями. О распятии обычно говорится в таких текстах и местах Библии, которые связаны учением, тогда как о воскресении говорится в текстах, предназначенных для утверждения и убеждения верующих (в апологетических разделах), когда представляют основы спасения . Фактически это было единственные событие в истории спасения. Иисус был «предан за грехи наши и воскрес для оправдания нашего» (</w:t>
       </w:r>
-      <w:hyperlink r:id="rId62">
-        <w:r>
-          <w:rPr>
-            <w:lang w:val="ru_RU" w:bidi="ru_RU"/>
-          </w:rPr>
-          <w:rPr>
-            <w:color w:val="0000EE"/>
-            <w:u w:val="single"/>
-          </w:rPr>
-          <w:t>Рим. 4:25</w:t>
-        </w:r>
-      </w:hyperlink>
+      <w:r>
+        <w:rPr>
+          <w:lang w:val="ru_RU" w:bidi="ru_RU"/>
+        </w:rPr>
+        <w:t>Рим. 4:25</w:t>
+      </w:r>
       <w:r>
         <w:rPr>
           <w:lang w:val="ru_RU" w:bidi="ru_RU"/>
@@ -1579,306 +1267,204 @@
         </w:rPr>
         <w:t>Павел выразил значение креста словами «искупил», «умилостивил», «оправдал». Эти слова относятся к тому, что Христос сделал «за нас», указывая на страдающего Раба (</w:t>
       </w:r>
-      <w:hyperlink r:id="rId63">
-        <w:r>
-          <w:rPr>
-            <w:lang w:val="ru_RU" w:bidi="ru_RU"/>
-          </w:rPr>
-          <w:rPr>
-            <w:color w:val="0000EE"/>
-            <w:u w:val="single"/>
-          </w:rPr>
-          <w:t>Ис. 53:10–12</w:t>
-        </w:r>
-      </w:hyperlink>
+      <w:r>
+        <w:rPr>
+          <w:lang w:val="ru_RU" w:bidi="ru_RU"/>
+        </w:rPr>
+        <w:t>Ис. 53:10–12</w:t>
+      </w:r>
       <w:r>
         <w:rPr>
           <w:lang w:val="ru_RU" w:bidi="ru_RU"/>
         </w:rPr>
         <w:t>), Чья смерть была «за грех многих». Под искуплением в обоих Заветах подразумевается плата за «выкуп» тех, кто находится в плену. Как объясняет Новый Завет, эта цена была уплачена на кресте, и человечество было освобождено от греха (</w:t>
       </w:r>
-      <w:hyperlink r:id="rId64">
-        <w:r>
-          <w:rPr>
-            <w:lang w:val="ru_RU" w:bidi="ru_RU"/>
-          </w:rPr>
-          <w:rPr>
-            <w:color w:val="0000EE"/>
-            <w:u w:val="single"/>
-          </w:rPr>
-          <w:t>Мк. 10:45</w:t>
-        </w:r>
-      </w:hyperlink>
+      <w:r>
+        <w:rPr>
+          <w:lang w:val="ru_RU" w:bidi="ru_RU"/>
+        </w:rPr>
+        <w:t>Мк. 10:45</w:t>
+      </w:r>
       <w:r>
         <w:rPr>
           <w:lang w:val="ru_RU" w:bidi="ru_RU"/>
         </w:rPr>
         <w:t xml:space="preserve">; </w:t>
       </w:r>
-      <w:hyperlink r:id="rId65">
-        <w:r>
-          <w:rPr>
-            <w:lang w:val="ru_RU" w:bidi="ru_RU"/>
-          </w:rPr>
-          <w:rPr>
-            <w:color w:val="0000EE"/>
-            <w:u w:val="single"/>
-          </w:rPr>
-          <w:t>Тит. 2:14</w:t>
-        </w:r>
-      </w:hyperlink>
+      <w:r>
+        <w:rPr>
+          <w:lang w:val="ru_RU" w:bidi="ru_RU"/>
+        </w:rPr>
+        <w:t>Тит. 2:14</w:t>
+      </w:r>
       <w:r>
         <w:rPr>
           <w:lang w:val="ru_RU" w:bidi="ru_RU"/>
         </w:rPr>
         <w:t xml:space="preserve">; </w:t>
       </w:r>
-      <w:hyperlink r:id="rId66">
-        <w:r>
-          <w:rPr>
-            <w:lang w:val="ru_RU" w:bidi="ru_RU"/>
-          </w:rPr>
-          <w:rPr>
-            <w:color w:val="0000EE"/>
-            <w:u w:val="single"/>
-          </w:rPr>
-          <w:t>1 Петр. 1:18</w:t>
-        </w:r>
-      </w:hyperlink>
+      <w:r>
+        <w:rPr>
+          <w:lang w:val="ru_RU" w:bidi="ru_RU"/>
+        </w:rPr>
+        <w:t>1 Петр. 1:18</w:t>
+      </w:r>
       <w:r>
         <w:rPr>
           <w:lang w:val="ru_RU" w:bidi="ru_RU"/>
         </w:rPr>
         <w:t xml:space="preserve">). Связь между смертью Иисуса и словом «вместо» нас также прослеживается в </w:t>
       </w:r>
-      <w:hyperlink r:id="rId16">
-        <w:r>
-          <w:rPr>
-            <w:lang w:val="ru_RU" w:bidi="ru_RU"/>
-          </w:rPr>
-          <w:rPr>
-            <w:color w:val="0000EE"/>
-            <w:u w:val="single"/>
-          </w:rPr>
-          <w:t>Гал. 3:13</w:t>
-        </w:r>
-      </w:hyperlink>
+      <w:r>
+        <w:rPr>
+          <w:lang w:val="ru_RU" w:bidi="ru_RU"/>
+        </w:rPr>
+        <w:t>Гал. 3:13</w:t>
+      </w:r>
       <w:r>
         <w:rPr>
           <w:lang w:val="ru_RU" w:bidi="ru_RU"/>
         </w:rPr>
         <w:t xml:space="preserve">, где поясняется, что Он стал проклятием </w:t>
       </w:r>
-      <w:hyperlink r:id="rId67">
-        <w:r>
-          <w:rPr>
-            <w:lang w:val="ru_RU" w:bidi="ru_RU"/>
-          </w:rPr>
-          <w:rPr>
-            <w:color w:val="0000EE"/>
-            <w:u w:val="single"/>
-          </w:rPr>
-          <w:t>Втор. 21:23</w:t>
-        </w:r>
-      </w:hyperlink>
+      <w:r>
+        <w:rPr>
+          <w:lang w:val="ru_RU" w:bidi="ru_RU"/>
+        </w:rPr>
+        <w:t>Втор. 21:23</w:t>
+      </w:r>
       <w:r>
         <w:rPr>
           <w:lang w:val="ru_RU" w:bidi="ru_RU"/>
         </w:rPr>
         <w:t xml:space="preserve"> «вместо нас» (ср. </w:t>
       </w:r>
-      <w:hyperlink r:id="rId68">
-        <w:r>
-          <w:rPr>
-            <w:lang w:val="ru_RU" w:bidi="ru_RU"/>
-          </w:rPr>
-          <w:rPr>
-            <w:color w:val="0000EE"/>
-            <w:u w:val="single"/>
-          </w:rPr>
-          <w:t>Рим. 5:10–11, 18</w:t>
-        </w:r>
-      </w:hyperlink>
+      <w:r>
+        <w:rPr>
+          <w:lang w:val="ru_RU" w:bidi="ru_RU"/>
+        </w:rPr>
+        <w:t>Рим. 5:10–11, 18</w:t>
+      </w:r>
       <w:r>
         <w:rPr>
           <w:lang w:val="ru_RU" w:bidi="ru_RU"/>
         </w:rPr>
         <w:t xml:space="preserve">; </w:t>
       </w:r>
-      <w:hyperlink r:id="rId69">
-        <w:r>
-          <w:rPr>
-            <w:lang w:val="ru_RU" w:bidi="ru_RU"/>
-          </w:rPr>
-          <w:rPr>
-            <w:color w:val="0000EE"/>
-            <w:u w:val="single"/>
-          </w:rPr>
-          <w:t>1Кор.11:24</w:t>
-        </w:r>
-      </w:hyperlink>
+      <w:r>
+        <w:rPr>
+          <w:lang w:val="ru_RU" w:bidi="ru_RU"/>
+        </w:rPr>
+        <w:t>1Кор.11:24</w:t>
+      </w:r>
       <w:r>
         <w:rPr>
           <w:lang w:val="ru_RU" w:bidi="ru_RU"/>
         </w:rPr>
         <w:t xml:space="preserve">; </w:t>
       </w:r>
-      <w:hyperlink r:id="rId70">
-        <w:r>
-          <w:rPr>
-            <w:lang w:val="ru_RU" w:bidi="ru_RU"/>
-          </w:rPr>
-          <w:rPr>
-            <w:color w:val="0000EE"/>
-            <w:u w:val="single"/>
-          </w:rPr>
-          <w:t>Еф. 1:7</w:t>
-        </w:r>
-      </w:hyperlink>
+      <w:r>
+        <w:rPr>
+          <w:lang w:val="ru_RU" w:bidi="ru_RU"/>
+        </w:rPr>
+        <w:t>Еф. 1:7</w:t>
+      </w:r>
       <w:r>
         <w:rPr>
           <w:lang w:val="ru_RU" w:bidi="ru_RU"/>
         </w:rPr>
         <w:t xml:space="preserve">; </w:t>
       </w:r>
-      <w:hyperlink r:id="rId71">
-        <w:r>
-          <w:rPr>
-            <w:lang w:val="ru_RU" w:bidi="ru_RU"/>
-          </w:rPr>
-          <w:rPr>
-            <w:color w:val="0000EE"/>
-            <w:u w:val="single"/>
-          </w:rPr>
-          <w:t>2:13</w:t>
-        </w:r>
-      </w:hyperlink>
+      <w:r>
+        <w:rPr>
+          <w:lang w:val="ru_RU" w:bidi="ru_RU"/>
+        </w:rPr>
+        <w:t>2:13</w:t>
+      </w:r>
       <w:r>
         <w:rPr>
           <w:lang w:val="ru_RU" w:bidi="ru_RU"/>
         </w:rPr>
         <w:t>). Аналогичным образом учение Павла об оправдании сосредоточено на кресте. Именно «распятый Христос» объявляет человечество праведным и делает возможным освобождение от греха (</w:t>
       </w:r>
-      <w:hyperlink r:id="rId72">
-        <w:r>
-          <w:rPr>
-            <w:lang w:val="ru_RU" w:bidi="ru_RU"/>
-          </w:rPr>
-          <w:rPr>
-            <w:color w:val="0000EE"/>
-            <w:u w:val="single"/>
-          </w:rPr>
-          <w:t>Рим. 6:6</w:t>
-        </w:r>
-      </w:hyperlink>
+      <w:r>
+        <w:rPr>
+          <w:lang w:val="ru_RU" w:bidi="ru_RU"/>
+        </w:rPr>
+        <w:t>Рим. 6:6</w:t>
+      </w:r>
       <w:r>
         <w:rPr>
           <w:lang w:val="ru_RU" w:bidi="ru_RU"/>
         </w:rPr>
         <w:t xml:space="preserve">; </w:t>
       </w:r>
-      <w:hyperlink r:id="rId73">
-        <w:r>
-          <w:rPr>
-            <w:lang w:val="ru_RU" w:bidi="ru_RU"/>
-          </w:rPr>
-          <w:rPr>
-            <w:color w:val="0000EE"/>
-            <w:u w:val="single"/>
-          </w:rPr>
-          <w:t>Гал. 2:19–21</w:t>
-        </w:r>
-      </w:hyperlink>
+      <w:r>
+        <w:rPr>
+          <w:lang w:val="ru_RU" w:bidi="ru_RU"/>
+        </w:rPr>
+        <w:t>Гал. 2:19–21</w:t>
+      </w:r>
       <w:r>
         <w:rPr>
           <w:lang w:val="ru_RU" w:bidi="ru_RU"/>
         </w:rPr>
         <w:t>). Человеческая вина была перенесена на крест и искуплена там, что принесло законное Божье прощение всем, кто прибег к силе креста (</w:t>
       </w:r>
-      <w:hyperlink r:id="rId74">
-        <w:r>
-          <w:rPr>
-            <w:lang w:val="ru_RU" w:bidi="ru_RU"/>
-          </w:rPr>
-          <w:rPr>
-            <w:color w:val="0000EE"/>
-            <w:u w:val="single"/>
-          </w:rPr>
-          <w:t>1 Петр. 1:18–21</w:t>
-        </w:r>
-      </w:hyperlink>
+      <w:r>
+        <w:rPr>
+          <w:lang w:val="ru_RU" w:bidi="ru_RU"/>
+        </w:rPr>
+        <w:t>1 Петр. 1:18–21</w:t>
+      </w:r>
       <w:r>
         <w:rPr>
           <w:lang w:val="ru_RU" w:bidi="ru_RU"/>
         </w:rPr>
         <w:t xml:space="preserve">; </w:t>
       </w:r>
-      <w:hyperlink r:id="rId75">
-        <w:r>
-          <w:rPr>
-            <w:lang w:val="ru_RU" w:bidi="ru_RU"/>
-          </w:rPr>
-          <w:rPr>
-            <w:color w:val="0000EE"/>
-            <w:u w:val="single"/>
-          </w:rPr>
-          <w:t>2:24</w:t>
-        </w:r>
-      </w:hyperlink>
+      <w:r>
+        <w:rPr>
+          <w:lang w:val="ru_RU" w:bidi="ru_RU"/>
+        </w:rPr>
+        <w:t>2:24</w:t>
+      </w:r>
       <w:r>
         <w:rPr>
           <w:lang w:val="ru_RU" w:bidi="ru_RU"/>
         </w:rPr>
         <w:t xml:space="preserve">; </w:t>
       </w:r>
-      <w:hyperlink r:id="rId76">
-        <w:r>
-          <w:rPr>
-            <w:lang w:val="ru_RU" w:bidi="ru_RU"/>
-          </w:rPr>
-          <w:rPr>
-            <w:color w:val="0000EE"/>
-            <w:u w:val="single"/>
-          </w:rPr>
-          <w:t>3:18</w:t>
-        </w:r>
-      </w:hyperlink>
+      <w:r>
+        <w:rPr>
+          <w:lang w:val="ru_RU" w:bidi="ru_RU"/>
+        </w:rPr>
+        <w:t>3:18</w:t>
+      </w:r>
       <w:r>
         <w:rPr>
           <w:lang w:val="ru_RU" w:bidi="ru_RU"/>
         </w:rPr>
         <w:t>). Итак, результатом распятия является «примирение» 1) вертикальное — между людьми и Богом (</w:t>
       </w:r>
-      <w:hyperlink r:id="rId57">
-        <w:r>
-          <w:rPr>
-            <w:lang w:val="ru_RU" w:bidi="ru_RU"/>
-          </w:rPr>
-          <w:rPr>
-            <w:color w:val="0000EE"/>
-            <w:u w:val="single"/>
-          </w:rPr>
-          <w:t>Кол. 1:20</w:t>
-        </w:r>
-      </w:hyperlink>
+      <w:r>
+        <w:rPr>
+          <w:lang w:val="ru_RU" w:bidi="ru_RU"/>
+        </w:rPr>
+        <w:t>Кол. 1:20</w:t>
+      </w:r>
       <w:r>
         <w:rPr>
           <w:lang w:val="ru_RU" w:bidi="ru_RU"/>
         </w:rPr>
         <w:t xml:space="preserve">); 2) горизонтальное — между ранее враждующими людьми ( </w:t>
       </w:r>
-      <w:hyperlink r:id="rId77">
-        <w:r>
-          <w:rPr>
-            <w:lang w:val="ru_RU" w:bidi="ru_RU"/>
-          </w:rPr>
-          <w:rPr>
-            <w:color w:val="0000EE"/>
-            <w:u w:val="single"/>
-          </w:rPr>
-          <w:t>Еф. 2:13–16</w:t>
-        </w:r>
-      </w:hyperlink>
+      <w:r>
+        <w:rPr>
+          <w:lang w:val="ru_RU" w:bidi="ru_RU"/>
+        </w:rPr>
+        <w:t>Еф. 2:13–16</w:t>
+      </w:r>
       <w:r>
         <w:rPr>
           <w:lang w:val="ru_RU" w:bidi="ru_RU"/>
@@ -1913,108 +1499,72 @@
         </w:rPr>
         <w:t>В пяти отрывках Писания Иисус говорил о необходимости «несения креста» как об одном из условий ученичества. Есть два основных варианта этой мысли: первый встречается у Матфея и Луки (</w:t>
       </w:r>
-      <w:hyperlink r:id="rId78">
-        <w:r>
-          <w:rPr>
-            <w:lang w:val="ru_RU" w:bidi="ru_RU"/>
-          </w:rPr>
-          <w:rPr>
-            <w:color w:val="0000EE"/>
-            <w:u w:val="single"/>
-          </w:rPr>
-          <w:t>Мф. 10:38</w:t>
-        </w:r>
-      </w:hyperlink>
+      <w:r>
+        <w:rPr>
+          <w:lang w:val="ru_RU" w:bidi="ru_RU"/>
+        </w:rPr>
+        <w:t>Мф. 10:38</w:t>
+      </w:r>
       <w:r>
         <w:rPr>
           <w:lang w:val="ru_RU" w:bidi="ru_RU"/>
         </w:rPr>
         <w:t xml:space="preserve">; </w:t>
       </w:r>
-      <w:hyperlink r:id="rId79">
-        <w:r>
-          <w:rPr>
-            <w:lang w:val="ru_RU" w:bidi="ru_RU"/>
-          </w:rPr>
-          <w:rPr>
-            <w:color w:val="0000EE"/>
-            <w:u w:val="single"/>
-          </w:rPr>
-          <w:t>Лк. 14:27</w:t>
-        </w:r>
-      </w:hyperlink>
+      <w:r>
+        <w:rPr>
+          <w:lang w:val="ru_RU" w:bidi="ru_RU"/>
+        </w:rPr>
+        <w:t>Лк. 14:27</w:t>
+      </w:r>
       <w:r>
         <w:rPr>
           <w:lang w:val="ru_RU" w:bidi="ru_RU"/>
         </w:rPr>
         <w:t>), где данная мысль сформулирована отрицательно («не может быть Моим учеником»); второй встречается во всех трёх синоптических Евангелиях (</w:t>
       </w:r>
-      <w:hyperlink r:id="rId80">
-        <w:r>
-          <w:rPr>
-            <w:lang w:val="ru_RU" w:bidi="ru_RU"/>
-          </w:rPr>
-          <w:rPr>
-            <w:color w:val="0000EE"/>
-            <w:u w:val="single"/>
-          </w:rPr>
-          <w:t>Мф. 16:24</w:t>
-        </w:r>
-      </w:hyperlink>
+      <w:r>
+        <w:rPr>
+          <w:lang w:val="ru_RU" w:bidi="ru_RU"/>
+        </w:rPr>
+        <w:t>Мф. 16:24</w:t>
+      </w:r>
       <w:r>
         <w:rPr>
           <w:lang w:val="ru_RU" w:bidi="ru_RU"/>
         </w:rPr>
         <w:t xml:space="preserve">; </w:t>
       </w:r>
-      <w:hyperlink r:id="rId81">
-        <w:r>
-          <w:rPr>
-            <w:lang w:val="ru_RU" w:bidi="ru_RU"/>
-          </w:rPr>
-          <w:rPr>
-            <w:color w:val="0000EE"/>
-            <w:u w:val="single"/>
-          </w:rPr>
-          <w:t>Мк. 8:34</w:t>
-        </w:r>
-      </w:hyperlink>
+      <w:r>
+        <w:rPr>
+          <w:lang w:val="ru_RU" w:bidi="ru_RU"/>
+        </w:rPr>
+        <w:t>Мк. 8:34</w:t>
+      </w:r>
       <w:r>
         <w:rPr>
           <w:lang w:val="ru_RU" w:bidi="ru_RU"/>
         </w:rPr>
         <w:t xml:space="preserve">; </w:t>
       </w:r>
-      <w:hyperlink r:id="rId82">
-        <w:r>
-          <w:rPr>
-            <w:lang w:val="ru_RU" w:bidi="ru_RU"/>
-          </w:rPr>
-          <w:rPr>
-            <w:color w:val="0000EE"/>
-            <w:u w:val="single"/>
-          </w:rPr>
-          <w:t>Лк. 9:23</w:t>
-        </w:r>
-      </w:hyperlink>
+      <w:r>
+        <w:rPr>
+          <w:lang w:val="ru_RU" w:bidi="ru_RU"/>
+        </w:rPr>
+        <w:t>Лк. 9:23</w:t>
+      </w:r>
       <w:r>
         <w:rPr>
           <w:lang w:val="ru_RU" w:bidi="ru_RU"/>
         </w:rPr>
         <w:t>), где данная мысль сформулирована положительно («кто хочет идти за Мной»). В словах Иисуса можно найти две основные иллюстрации. Одна иллюстрация исходит из образа осуждённого, несущего свой крест к месту казни; необходимой частью ученичества является ежедневная (</w:t>
       </w:r>
-      <w:hyperlink r:id="rId82">
-        <w:r>
-          <w:rPr>
-            <w:lang w:val="ru_RU" w:bidi="ru_RU"/>
-          </w:rPr>
-          <w:rPr>
-            <w:color w:val="0000EE"/>
-            <w:u w:val="single"/>
-          </w:rPr>
-          <w:t>Лк. 9:23</w:t>
-        </w:r>
-      </w:hyperlink>
+      <w:r>
+        <w:rPr>
+          <w:lang w:val="ru_RU" w:bidi="ru_RU"/>
+        </w:rPr>
+        <w:t>Лк. 9:23</w:t>
+      </w:r>
       <w:r>
         <w:rPr>
           <w:lang w:val="ru_RU" w:bidi="ru_RU"/>
@@ -2035,126 +1585,84 @@
         </w:rPr>
         <w:t xml:space="preserve">Вторая иллюстрация прослеживается у Павла. Павел расширяет учение Христа и говорит о смерти своего «я». Возможно, апостол позаимствовал эту мысль из учения ранней церкви, как это видно в </w:t>
       </w:r>
-      <w:hyperlink r:id="rId83">
-        <w:r>
-          <w:rPr>
-            <w:lang w:val="ru_RU" w:bidi="ru_RU"/>
-          </w:rPr>
-          <w:rPr>
-            <w:color w:val="0000EE"/>
-            <w:u w:val="single"/>
-          </w:rPr>
-          <w:t>Послании к Римлянам 6:1–8</w:t>
-        </w:r>
-      </w:hyperlink>
+      <w:r>
+        <w:rPr>
+          <w:lang w:val="ru_RU" w:bidi="ru_RU"/>
+        </w:rPr>
+        <w:t>Послании к Римлянам 6:1–8</w:t>
+      </w:r>
       <w:r>
         <w:rPr>
           <w:lang w:val="ru_RU" w:bidi="ru_RU"/>
         </w:rPr>
         <w:t>, где говорится об исповедании веры при крещении, где крещение определяется как «погребение с Ним». Павел поясняет отождествление верующего в смерти Христа следующим образом: «ветхий наш человек был распят с Ним, чтобы упразднено было тело греховное, дабы нам не быть уже рабами греху» (</w:t>
       </w:r>
-      <w:hyperlink r:id="rId72">
-        <w:r>
-          <w:rPr>
-            <w:lang w:val="ru_RU" w:bidi="ru_RU"/>
-          </w:rPr>
-          <w:rPr>
-            <w:color w:val="0000EE"/>
-            <w:u w:val="single"/>
-          </w:rPr>
-          <w:t>Рим. 6:6</w:t>
-        </w:r>
-      </w:hyperlink>
+      <w:r>
+        <w:rPr>
+          <w:lang w:val="ru_RU" w:bidi="ru_RU"/>
+        </w:rPr>
+        <w:t>Рим. 6:6</w:t>
+      </w:r>
       <w:r>
         <w:rPr>
           <w:lang w:val="ru_RU" w:bidi="ru_RU"/>
         </w:rPr>
         <w:t xml:space="preserve">). Как далее говорится во </w:t>
       </w:r>
-      <w:hyperlink r:id="rId84">
-        <w:r>
-          <w:rPr>
-            <w:lang w:val="ru_RU" w:bidi="ru_RU"/>
-          </w:rPr>
-          <w:rPr>
-            <w:color w:val="0000EE"/>
-            <w:u w:val="single"/>
-          </w:rPr>
-          <w:t>Втором послании к Коринфянам 5:14–17</w:t>
-        </w:r>
-      </w:hyperlink>
+      <w:r>
+        <w:rPr>
+          <w:lang w:val="ru_RU" w:bidi="ru_RU"/>
+        </w:rPr>
+        <w:t>Втором послании к Коринфянам 5:14–17</w:t>
+      </w:r>
       <w:r>
         <w:rPr>
           <w:lang w:val="ru_RU" w:bidi="ru_RU"/>
         </w:rPr>
         <w:t>, верующий участвует в смерти и воскресении Христа, так что прежняя жизнь прошла и наступила новая (</w:t>
       </w:r>
-      <w:hyperlink r:id="rId85">
-        <w:r>
-          <w:rPr>
-            <w:lang w:val="ru_RU" w:bidi="ru_RU"/>
-          </w:rPr>
-          <w:rPr>
-            <w:color w:val="0000EE"/>
-            <w:u w:val="single"/>
-          </w:rPr>
-          <w:t>5:17</w:t>
-        </w:r>
-      </w:hyperlink>
+      <w:r>
+        <w:rPr>
+          <w:lang w:val="ru_RU" w:bidi="ru_RU"/>
+        </w:rPr>
+        <w:t>5:17</w:t>
+      </w:r>
       <w:r>
         <w:rPr>
           <w:lang w:val="ru_RU" w:bidi="ru_RU"/>
         </w:rPr>
         <w:t>). Та же мысль содержится и в Послании к Галатам, где умирание своего «я» противопоставляется системе законов тех, кто считал, что христиане должны были придерживаться иудейских законов. Верующий «распят со Христом», в результате чего «уже не я живу» (</w:t>
       </w:r>
-      <w:hyperlink r:id="rId86">
-        <w:r>
-          <w:rPr>
-            <w:lang w:val="ru_RU" w:bidi="ru_RU"/>
-          </w:rPr>
-          <w:rPr>
-            <w:color w:val="0000EE"/>
-            <w:u w:val="single"/>
-          </w:rPr>
-          <w:t>Гал. 2:20</w:t>
-        </w:r>
-      </w:hyperlink>
+      <w:r>
+        <w:rPr>
+          <w:lang w:val="ru_RU" w:bidi="ru_RU"/>
+        </w:rPr>
+        <w:t>Гал. 2:20</w:t>
+      </w:r>
       <w:r>
         <w:rPr>
           <w:lang w:val="ru_RU" w:bidi="ru_RU"/>
         </w:rPr>
         <w:t>); «плоть с её страстями и похотями» «распинается» (</w:t>
       </w:r>
-      <w:hyperlink r:id="rId87">
-        <w:r>
-          <w:rPr>
-            <w:lang w:val="ru_RU" w:bidi="ru_RU"/>
-          </w:rPr>
-          <w:rPr>
-            <w:color w:val="0000EE"/>
-            <w:u w:val="single"/>
-          </w:rPr>
-          <w:t>5:24</w:t>
-        </w:r>
-      </w:hyperlink>
+      <w:r>
+        <w:rPr>
+          <w:lang w:val="ru_RU" w:bidi="ru_RU"/>
+        </w:rPr>
+        <w:t>5:24</w:t>
+      </w:r>
       <w:r>
         <w:rPr>
           <w:lang w:val="ru_RU" w:bidi="ru_RU"/>
         </w:rPr>
         <w:t>); и теперь я «не хочу хвалиться, разве только крестом Господа нашего Иисуса Христа, которым для меня мир распят, и я для мира» (</w:t>
       </w:r>
-      <w:hyperlink r:id="rId88">
-        <w:r>
-          <w:rPr>
-            <w:lang w:val="ru_RU" w:bidi="ru_RU"/>
-          </w:rPr>
-          <w:rPr>
-            <w:color w:val="0000EE"/>
-            <w:u w:val="single"/>
-          </w:rPr>
-          <w:t>6:14</w:t>
-        </w:r>
-      </w:hyperlink>
+      <w:r>
+        <w:rPr>
+          <w:lang w:val="ru_RU" w:bidi="ru_RU"/>
+        </w:rPr>
+        <w:t>6:14</w:t>
+      </w:r>
       <w:r>
         <w:rPr>
           <w:lang w:val="ru_RU" w:bidi="ru_RU"/>
@@ -2302,18 +1810,12 @@
         </w:rPr>
         <w:t xml:space="preserve">Запись или изучение исторической линии с целью проследить происхождение или потомство определенного народа, племени, семьи или отдельного человека. Евреи были не единственными людьми в древнем мире, которые проявляли интерес к сохранению родословных записей. Например, в шумерском списке царей, датируемым третьим тысячелетием до н.э., содержатся записи о первых правителях Месопотамии. В вавилонских записях слово «сын» часто использовалось в значении «потомок». Так египетский царь Тахарка (ок. 685 г. до н.э., библ. — Тиргак) упоминает своего «отца» Сесостриса III, который жил примерно за 1200 лет до него. Греки и римляне также вели родословные записи. Тем не менее, библейские родословия, особенно содержащиеся в Книге Бытие и в </w:t>
       </w:r>
-      <w:hyperlink r:id="rId89">
-        <w:r>
-          <w:rPr>
-            <w:lang w:val="ru_RU" w:bidi="ru_RU"/>
-          </w:rPr>
-          <w:rPr>
-            <w:color w:val="0000EE"/>
-            <w:u w:val="single"/>
-          </w:rPr>
-          <w:t>1Паралипоменон 1–9</w:t>
-        </w:r>
-      </w:hyperlink>
+      <w:r>
+        <w:rPr>
+          <w:lang w:val="ru_RU" w:bidi="ru_RU"/>
+        </w:rPr>
+        <w:t>1Паралипоменон 1–9</w:t>
+      </w:r>
       <w:r>
         <w:rPr>
           <w:lang w:val="ru_RU" w:bidi="ru_RU"/>
@@ -2345,72 +1847,48 @@
         </w:rPr>
         <w:t>Слово «родословная» в качестве существительного встречается в Ветхом Завете только один раз (</w:t>
       </w:r>
-      <w:hyperlink r:id="rId90">
-        <w:r>
-          <w:rPr>
-            <w:lang w:val="ru_RU" w:bidi="ru_RU"/>
-          </w:rPr>
-          <w:rPr>
-            <w:color w:val="0000EE"/>
-            <w:u w:val="single"/>
-          </w:rPr>
-          <w:t>Неем.7:5</w:t>
-        </w:r>
-      </w:hyperlink>
+      <w:r>
+        <w:rPr>
+          <w:lang w:val="ru_RU" w:bidi="ru_RU"/>
+        </w:rPr>
+        <w:t>Неем.7:5</w:t>
+      </w:r>
       <w:r>
         <w:rPr>
           <w:lang w:val="ru_RU" w:bidi="ru_RU"/>
         </w:rPr>
         <w:t xml:space="preserve">), где оно относится к записям поколений, вернувшихся в Иерусалим в конце плена вместе с Зоровавелем. Глагольная форма этого же слова встречается в общей сложности 20 раз в 1–2 Паралипоменон, в книгах Ездры и Неемии. Термины «родословия» и «поколения», используемые в Книгах Бытие и в других местах Ветхого Завета, передают одну и ту же идею. Эквивалентный им термин в Новом Завете можно найти в </w:t>
       </w:r>
-      <w:hyperlink r:id="rId91">
-        <w:r>
-          <w:rPr>
-            <w:lang w:val="ru_RU" w:bidi="ru_RU"/>
-          </w:rPr>
-          <w:rPr>
-            <w:color w:val="0000EE"/>
-            <w:u w:val="single"/>
-          </w:rPr>
-          <w:t>Первом послании к Тимофею 1:4</w:t>
-        </w:r>
-      </w:hyperlink>
+      <w:r>
+        <w:rPr>
+          <w:lang w:val="ru_RU" w:bidi="ru_RU"/>
+        </w:rPr>
+        <w:t>Первом послании к Тимофею 1:4</w:t>
+      </w:r>
       <w:r>
         <w:rPr>
           <w:lang w:val="ru_RU" w:bidi="ru_RU"/>
         </w:rPr>
         <w:t xml:space="preserve">, </w:t>
       </w:r>
-      <w:hyperlink r:id="rId92">
-        <w:r>
-          <w:rPr>
-            <w:lang w:val="ru_RU" w:bidi="ru_RU"/>
-          </w:rPr>
-          <w:rPr>
-            <w:color w:val="0000EE"/>
-            <w:u w:val="single"/>
-          </w:rPr>
-          <w:t>Послании к Титу 3:9</w:t>
-        </w:r>
-      </w:hyperlink>
+      <w:r>
+        <w:rPr>
+          <w:lang w:val="ru_RU" w:bidi="ru_RU"/>
+        </w:rPr>
+        <w:t>Послании к Титу 3:9</w:t>
+      </w:r>
       <w:r>
         <w:rPr>
           <w:lang w:val="ru_RU" w:bidi="ru_RU"/>
         </w:rPr>
         <w:t xml:space="preserve"> («родословия»), а также в </w:t>
       </w:r>
-      <w:hyperlink r:id="rId93">
-        <w:r>
-          <w:rPr>
-            <w:lang w:val="ru_RU" w:bidi="ru_RU"/>
-          </w:rPr>
-          <w:rPr>
-            <w:color w:val="0000EE"/>
-            <w:u w:val="single"/>
-          </w:rPr>
-          <w:t>Евангелии от Матфея 1:1</w:t>
-        </w:r>
-      </w:hyperlink>
+      <w:r>
+        <w:rPr>
+          <w:lang w:val="ru_RU" w:bidi="ru_RU"/>
+        </w:rPr>
+        <w:t>Евангелии от Матфея 1:1</w:t>
+      </w:r>
       <w:r>
         <w:rPr>
           <w:lang w:val="ru_RU" w:bidi="ru_RU"/>
@@ -2470,162 +1948,108 @@
         </w:rPr>
         <w:t>Другой целью, для которой хранили семейные записи, было исполнение воинского долга в зависимости от принадлежности к определенной семье (</w:t>
       </w:r>
-      <w:hyperlink r:id="rId94">
-        <w:r>
-          <w:rPr>
-            <w:lang w:val="ru_RU" w:bidi="ru_RU"/>
-          </w:rPr>
-          <w:rPr>
-            <w:color w:val="0000EE"/>
-            <w:u w:val="single"/>
-          </w:rPr>
-          <w:t>Чис.1:2–3</w:t>
-        </w:r>
-      </w:hyperlink>
+      <w:r>
+        <w:rPr>
+          <w:lang w:val="ru_RU" w:bidi="ru_RU"/>
+        </w:rPr>
+        <w:t>Чис.1:2–3</w:t>
+      </w:r>
       <w:r>
         <w:rPr>
           <w:lang w:val="ru_RU" w:bidi="ru_RU"/>
         </w:rPr>
         <w:t>). Положение во время стоянки и во время выхода из Египта тоже определялось принадлежностью к определенному колену и семье (</w:t>
       </w:r>
-      <w:hyperlink r:id="rId95">
-        <w:r>
-          <w:rPr>
-            <w:lang w:val="ru_RU" w:bidi="ru_RU"/>
-          </w:rPr>
-          <w:rPr>
-            <w:color w:val="0000EE"/>
-            <w:u w:val="single"/>
-          </w:rPr>
-          <w:t>2:2, 17</w:t>
-        </w:r>
-      </w:hyperlink>
+      <w:r>
+        <w:rPr>
+          <w:lang w:val="ru_RU" w:bidi="ru_RU"/>
+        </w:rPr>
+        <w:t>2:2, 17</w:t>
+      </w:r>
       <w:r>
         <w:rPr>
           <w:lang w:val="ru_RU" w:bidi="ru_RU"/>
         </w:rPr>
         <w:t xml:space="preserve">; </w:t>
       </w:r>
-      <w:hyperlink r:id="rId96">
-        <w:r>
-          <w:rPr>
-            <w:lang w:val="ru_RU" w:bidi="ru_RU"/>
-          </w:rPr>
-          <w:rPr>
-            <w:color w:val="0000EE"/>
-            <w:u w:val="single"/>
-          </w:rPr>
-          <w:t>10:11–28</w:t>
-        </w:r>
-      </w:hyperlink>
+      <w:r>
+        <w:rPr>
+          <w:lang w:val="ru_RU" w:bidi="ru_RU"/>
+        </w:rPr>
+        <w:t>10:11–28</w:t>
+      </w:r>
       <w:r>
         <w:rPr>
           <w:lang w:val="ru_RU" w:bidi="ru_RU"/>
         </w:rPr>
         <w:t>). Кроме того, Божьи благословения передавались от члена семьи к его потомкам (</w:t>
       </w:r>
-      <w:hyperlink r:id="rId97">
-        <w:r>
-          <w:rPr>
-            <w:lang w:val="ru_RU" w:bidi="ru_RU"/>
-          </w:rPr>
-          <w:rPr>
-            <w:color w:val="0000EE"/>
-            <w:u w:val="single"/>
-          </w:rPr>
-          <w:t>Быт. 27</w:t>
-        </w:r>
-      </w:hyperlink>
+      <w:r>
+        <w:rPr>
+          <w:lang w:val="ru_RU" w:bidi="ru_RU"/>
+        </w:rPr>
+        <w:t>Быт. 27</w:t>
+      </w:r>
       <w:r>
         <w:rPr>
           <w:lang w:val="ru_RU" w:bidi="ru_RU"/>
         </w:rPr>
         <w:t>). Чтобы доказать чистоту народа (</w:t>
       </w:r>
-      <w:hyperlink r:id="rId98">
-        <w:r>
-          <w:rPr>
-            <w:lang w:val="ru_RU" w:bidi="ru_RU"/>
-          </w:rPr>
-          <w:rPr>
-            <w:color w:val="0000EE"/>
-            <w:u w:val="single"/>
-          </w:rPr>
-          <w:t>Втор. 7:1–4</w:t>
-        </w:r>
-      </w:hyperlink>
+      <w:r>
+        <w:rPr>
+          <w:lang w:val="ru_RU" w:bidi="ru_RU"/>
+        </w:rPr>
+        <w:t>Втор. 7:1–4</w:t>
+      </w:r>
       <w:r>
         <w:rPr>
           <w:lang w:val="ru_RU" w:bidi="ru_RU"/>
         </w:rPr>
         <w:t xml:space="preserve">; </w:t>
       </w:r>
-      <w:hyperlink r:id="rId99">
-        <w:r>
-          <w:rPr>
-            <w:lang w:val="ru_RU" w:bidi="ru_RU"/>
-          </w:rPr>
-          <w:rPr>
-            <w:color w:val="0000EE"/>
-            <w:u w:val="single"/>
-          </w:rPr>
-          <w:t>23:1–8</w:t>
-        </w:r>
-      </w:hyperlink>
+      <w:r>
+        <w:rPr>
+          <w:lang w:val="ru_RU" w:bidi="ru_RU"/>
+        </w:rPr>
+        <w:t>23:1–8</w:t>
+      </w:r>
       <w:r>
         <w:rPr>
           <w:lang w:val="ru_RU" w:bidi="ru_RU"/>
         </w:rPr>
         <w:t>), необходимо было собирать полные семейные записи, особенно в период после плена. Так как Ездра и Неемия настаивали на чистоте Израильского народа, а также на удалении из израильского лагеря других народов (</w:t>
       </w:r>
-      <w:hyperlink r:id="rId100">
-        <w:r>
-          <w:rPr>
-            <w:lang w:val="ru_RU" w:bidi="ru_RU"/>
-          </w:rPr>
-          <w:rPr>
-            <w:color w:val="0000EE"/>
-            <w:u w:val="single"/>
-          </w:rPr>
-          <w:t>Езд. 2:59–63</w:t>
-        </w:r>
-      </w:hyperlink>
+      <w:r>
+        <w:rPr>
+          <w:lang w:val="ru_RU" w:bidi="ru_RU"/>
+        </w:rPr>
+        <w:t>Езд. 2:59–63</w:t>
+      </w:r>
       <w:r>
         <w:rPr>
           <w:lang w:val="ru_RU" w:bidi="ru_RU"/>
         </w:rPr>
         <w:t xml:space="preserve">; </w:t>
       </w:r>
-      <w:hyperlink r:id="rId101">
-        <w:r>
-          <w:rPr>
-            <w:lang w:val="ru_RU" w:bidi="ru_RU"/>
-          </w:rPr>
-          <w:rPr>
-            <w:color w:val="0000EE"/>
-            <w:u w:val="single"/>
-          </w:rPr>
-          <w:t>10:9–44</w:t>
-        </w:r>
-      </w:hyperlink>
+      <w:r>
+        <w:rPr>
+          <w:lang w:val="ru_RU" w:bidi="ru_RU"/>
+        </w:rPr>
+        <w:t>10:9–44</w:t>
+      </w:r>
       <w:r>
         <w:rPr>
           <w:lang w:val="ru_RU" w:bidi="ru_RU"/>
         </w:rPr>
         <w:t>; Неем. 13:</w:t>
       </w:r>
-      <w:hyperlink r:id="rId102">
-        <w:r>
-          <w:rPr>
-            <w:lang w:val="ru_RU" w:bidi="ru_RU"/>
-          </w:rPr>
-          <w:rPr>
-            <w:color w:val="0000EE"/>
-            <w:u w:val="single"/>
-          </w:rPr>
-          <w:t>23–28</w:t>
-        </w:r>
-      </w:hyperlink>
+      <w:r>
+        <w:rPr>
+          <w:lang w:val="ru_RU" w:bidi="ru_RU"/>
+        </w:rPr>
+        <w:t>23–28</w:t>
+      </w:r>
       <w:r>
         <w:rPr>
           <w:lang w:val="ru_RU" w:bidi="ru_RU"/>
@@ -2646,54 +2070,36 @@
         </w:rPr>
         <w:t xml:space="preserve">Родословие обычно прослеживалось по мужской линии, женщины же упоминались очень редко (например, </w:t>
       </w:r>
-      <w:hyperlink r:id="rId103">
-        <w:r>
-          <w:rPr>
-            <w:lang w:val="ru_RU" w:bidi="ru_RU"/>
-          </w:rPr>
-          <w:rPr>
-            <w:color w:val="0000EE"/>
-            <w:u w:val="single"/>
-          </w:rPr>
-          <w:t>Быт. 11:29</w:t>
-        </w:r>
-      </w:hyperlink>
+      <w:r>
+        <w:rPr>
+          <w:lang w:val="ru_RU" w:bidi="ru_RU"/>
+        </w:rPr>
+        <w:t>Быт. 11:29</w:t>
+      </w:r>
       <w:r>
         <w:rPr>
           <w:lang w:val="ru_RU" w:bidi="ru_RU"/>
         </w:rPr>
         <w:t xml:space="preserve">, Сара и Милка; </w:t>
       </w:r>
-      <w:hyperlink r:id="rId104">
-        <w:r>
-          <w:rPr>
-            <w:lang w:val="ru_RU" w:bidi="ru_RU"/>
-          </w:rPr>
-          <w:rPr>
-            <w:color w:val="0000EE"/>
-            <w:u w:val="single"/>
-          </w:rPr>
-          <w:t>22:23</w:t>
-        </w:r>
-      </w:hyperlink>
+      <w:r>
+        <w:rPr>
+          <w:lang w:val="ru_RU" w:bidi="ru_RU"/>
+        </w:rPr>
+        <w:t>22:23</w:t>
+      </w:r>
       <w:r>
         <w:rPr>
           <w:lang w:val="ru_RU" w:bidi="ru_RU"/>
         </w:rPr>
         <w:t xml:space="preserve">, Ревекка; и </w:t>
       </w:r>
-      <w:hyperlink r:id="rId105">
-        <w:r>
-          <w:rPr>
-            <w:lang w:val="ru_RU" w:bidi="ru_RU"/>
-          </w:rPr>
-          <w:rPr>
-            <w:color w:val="0000EE"/>
-            <w:u w:val="single"/>
-          </w:rPr>
-          <w:t>Чис. 26:33–27:11</w:t>
-        </w:r>
-      </w:hyperlink>
+      <w:r>
+        <w:rPr>
+          <w:lang w:val="ru_RU" w:bidi="ru_RU"/>
+        </w:rPr>
+        <w:t>Чис. 26:33–27:11</w:t>
+      </w:r>
       <w:r>
         <w:rPr>
           <w:lang w:val="ru_RU" w:bidi="ru_RU"/>
@@ -2725,36 +2131,24 @@
         </w:rPr>
         <w:t xml:space="preserve">Основные источники, содержащие родословия в Ветхом Завете, находятся в книгах Бытие, Числа, 2Царств, 1–2 Паралипоменон (эти книги содержат наибольшее количество родословного материала в Библии), Ездры и Неемии. Родословные Иисуса Христа в </w:t>
       </w:r>
-      <w:hyperlink r:id="rId106">
-        <w:r>
-          <w:rPr>
-            <w:lang w:val="ru_RU" w:bidi="ru_RU"/>
-          </w:rPr>
-          <w:rPr>
-            <w:color w:val="0000EE"/>
-            <w:u w:val="single"/>
-          </w:rPr>
-          <w:t>Евангелиях от Матфея 1</w:t>
-        </w:r>
-      </w:hyperlink>
+      <w:r>
+        <w:rPr>
+          <w:lang w:val="ru_RU" w:bidi="ru_RU"/>
+        </w:rPr>
+        <w:t>Евангелиях от Матфея 1</w:t>
+      </w:r>
       <w:r>
         <w:rPr>
           <w:lang w:val="ru_RU" w:bidi="ru_RU"/>
         </w:rPr>
         <w:t xml:space="preserve"> и </w:t>
       </w:r>
-      <w:hyperlink r:id="rId107">
-        <w:r>
-          <w:rPr>
-            <w:lang w:val="ru_RU" w:bidi="ru_RU"/>
-          </w:rPr>
-          <w:rPr>
-            <w:color w:val="0000EE"/>
-            <w:u w:val="single"/>
-          </w:rPr>
-          <w:t>Луки 3</w:t>
-        </w:r>
-      </w:hyperlink>
+      <w:r>
+        <w:rPr>
+          <w:lang w:val="ru_RU" w:bidi="ru_RU"/>
+        </w:rPr>
+        <w:t>Луки 3</w:t>
+      </w:r>
       <w:r>
         <w:rPr>
           <w:lang w:val="ru_RU" w:bidi="ru_RU"/>
@@ -2800,72 +2194,48 @@
         </w:rPr>
         <w:t xml:space="preserve">В этом периоде находятся три списка. Первый из них находится в книге </w:t>
       </w:r>
-      <w:hyperlink r:id="rId108">
-        <w:r>
-          <w:rPr>
-            <w:lang w:val="ru_RU" w:bidi="ru_RU"/>
-          </w:rPr>
-          <w:rPr>
-            <w:color w:val="0000EE"/>
-            <w:u w:val="single"/>
-          </w:rPr>
-          <w:t>Бытие 4:17–22</w:t>
-        </w:r>
-      </w:hyperlink>
+      <w:r>
+        <w:rPr>
+          <w:lang w:val="ru_RU" w:bidi="ru_RU"/>
+        </w:rPr>
+        <w:t>Бытие 4:17–22</w:t>
+      </w:r>
       <w:r>
         <w:rPr>
           <w:lang w:val="ru_RU" w:bidi="ru_RU"/>
         </w:rPr>
         <w:t xml:space="preserve">. Он прослеживает потомков Каина на протяжении семи поколений и объясняет происхождение некоторых профессий и ремёсел. Второй находится в книге </w:t>
       </w:r>
-      <w:hyperlink r:id="rId109">
-        <w:r>
-          <w:rPr>
-            <w:lang w:val="ru_RU" w:bidi="ru_RU"/>
-          </w:rPr>
-          <w:rPr>
-            <w:color w:val="0000EE"/>
-            <w:u w:val="single"/>
-          </w:rPr>
-          <w:t>Бытие 4:25–26</w:t>
-        </w:r>
-      </w:hyperlink>
+      <w:r>
+        <w:rPr>
+          <w:lang w:val="ru_RU" w:bidi="ru_RU"/>
+        </w:rPr>
+        <w:t>Бытие 4:25–26</w:t>
+      </w:r>
       <w:r>
         <w:rPr>
           <w:lang w:val="ru_RU" w:bidi="ru_RU"/>
         </w:rPr>
         <w:t xml:space="preserve">. Он начинается с потомков Сифа, сына Адама, и их верность Богу противопоставляется нечестивым потомкам Каина. Третий список, в книге </w:t>
       </w:r>
-      <w:hyperlink r:id="rId110">
-        <w:r>
-          <w:rPr>
-            <w:lang w:val="ru_RU" w:bidi="ru_RU"/>
-          </w:rPr>
-          <w:rPr>
-            <w:color w:val="0000EE"/>
-            <w:u w:val="single"/>
-          </w:rPr>
-          <w:t>Бытие 5:1–32</w:t>
-        </w:r>
-      </w:hyperlink>
+      <w:r>
+        <w:rPr>
+          <w:lang w:val="ru_RU" w:bidi="ru_RU"/>
+        </w:rPr>
+        <w:t>Бытие 5:1–32</w:t>
+      </w:r>
       <w:r>
         <w:rPr>
           <w:lang w:val="ru_RU" w:bidi="ru_RU"/>
         </w:rPr>
         <w:t xml:space="preserve"> (ср. </w:t>
       </w:r>
-      <w:hyperlink r:id="rId111">
-        <w:r>
-          <w:rPr>
-            <w:lang w:val="ru_RU" w:bidi="ru_RU"/>
-          </w:rPr>
-          <w:rPr>
-            <w:color w:val="0000EE"/>
-            <w:u w:val="single"/>
-          </w:rPr>
-          <w:t>1Пар.1:1–4</w:t>
-        </w:r>
-      </w:hyperlink>
+      <w:r>
+        <w:rPr>
+          <w:lang w:val="ru_RU" w:bidi="ru_RU"/>
+        </w:rPr>
+        <w:t>1Пар.1:1–4</w:t>
+      </w:r>
       <w:r>
         <w:rPr>
           <w:lang w:val="ru_RU" w:bidi="ru_RU"/>
@@ -2897,108 +2267,72 @@
         </w:rPr>
         <w:t xml:space="preserve">В книге </w:t>
       </w:r>
-      <w:hyperlink r:id="rId112">
-        <w:r>
-          <w:rPr>
-            <w:lang w:val="ru_RU" w:bidi="ru_RU"/>
-          </w:rPr>
-          <w:rPr>
-            <w:color w:val="0000EE"/>
-            <w:u w:val="single"/>
-          </w:rPr>
-          <w:t>Бытие 10:1–32</w:t>
-        </w:r>
-      </w:hyperlink>
+      <w:r>
+        <w:rPr>
+          <w:lang w:val="ru_RU" w:bidi="ru_RU"/>
+        </w:rPr>
+        <w:t>Бытие 10:1–32</w:t>
+      </w:r>
       <w:r>
         <w:rPr>
           <w:lang w:val="ru_RU" w:bidi="ru_RU"/>
         </w:rPr>
         <w:t xml:space="preserve"> (ср. </w:t>
       </w:r>
-      <w:hyperlink r:id="rId113">
-        <w:r>
-          <w:rPr>
-            <w:lang w:val="ru_RU" w:bidi="ru_RU"/>
-          </w:rPr>
-          <w:rPr>
-            <w:color w:val="0000EE"/>
-            <w:u w:val="single"/>
-          </w:rPr>
-          <w:t>1Пар. 1:4–23</w:t>
-        </w:r>
-      </w:hyperlink>
+      <w:r>
+        <w:rPr>
+          <w:lang w:val="ru_RU" w:bidi="ru_RU"/>
+        </w:rPr>
+        <w:t>1Пар. 1:4–23</w:t>
+      </w:r>
       <w:r>
         <w:rPr>
           <w:lang w:val="ru_RU" w:bidi="ru_RU"/>
         </w:rPr>
         <w:t xml:space="preserve">) содержит список народов, часто называемый «таблицей народов», произошедших от сынов Ноя (Сима, Хама и Иафета). В </w:t>
       </w:r>
-      <w:hyperlink r:id="rId114">
-        <w:r>
-          <w:rPr>
-            <w:lang w:val="ru_RU" w:bidi="ru_RU"/>
-          </w:rPr>
-          <w:rPr>
-            <w:color w:val="0000EE"/>
-            <w:u w:val="single"/>
-          </w:rPr>
-          <w:t>Бытие 11:10–26</w:t>
-        </w:r>
-      </w:hyperlink>
+      <w:r>
+        <w:rPr>
+          <w:lang w:val="ru_RU" w:bidi="ru_RU"/>
+        </w:rPr>
+        <w:t>Бытие 11:10–26</w:t>
+      </w:r>
       <w:r>
         <w:rPr>
           <w:lang w:val="ru_RU" w:bidi="ru_RU"/>
         </w:rPr>
         <w:t xml:space="preserve"> (ср. </w:t>
       </w:r>
-      <w:hyperlink r:id="rId115">
-        <w:r>
-          <w:rPr>
-            <w:lang w:val="ru_RU" w:bidi="ru_RU"/>
-          </w:rPr>
-          <w:rPr>
-            <w:color w:val="0000EE"/>
-            <w:u w:val="single"/>
-          </w:rPr>
-          <w:t>1Пар. 1:24–27</w:t>
-        </w:r>
-      </w:hyperlink>
+      <w:r>
+        <w:rPr>
+          <w:lang w:val="ru_RU" w:bidi="ru_RU"/>
+        </w:rPr>
+        <w:t>1Пар. 1:24–27</w:t>
+      </w:r>
       <w:r>
         <w:rPr>
           <w:lang w:val="ru_RU" w:bidi="ru_RU"/>
         </w:rPr>
         <w:t xml:space="preserve">) можно проследить потомков Сима до Авраама, а в </w:t>
       </w:r>
-      <w:hyperlink r:id="rId116">
-        <w:r>
-          <w:rPr>
-            <w:lang w:val="ru_RU" w:bidi="ru_RU"/>
-          </w:rPr>
-          <w:rPr>
-            <w:color w:val="0000EE"/>
-            <w:u w:val="single"/>
-          </w:rPr>
-          <w:t>Бытие 11:27–30</w:t>
-        </w:r>
-      </w:hyperlink>
+      <w:r>
+        <w:rPr>
+          <w:lang w:val="ru_RU" w:bidi="ru_RU"/>
+        </w:rPr>
+        <w:t>Бытие 11:27–30</w:t>
+      </w:r>
       <w:r>
         <w:rPr>
           <w:lang w:val="ru_RU" w:bidi="ru_RU"/>
         </w:rPr>
         <w:t xml:space="preserve"> (см. также </w:t>
       </w:r>
-      <w:hyperlink r:id="rId117">
-        <w:r>
-          <w:rPr>
-            <w:lang w:val="ru_RU" w:bidi="ru_RU"/>
-          </w:rPr>
-          <w:rPr>
-            <w:color w:val="0000EE"/>
-            <w:u w:val="single"/>
-          </w:rPr>
-          <w:t>Быт.22:20–24</w:t>
-        </w:r>
-      </w:hyperlink>
+      <w:r>
+        <w:rPr>
+          <w:lang w:val="ru_RU" w:bidi="ru_RU"/>
+        </w:rPr>
+        <w:t>Быт.22:20–24</w:t>
+      </w:r>
       <w:r>
         <w:rPr>
           <w:lang w:val="ru_RU" w:bidi="ru_RU"/>
@@ -3030,270 +2364,180 @@
         </w:rPr>
         <w:t xml:space="preserve">Потомков Авраама от Агари, Сарры и Хетуры можно найти в </w:t>
       </w:r>
-      <w:hyperlink r:id="rId118">
-        <w:r>
-          <w:rPr>
-            <w:lang w:val="ru_RU" w:bidi="ru_RU"/>
-          </w:rPr>
-          <w:rPr>
-            <w:color w:val="0000EE"/>
-            <w:u w:val="single"/>
-          </w:rPr>
-          <w:t>Бытие 16:15</w:t>
-        </w:r>
-      </w:hyperlink>
+      <w:r>
+        <w:rPr>
+          <w:lang w:val="ru_RU" w:bidi="ru_RU"/>
+        </w:rPr>
+        <w:t>Бытие 16:15</w:t>
+      </w:r>
       <w:r>
         <w:rPr>
           <w:lang w:val="ru_RU" w:bidi="ru_RU"/>
         </w:rPr>
         <w:t xml:space="preserve">, </w:t>
       </w:r>
-      <w:hyperlink r:id="rId119">
-        <w:r>
-          <w:rPr>
-            <w:lang w:val="ru_RU" w:bidi="ru_RU"/>
-          </w:rPr>
-          <w:rPr>
-            <w:color w:val="0000EE"/>
-            <w:u w:val="single"/>
-          </w:rPr>
-          <w:t>21:1–3</w:t>
-        </w:r>
-      </w:hyperlink>
+      <w:r>
+        <w:rPr>
+          <w:lang w:val="ru_RU" w:bidi="ru_RU"/>
+        </w:rPr>
+        <w:t>21:1–3</w:t>
+      </w:r>
       <w:r>
         <w:rPr>
           <w:lang w:val="ru_RU" w:bidi="ru_RU"/>
         </w:rPr>
         <w:t xml:space="preserve"> и </w:t>
       </w:r>
-      <w:hyperlink r:id="rId120">
-        <w:r>
-          <w:rPr>
-            <w:lang w:val="ru_RU" w:bidi="ru_RU"/>
-          </w:rPr>
-          <w:rPr>
-            <w:color w:val="0000EE"/>
-            <w:u w:val="single"/>
-          </w:rPr>
-          <w:t>25:1–4</w:t>
-        </w:r>
-      </w:hyperlink>
+      <w:r>
+        <w:rPr>
+          <w:lang w:val="ru_RU" w:bidi="ru_RU"/>
+        </w:rPr>
+        <w:t>25:1–4</w:t>
+      </w:r>
       <w:r>
         <w:rPr>
           <w:lang w:val="ru_RU" w:bidi="ru_RU"/>
         </w:rPr>
         <w:t xml:space="preserve"> (где арабы представлены как прямые потомки Авраама; ср. </w:t>
       </w:r>
-      <w:hyperlink r:id="rId121">
-        <w:r>
-          <w:rPr>
-            <w:lang w:val="ru_RU" w:bidi="ru_RU"/>
-          </w:rPr>
-          <w:rPr>
-            <w:color w:val="0000EE"/>
-            <w:u w:val="single"/>
-          </w:rPr>
-          <w:t>1Пар. 1:28–34</w:t>
-        </w:r>
-      </w:hyperlink>
+      <w:r>
+        <w:rPr>
+          <w:lang w:val="ru_RU" w:bidi="ru_RU"/>
+        </w:rPr>
+        <w:t>1Пар. 1:28–34</w:t>
+      </w:r>
       <w:r>
         <w:rPr>
           <w:lang w:val="ru_RU" w:bidi="ru_RU"/>
         </w:rPr>
         <w:t xml:space="preserve">). </w:t>
       </w:r>
-      <w:hyperlink r:id="rId122">
-        <w:r>
-          <w:rPr>
-            <w:lang w:val="ru_RU" w:bidi="ru_RU"/>
-          </w:rPr>
-          <w:rPr>
-            <w:color w:val="0000EE"/>
-            <w:u w:val="single"/>
-          </w:rPr>
-          <w:t>Бытие 19:37–38</w:t>
-        </w:r>
-      </w:hyperlink>
+      <w:r>
+        <w:rPr>
+          <w:lang w:val="ru_RU" w:bidi="ru_RU"/>
+        </w:rPr>
+        <w:t>Бытие 19:37–38</w:t>
+      </w:r>
       <w:r>
         <w:rPr>
           <w:lang w:val="ru_RU" w:bidi="ru_RU"/>
         </w:rPr>
         <w:t xml:space="preserve"> связывает моавитян и аммонитян с Авраамом через его племянника Лота. Очень важной родословной этого периода является родословная потомков Иакова, в которой описывается их рождение, указываются родители и имена основателей 12 колен Израиля (</w:t>
       </w:r>
-      <w:hyperlink r:id="rId123">
-        <w:r>
-          <w:rPr>
-            <w:lang w:val="ru_RU" w:bidi="ru_RU"/>
-          </w:rPr>
-          <w:rPr>
-            <w:color w:val="0000EE"/>
-            <w:u w:val="single"/>
-          </w:rPr>
-          <w:t>Быт. 29:31–30:24</w:t>
-        </w:r>
-      </w:hyperlink>
+      <w:r>
+        <w:rPr>
+          <w:lang w:val="ru_RU" w:bidi="ru_RU"/>
+        </w:rPr>
+        <w:t>Быт. 29:31–30:24</w:t>
+      </w:r>
       <w:r>
         <w:rPr>
           <w:lang w:val="ru_RU" w:bidi="ru_RU"/>
         </w:rPr>
         <w:t xml:space="preserve">; </w:t>
       </w:r>
-      <w:hyperlink r:id="rId124">
-        <w:r>
-          <w:rPr>
-            <w:lang w:val="ru_RU" w:bidi="ru_RU"/>
-          </w:rPr>
-          <w:rPr>
-            <w:color w:val="0000EE"/>
-            <w:u w:val="single"/>
-          </w:rPr>
-          <w:t>35:16–26</w:t>
-        </w:r>
-      </w:hyperlink>
+      <w:r>
+        <w:rPr>
+          <w:lang w:val="ru_RU" w:bidi="ru_RU"/>
+        </w:rPr>
+        <w:t>35:16–26</w:t>
+      </w:r>
       <w:r>
         <w:rPr>
           <w:lang w:val="ru_RU" w:bidi="ru_RU"/>
         </w:rPr>
         <w:t>). Исав считается прародителем идумеев; его потомки идумеи происходят от трех жён (</w:t>
       </w:r>
-      <w:hyperlink r:id="rId125">
-        <w:r>
-          <w:rPr>
-            <w:lang w:val="ru_RU" w:bidi="ru_RU"/>
-          </w:rPr>
-          <w:rPr>
-            <w:color w:val="0000EE"/>
-            <w:u w:val="single"/>
-          </w:rPr>
-          <w:t>Быт. 26:34</w:t>
-        </w:r>
-      </w:hyperlink>
+      <w:r>
+        <w:rPr>
+          <w:lang w:val="ru_RU" w:bidi="ru_RU"/>
+        </w:rPr>
+        <w:t>Быт. 26:34</w:t>
+      </w:r>
       <w:r>
         <w:rPr>
           <w:lang w:val="ru_RU" w:bidi="ru_RU"/>
         </w:rPr>
         <w:t xml:space="preserve">; </w:t>
       </w:r>
-      <w:hyperlink r:id="rId126">
-        <w:r>
-          <w:rPr>
-            <w:lang w:val="ru_RU" w:bidi="ru_RU"/>
-          </w:rPr>
-          <w:rPr>
-            <w:color w:val="0000EE"/>
-            <w:u w:val="single"/>
-          </w:rPr>
-          <w:t>36:1–43</w:t>
-        </w:r>
-      </w:hyperlink>
+      <w:r>
+        <w:rPr>
+          <w:lang w:val="ru_RU" w:bidi="ru_RU"/>
+        </w:rPr>
+        <w:t>36:1–43</w:t>
+      </w:r>
       <w:r>
         <w:rPr>
           <w:lang w:val="ru_RU" w:bidi="ru_RU"/>
         </w:rPr>
         <w:t xml:space="preserve">; </w:t>
       </w:r>
-      <w:hyperlink r:id="rId127">
-        <w:r>
-          <w:rPr>
-            <w:lang w:val="ru_RU" w:bidi="ru_RU"/>
-          </w:rPr>
-          <w:rPr>
-            <w:color w:val="0000EE"/>
-            <w:u w:val="single"/>
-          </w:rPr>
-          <w:t>1Пар. 1:35–54</w:t>
-        </w:r>
-      </w:hyperlink>
+      <w:r>
+        <w:rPr>
+          <w:lang w:val="ru_RU" w:bidi="ru_RU"/>
+        </w:rPr>
+        <w:t>1Пар. 1:35–54</w:t>
+      </w:r>
       <w:r>
         <w:rPr>
           <w:lang w:val="ru_RU" w:bidi="ru_RU"/>
         </w:rPr>
         <w:t xml:space="preserve">). Список семьи Иакова во время его переселения в Египет, насчитывающий 70 человек, можно найти в </w:t>
       </w:r>
-      <w:hyperlink r:id="rId128">
-        <w:r>
-          <w:rPr>
-            <w:lang w:val="ru_RU" w:bidi="ru_RU"/>
-          </w:rPr>
-          <w:rPr>
-            <w:color w:val="0000EE"/>
-            <w:u w:val="single"/>
-          </w:rPr>
-          <w:t>Бытие 46:1–27</w:t>
-        </w:r>
-      </w:hyperlink>
+      <w:r>
+        <w:rPr>
+          <w:lang w:val="ru_RU" w:bidi="ru_RU"/>
+        </w:rPr>
+        <w:t>Бытие 46:1–27</w:t>
+      </w:r>
       <w:r>
         <w:rPr>
           <w:lang w:val="ru_RU" w:bidi="ru_RU"/>
         </w:rPr>
         <w:t xml:space="preserve"> (ср. </w:t>
       </w:r>
-      <w:hyperlink r:id="rId129">
-        <w:r>
-          <w:rPr>
-            <w:lang w:val="ru_RU" w:bidi="ru_RU"/>
-          </w:rPr>
-          <w:rPr>
-            <w:color w:val="0000EE"/>
-            <w:u w:val="single"/>
-          </w:rPr>
-          <w:t>Исх. 6:14–16</w:t>
-        </w:r>
-      </w:hyperlink>
+      <w:r>
+        <w:rPr>
+          <w:lang w:val="ru_RU" w:bidi="ru_RU"/>
+        </w:rPr>
+        <w:t>Исх. 6:14–16</w:t>
+      </w:r>
       <w:r>
         <w:rPr>
           <w:lang w:val="ru_RU" w:bidi="ru_RU"/>
         </w:rPr>
         <w:t xml:space="preserve">; </w:t>
       </w:r>
-      <w:hyperlink r:id="rId130">
-        <w:r>
-          <w:rPr>
-            <w:lang w:val="ru_RU" w:bidi="ru_RU"/>
-          </w:rPr>
-          <w:rPr>
-            <w:color w:val="0000EE"/>
-            <w:u w:val="single"/>
-          </w:rPr>
-          <w:t>Чис. 26:1–51</w:t>
-        </w:r>
-      </w:hyperlink>
+      <w:r>
+        <w:rPr>
+          <w:lang w:val="ru_RU" w:bidi="ru_RU"/>
+        </w:rPr>
+        <w:t>Чис. 26:1–51</w:t>
+      </w:r>
       <w:r>
         <w:rPr>
           <w:lang w:val="ru_RU" w:bidi="ru_RU"/>
         </w:rPr>
         <w:t xml:space="preserve">; </w:t>
       </w:r>
-      <w:hyperlink r:id="rId131">
-        <w:r>
-          <w:rPr>
-            <w:lang w:val="ru_RU" w:bidi="ru_RU"/>
-          </w:rPr>
-          <w:rPr>
-            <w:color w:val="0000EE"/>
-            <w:u w:val="single"/>
-          </w:rPr>
-          <w:t>1Пар. 2–8</w:t>
-        </w:r>
-      </w:hyperlink>
+      <w:r>
+        <w:rPr>
+          <w:lang w:val="ru_RU" w:bidi="ru_RU"/>
+        </w:rPr>
+        <w:t>1Пар. 2–8</w:t>
+      </w:r>
       <w:r>
         <w:rPr>
           <w:lang w:val="ru_RU" w:bidi="ru_RU"/>
         </w:rPr>
         <w:t xml:space="preserve">). Частичный список глав прародителей колен Рувима, Симеона и Левия находится в книге </w:t>
       </w:r>
-      <w:hyperlink r:id="rId132">
-        <w:r>
-          <w:rPr>
-            <w:lang w:val="ru_RU" w:bidi="ru_RU"/>
-          </w:rPr>
-          <w:rPr>
-            <w:color w:val="0000EE"/>
-            <w:u w:val="single"/>
-          </w:rPr>
-          <w:t>Исход 6:14–25</w:t>
-        </w:r>
-      </w:hyperlink>
+      <w:r>
+        <w:rPr>
+          <w:lang w:val="ru_RU" w:bidi="ru_RU"/>
+        </w:rPr>
+        <w:t>Исход 6:14–25</w:t>
+      </w:r>
       <w:r>
         <w:rPr>
           <w:lang w:val="ru_RU" w:bidi="ru_RU"/>
@@ -3325,108 +2569,72 @@
         </w:rPr>
         <w:t>Когда колена Израиля всё ещё находились в пустыне после выхода из Египта, для определения общего числа израильтян была проведена перепись (</w:t>
       </w:r>
-      <w:hyperlink r:id="rId133">
-        <w:r>
-          <w:rPr>
-            <w:lang w:val="ru_RU" w:bidi="ru_RU"/>
-          </w:rPr>
-          <w:rPr>
-            <w:color w:val="0000EE"/>
-            <w:u w:val="single"/>
-          </w:rPr>
-          <w:t>Чис. 1:4–54</w:t>
-        </w:r>
-      </w:hyperlink>
+      <w:r>
+        <w:rPr>
+          <w:lang w:val="ru_RU" w:bidi="ru_RU"/>
+        </w:rPr>
+        <w:t>Чис. 1:4–54</w:t>
+      </w:r>
       <w:r>
         <w:rPr>
           <w:lang w:val="ru_RU" w:bidi="ru_RU"/>
         </w:rPr>
         <w:t xml:space="preserve">; </w:t>
       </w:r>
-      <w:hyperlink r:id="rId134">
-        <w:r>
-          <w:rPr>
-            <w:lang w:val="ru_RU" w:bidi="ru_RU"/>
-          </w:rPr>
-          <w:rPr>
-            <w:color w:val="0000EE"/>
-            <w:u w:val="single"/>
-          </w:rPr>
-          <w:t>2:2–33</w:t>
-        </w:r>
-      </w:hyperlink>
+      <w:r>
+        <w:rPr>
+          <w:lang w:val="ru_RU" w:bidi="ru_RU"/>
+        </w:rPr>
+        <w:t>2:2–33</w:t>
+      </w:r>
       <w:r>
         <w:rPr>
           <w:lang w:val="ru_RU" w:bidi="ru_RU"/>
         </w:rPr>
         <w:t>). В то же время была составлена родословная семьи Аарона, и была проведена отдельная перепись левитов (</w:t>
       </w:r>
-      <w:hyperlink r:id="rId135">
-        <w:r>
-          <w:rPr>
-            <w:lang w:val="ru_RU" w:bidi="ru_RU"/>
-          </w:rPr>
-          <w:rPr>
-            <w:color w:val="0000EE"/>
-            <w:u w:val="single"/>
-          </w:rPr>
-          <w:t>3:1–39</w:t>
-        </w:r>
-      </w:hyperlink>
+      <w:r>
+        <w:rPr>
+          <w:lang w:val="ru_RU" w:bidi="ru_RU"/>
+        </w:rPr>
+        <w:t>3:1–39</w:t>
+      </w:r>
       <w:r>
         <w:rPr>
           <w:lang w:val="ru_RU" w:bidi="ru_RU"/>
         </w:rPr>
         <w:t xml:space="preserve">). Список из 12 соглядатаев, которые исследовали землю, и колен, которые они представляли, приводится в книге </w:t>
       </w:r>
-      <w:hyperlink r:id="rId136">
-        <w:r>
-          <w:rPr>
-            <w:lang w:val="ru_RU" w:bidi="ru_RU"/>
-          </w:rPr>
-          <w:rPr>
-            <w:color w:val="0000EE"/>
-            <w:u w:val="single"/>
-          </w:rPr>
-          <w:t>Числа 13:4–16</w:t>
-        </w:r>
-      </w:hyperlink>
+      <w:r>
+        <w:rPr>
+          <w:lang w:val="ru_RU" w:bidi="ru_RU"/>
+        </w:rPr>
+        <w:t>Числа 13:4–16</w:t>
+      </w:r>
       <w:r>
         <w:rPr>
           <w:lang w:val="ru_RU" w:bidi="ru_RU"/>
         </w:rPr>
         <w:t>; наиболее важные имена в этом списке — Халев и Иисус Навин. К концу странствий по пустыне была проведена очередная перепись населения; общее количество людей было примерно таким же, как и при первой переписи, проведенной почти 40 лет назад (</w:t>
       </w:r>
-      <w:hyperlink r:id="rId137">
-        <w:r>
-          <w:rPr>
-            <w:lang w:val="ru_RU" w:bidi="ru_RU"/>
-          </w:rPr>
-          <w:rPr>
-            <w:color w:val="0000EE"/>
-            <w:u w:val="single"/>
-          </w:rPr>
-          <w:t>26:4–51, 57–62</w:t>
-        </w:r>
-      </w:hyperlink>
+      <w:r>
+        <w:rPr>
+          <w:lang w:val="ru_RU" w:bidi="ru_RU"/>
+        </w:rPr>
+        <w:t>26:4–51, 57–62</w:t>
+      </w:r>
       <w:r>
         <w:rPr>
           <w:lang w:val="ru_RU" w:bidi="ru_RU"/>
         </w:rPr>
         <w:t>). По мере того как Израиль приближался к обетованной земле, был составлен список представителей колен, которые должны были принять участие в разделе земли (</w:t>
       </w:r>
-      <w:hyperlink r:id="rId138">
-        <w:r>
-          <w:rPr>
-            <w:lang w:val="ru_RU" w:bidi="ru_RU"/>
-          </w:rPr>
-          <w:rPr>
-            <w:color w:val="0000EE"/>
-            <w:u w:val="single"/>
-          </w:rPr>
-          <w:t>34:16–29</w:t>
-        </w:r>
-      </w:hyperlink>
+      <w:r>
+        <w:rPr>
+          <w:lang w:val="ru_RU" w:bidi="ru_RU"/>
+        </w:rPr>
+        <w:t>34:16–29</w:t>
+      </w:r>
       <w:r>
         <w:rPr>
           <w:lang w:val="ru_RU" w:bidi="ru_RU"/>
@@ -3458,234 +2666,156 @@
         </w:rPr>
         <w:t xml:space="preserve">За весь период монархии, который длился более 400 лет, единственными родословными были записи, относящиеся к Давиду. 20 правителей, которые сидели на престоле Иуды до тех пор, пока народ не был взят в плен вавилонянами в 586 г. до н.э. (1–2Цар., ср. </w:t>
       </w:r>
-      <w:hyperlink r:id="rId139">
-        <w:r>
-          <w:rPr>
-            <w:lang w:val="ru_RU" w:bidi="ru_RU"/>
-          </w:rPr>
-          <w:rPr>
-            <w:color w:val="0000EE"/>
-            <w:u w:val="single"/>
-          </w:rPr>
-          <w:t>1Пар. 11:1–2Пар. 36:21</w:t>
-        </w:r>
-      </w:hyperlink>
+      <w:r>
+        <w:rPr>
+          <w:lang w:val="ru_RU" w:bidi="ru_RU"/>
+        </w:rPr>
+        <w:t>1Пар. 11:1–2Пар. 36:21</w:t>
+      </w:r>
       <w:r>
         <w:rPr>
           <w:lang w:val="ru_RU" w:bidi="ru_RU"/>
         </w:rPr>
         <w:t xml:space="preserve">), являлись потомками Давида. Список детей Давида можно найти во </w:t>
       </w:r>
-      <w:hyperlink r:id="rId140">
-        <w:r>
-          <w:rPr>
-            <w:lang w:val="ru_RU" w:bidi="ru_RU"/>
-          </w:rPr>
-          <w:rPr>
-            <w:color w:val="0000EE"/>
-            <w:u w:val="single"/>
-          </w:rPr>
-          <w:t>Второй книге Царств 3:2–5</w:t>
-        </w:r>
-      </w:hyperlink>
+      <w:r>
+        <w:rPr>
+          <w:lang w:val="ru_RU" w:bidi="ru_RU"/>
+        </w:rPr>
+        <w:t>Второй книге Царств 3:2–5</w:t>
+      </w:r>
       <w:r>
         <w:rPr>
           <w:lang w:val="ru_RU" w:bidi="ru_RU"/>
         </w:rPr>
         <w:t xml:space="preserve"> и </w:t>
       </w:r>
-      <w:hyperlink r:id="rId141">
-        <w:r>
-          <w:rPr>
-            <w:lang w:val="ru_RU" w:bidi="ru_RU"/>
-          </w:rPr>
-          <w:rPr>
-            <w:color w:val="0000EE"/>
-            <w:u w:val="single"/>
-          </w:rPr>
-          <w:t>5:14–16</w:t>
-        </w:r>
-      </w:hyperlink>
+      <w:r>
+        <w:rPr>
+          <w:lang w:val="ru_RU" w:bidi="ru_RU"/>
+        </w:rPr>
+        <w:t>5:14–16</w:t>
+      </w:r>
       <w:r>
         <w:rPr>
           <w:lang w:val="ru_RU" w:bidi="ru_RU"/>
         </w:rPr>
         <w:t xml:space="preserve"> (ср. </w:t>
       </w:r>
-      <w:hyperlink r:id="rId142">
-        <w:r>
-          <w:rPr>
-            <w:lang w:val="ru_RU" w:bidi="ru_RU"/>
-          </w:rPr>
-          <w:rPr>
-            <w:color w:val="0000EE"/>
-            <w:u w:val="single"/>
-          </w:rPr>
-          <w:t>1Пар. 3:1–9</w:t>
-        </w:r>
-      </w:hyperlink>
+      <w:r>
+        <w:rPr>
+          <w:lang w:val="ru_RU" w:bidi="ru_RU"/>
+        </w:rPr>
+        <w:t>1Пар. 3:1–9</w:t>
+      </w:r>
       <w:r>
         <w:rPr>
           <w:lang w:val="ru_RU" w:bidi="ru_RU"/>
         </w:rPr>
         <w:t xml:space="preserve">; </w:t>
       </w:r>
-      <w:hyperlink r:id="rId143">
-        <w:r>
-          <w:rPr>
-            <w:lang w:val="ru_RU" w:bidi="ru_RU"/>
-          </w:rPr>
-          <w:rPr>
-            <w:color w:val="0000EE"/>
-            <w:u w:val="single"/>
-          </w:rPr>
-          <w:t>14:4–7</w:t>
-        </w:r>
-      </w:hyperlink>
+      <w:r>
+        <w:rPr>
+          <w:lang w:val="ru_RU" w:bidi="ru_RU"/>
+        </w:rPr>
+        <w:t>14:4–7</w:t>
+      </w:r>
       <w:r>
         <w:rPr>
           <w:lang w:val="ru_RU" w:bidi="ru_RU"/>
         </w:rPr>
         <w:t xml:space="preserve">). Его сильные, элитная группа воинов, названы поименно во </w:t>
       </w:r>
-      <w:hyperlink r:id="rId144">
-        <w:r>
-          <w:rPr>
-            <w:lang w:val="ru_RU" w:bidi="ru_RU"/>
-          </w:rPr>
-          <w:rPr>
-            <w:color w:val="0000EE"/>
-            <w:u w:val="single"/>
-          </w:rPr>
-          <w:t>Второй книге Царств 23:8–39</w:t>
-        </w:r>
-      </w:hyperlink>
+      <w:r>
+        <w:rPr>
+          <w:lang w:val="ru_RU" w:bidi="ru_RU"/>
+        </w:rPr>
+        <w:t>Второй книге Царств 23:8–39</w:t>
+      </w:r>
       <w:r>
         <w:rPr>
           <w:lang w:val="ru_RU" w:bidi="ru_RU"/>
         </w:rPr>
         <w:t xml:space="preserve"> (ср. </w:t>
       </w:r>
-      <w:hyperlink r:id="rId145">
-        <w:r>
-          <w:rPr>
-            <w:lang w:val="ru_RU" w:bidi="ru_RU"/>
-          </w:rPr>
-          <w:rPr>
-            <w:color w:val="0000EE"/>
-            <w:u w:val="single"/>
-          </w:rPr>
-          <w:t>1Пар. 11:10–47</w:t>
-        </w:r>
-      </w:hyperlink>
+      <w:r>
+        <w:rPr>
+          <w:lang w:val="ru_RU" w:bidi="ru_RU"/>
+        </w:rPr>
+        <w:t>1Пар. 11:10–47</w:t>
+      </w:r>
       <w:r>
         <w:rPr>
           <w:lang w:val="ru_RU" w:bidi="ru_RU"/>
         </w:rPr>
         <w:t xml:space="preserve">). Список новобранцев, присоединившихся к нему в Секелаге, приведён в </w:t>
       </w:r>
-      <w:hyperlink r:id="rId146">
-        <w:r>
-          <w:rPr>
-            <w:lang w:val="ru_RU" w:bidi="ru_RU"/>
-          </w:rPr>
-          <w:rPr>
-            <w:color w:val="0000EE"/>
-            <w:u w:val="single"/>
-          </w:rPr>
-          <w:t>Первой книге Паралипоменон 12:1–22</w:t>
-        </w:r>
-      </w:hyperlink>
+      <w:r>
+        <w:rPr>
+          <w:lang w:val="ru_RU" w:bidi="ru_RU"/>
+        </w:rPr>
+        <w:t>Первой книге Паралипоменон 12:1–22</w:t>
+      </w:r>
       <w:r>
         <w:rPr>
           <w:lang w:val="ru_RU" w:bidi="ru_RU"/>
         </w:rPr>
         <w:t xml:space="preserve">. Имена музыкантов и привратников, служивших в то время, когда ковчег привезли в Иерусалим, приведены в </w:t>
       </w:r>
-      <w:hyperlink r:id="rId147">
-        <w:r>
-          <w:rPr>
-            <w:lang w:val="ru_RU" w:bidi="ru_RU"/>
-          </w:rPr>
-          <w:rPr>
-            <w:color w:val="0000EE"/>
-            <w:u w:val="single"/>
-          </w:rPr>
-          <w:t>Первой книге Паралипоменон 15:1–24</w:t>
-        </w:r>
-      </w:hyperlink>
+      <w:r>
+        <w:rPr>
+          <w:lang w:val="ru_RU" w:bidi="ru_RU"/>
+        </w:rPr>
+        <w:t>Первой книге Паралипоменон 15:1–24</w:t>
+      </w:r>
       <w:r>
         <w:rPr>
           <w:lang w:val="ru_RU" w:bidi="ru_RU"/>
         </w:rPr>
         <w:t xml:space="preserve"> (ср. </w:t>
       </w:r>
-      <w:hyperlink r:id="rId148">
-        <w:r>
-          <w:rPr>
-            <w:lang w:val="ru_RU" w:bidi="ru_RU"/>
-          </w:rPr>
-          <w:rPr>
-            <w:color w:val="0000EE"/>
-            <w:u w:val="single"/>
-          </w:rPr>
-          <w:t>1Пар. 16:5–6, 37–43</w:t>
-        </w:r>
-      </w:hyperlink>
+      <w:r>
+        <w:rPr>
+          <w:lang w:val="ru_RU" w:bidi="ru_RU"/>
+        </w:rPr>
+        <w:t>1Пар. 16:5–6, 37–43</w:t>
+      </w:r>
       <w:r>
         <w:rPr>
           <w:lang w:val="ru_RU" w:bidi="ru_RU"/>
         </w:rPr>
         <w:t xml:space="preserve">). Политическую и религиозную организационную структуру царства Давида, которая включала в себя левитов, священников, певцов, привратников, а также других административных чиновников и военных, можно найти в </w:t>
       </w:r>
-      <w:hyperlink r:id="rId149">
-        <w:r>
-          <w:rPr>
-            <w:lang w:val="ru_RU" w:bidi="ru_RU"/>
-          </w:rPr>
-          <w:rPr>
-            <w:color w:val="0000EE"/>
-            <w:u w:val="single"/>
-          </w:rPr>
-          <w:t>Первой книге Паралипоменон 23–27</w:t>
-        </w:r>
-      </w:hyperlink>
+      <w:r>
+        <w:rPr>
+          <w:lang w:val="ru_RU" w:bidi="ru_RU"/>
+        </w:rPr>
+        <w:t>Первой книге Паралипоменон 23–27</w:t>
+      </w:r>
       <w:r>
         <w:rPr>
           <w:lang w:val="ru_RU" w:bidi="ru_RU"/>
         </w:rPr>
         <w:t>. Несмотря на бурную литературную деятельность, связанную с царствованием Соломона, единственной сохранившейся родословной того периода является список начальников Соломона и его 12 служителей (</w:t>
       </w:r>
-      <w:hyperlink r:id="rId150">
-        <w:r>
-          <w:rPr>
-            <w:lang w:val="ru_RU" w:bidi="ru_RU"/>
-          </w:rPr>
-          <w:rPr>
-            <w:color w:val="0000EE"/>
-            <w:u w:val="single"/>
-          </w:rPr>
-          <w:t>3Цар. 4:1–19</w:t>
-        </w:r>
-      </w:hyperlink>
+      <w:r>
+        <w:rPr>
+          <w:lang w:val="ru_RU" w:bidi="ru_RU"/>
+        </w:rPr>
+        <w:t>3Цар. 4:1–19</w:t>
+      </w:r>
       <w:r>
         <w:rPr>
           <w:lang w:val="ru_RU" w:bidi="ru_RU"/>
         </w:rPr>
         <w:t>). Родословие одного из пророков прослеживается на протяжении четырех поколений (</w:t>
       </w:r>
-      <w:hyperlink r:id="rId151">
-        <w:r>
-          <w:rPr>
-            <w:lang w:val="ru_RU" w:bidi="ru_RU"/>
-          </w:rPr>
-          <w:rPr>
-            <w:color w:val="0000EE"/>
-            <w:u w:val="single"/>
-          </w:rPr>
-          <w:t>Соф. 1:1</w:t>
-        </w:r>
-      </w:hyperlink>
+      <w:r>
+        <w:rPr>
+          <w:lang w:val="ru_RU" w:bidi="ru_RU"/>
+        </w:rPr>
+        <w:t>Соф. 1:1</w:t>
+      </w:r>
       <w:r>
         <w:rPr>
           <w:lang w:val="ru_RU" w:bidi="ru_RU"/>
@@ -3717,234 +2847,156 @@
         </w:rPr>
         <w:t xml:space="preserve">В период после плена ведение родословных записей достигло наибольшего расцвета благодаря деятельности Ездры и Неемии, главным образом из-за того, что они настаивали на чистоте нации и удалении чужеземных народов из израильского общества. Список пленников, вернувшихся с Зоровавелем, можно найти в </w:t>
       </w:r>
-      <w:hyperlink r:id="rId152">
-        <w:r>
-          <w:rPr>
-            <w:lang w:val="ru_RU" w:bidi="ru_RU"/>
-          </w:rPr>
-          <w:rPr>
-            <w:color w:val="0000EE"/>
-            <w:u w:val="single"/>
-          </w:rPr>
-          <w:t>Книге Ездры 2:1–70</w:t>
-        </w:r>
-      </w:hyperlink>
+      <w:r>
+        <w:rPr>
+          <w:lang w:val="ru_RU" w:bidi="ru_RU"/>
+        </w:rPr>
+        <w:t>Книге Ездры 2:1–70</w:t>
+      </w:r>
       <w:r>
         <w:rPr>
           <w:lang w:val="ru_RU" w:bidi="ru_RU"/>
         </w:rPr>
         <w:t xml:space="preserve"> (ср. </w:t>
       </w:r>
-      <w:hyperlink r:id="rId153">
-        <w:r>
-          <w:rPr>
-            <w:lang w:val="ru_RU" w:bidi="ru_RU"/>
-          </w:rPr>
-          <w:rPr>
-            <w:color w:val="0000EE"/>
-            <w:u w:val="single"/>
-          </w:rPr>
-          <w:t>Неем. 7:6–73</w:t>
-        </w:r>
-      </w:hyperlink>
+      <w:r>
+        <w:rPr>
+          <w:lang w:val="ru_RU" w:bidi="ru_RU"/>
+        </w:rPr>
+        <w:t>Неем. 7:6–73</w:t>
+      </w:r>
       <w:r>
         <w:rPr>
           <w:lang w:val="ru_RU" w:bidi="ru_RU"/>
         </w:rPr>
         <w:t xml:space="preserve">, где находится такой же список). Список тех, кто вернулся с Ездрой, находится в </w:t>
       </w:r>
-      <w:hyperlink r:id="rId154">
-        <w:r>
-          <w:rPr>
-            <w:lang w:val="ru_RU" w:bidi="ru_RU"/>
-          </w:rPr>
-          <w:rPr>
-            <w:color w:val="0000EE"/>
-            <w:u w:val="single"/>
-          </w:rPr>
-          <w:t>8:1–20</w:t>
-        </w:r>
-      </w:hyperlink>
+      <w:r>
+        <w:rPr>
+          <w:lang w:val="ru_RU" w:bidi="ru_RU"/>
+        </w:rPr>
+        <w:t>8:1–20</w:t>
+      </w:r>
       <w:r>
         <w:rPr>
           <w:lang w:val="ru_RU" w:bidi="ru_RU"/>
         </w:rPr>
         <w:t>. Также можно найти родословную Ездры (</w:t>
       </w:r>
-      <w:hyperlink r:id="rId155">
-        <w:r>
-          <w:rPr>
-            <w:lang w:val="ru_RU" w:bidi="ru_RU"/>
-          </w:rPr>
-          <w:rPr>
-            <w:color w:val="0000EE"/>
-            <w:u w:val="single"/>
-          </w:rPr>
-          <w:t>Езд. 7:5</w:t>
-        </w:r>
-      </w:hyperlink>
+      <w:r>
+        <w:rPr>
+          <w:lang w:val="ru_RU" w:bidi="ru_RU"/>
+        </w:rPr>
+        <w:t>Езд. 7:5</w:t>
+      </w:r>
       <w:r>
         <w:rPr>
           <w:lang w:val="ru_RU" w:bidi="ru_RU"/>
         </w:rPr>
         <w:t>). В той же книге находится список евреев, которые женились на иностранках, а также список священников, левитов, певцов, привратников и некоторых других израильтян (</w:t>
       </w:r>
-      <w:hyperlink r:id="rId156">
-        <w:r>
-          <w:rPr>
-            <w:lang w:val="ru_RU" w:bidi="ru_RU"/>
-          </w:rPr>
-          <w:rPr>
-            <w:color w:val="0000EE"/>
-            <w:u w:val="single"/>
-          </w:rPr>
-          <w:t>Езд. 10:18–44</w:t>
-        </w:r>
-      </w:hyperlink>
+      <w:r>
+        <w:rPr>
+          <w:lang w:val="ru_RU" w:bidi="ru_RU"/>
+        </w:rPr>
+        <w:t>Езд. 10:18–44</w:t>
+      </w:r>
       <w:r>
         <w:rPr>
           <w:lang w:val="ru_RU" w:bidi="ru_RU"/>
         </w:rPr>
         <w:t xml:space="preserve">). </w:t>
       </w:r>
-      <w:hyperlink r:id="rId157">
-        <w:r>
-          <w:rPr>
-            <w:lang w:val="ru_RU" w:bidi="ru_RU"/>
-          </w:rPr>
-          <w:rPr>
-            <w:color w:val="0000EE"/>
-            <w:u w:val="single"/>
-          </w:rPr>
-          <w:t>Неемия 8:4–7</w:t>
-        </w:r>
-      </w:hyperlink>
+      <w:r>
+        <w:rPr>
+          <w:lang w:val="ru_RU" w:bidi="ru_RU"/>
+        </w:rPr>
+        <w:t>Неемия 8:4–7</w:t>
+      </w:r>
       <w:r>
         <w:rPr>
           <w:lang w:val="ru_RU" w:bidi="ru_RU"/>
         </w:rPr>
         <w:t xml:space="preserve"> называет левитов и тех, кто помогал Ездре, когда он перед всем народом читал список закона. Кроме того, Книга Неемии содержит список тех, кто участвовал в церемонии заключения завета (</w:t>
       </w:r>
-      <w:hyperlink r:id="rId158">
-        <w:r>
-          <w:rPr>
-            <w:lang w:val="ru_RU" w:bidi="ru_RU"/>
-          </w:rPr>
-          <w:rPr>
-            <w:color w:val="0000EE"/>
-            <w:u w:val="single"/>
-          </w:rPr>
-          <w:t>Неем. 10:1–27</w:t>
-        </w:r>
-      </w:hyperlink>
+      <w:r>
+        <w:rPr>
+          <w:lang w:val="ru_RU" w:bidi="ru_RU"/>
+        </w:rPr>
+        <w:t>Неем. 10:1–27</w:t>
+      </w:r>
       <w:r>
         <w:rPr>
           <w:lang w:val="ru_RU" w:bidi="ru_RU"/>
         </w:rPr>
         <w:t>), а также списки жителей Иерусалима и других городов (</w:t>
       </w:r>
-      <w:hyperlink r:id="rId159">
-        <w:r>
-          <w:rPr>
-            <w:lang w:val="ru_RU" w:bidi="ru_RU"/>
-          </w:rPr>
-          <w:rPr>
-            <w:color w:val="0000EE"/>
-            <w:u w:val="single"/>
-          </w:rPr>
-          <w:t>11:3–36</w:t>
-        </w:r>
-      </w:hyperlink>
+      <w:r>
+        <w:rPr>
+          <w:lang w:val="ru_RU" w:bidi="ru_RU"/>
+        </w:rPr>
+        <w:t>11:3–36</w:t>
+      </w:r>
       <w:r>
         <w:rPr>
           <w:lang w:val="ru_RU" w:bidi="ru_RU"/>
         </w:rPr>
         <w:t>). Его особый интерес к священству можно заметить по спискам священников и левитов, которые вернулись с Зоровавелем (</w:t>
       </w:r>
-      <w:hyperlink r:id="rId160">
-        <w:r>
-          <w:rPr>
-            <w:lang w:val="ru_RU" w:bidi="ru_RU"/>
-          </w:rPr>
-          <w:rPr>
-            <w:color w:val="0000EE"/>
-            <w:u w:val="single"/>
-          </w:rPr>
-          <w:t>12:1–9</w:t>
-        </w:r>
-      </w:hyperlink>
+      <w:r>
+        <w:rPr>
+          <w:lang w:val="ru_RU" w:bidi="ru_RU"/>
+        </w:rPr>
+        <w:t>12:1–9</w:t>
+      </w:r>
       <w:r>
         <w:rPr>
           <w:lang w:val="ru_RU" w:bidi="ru_RU"/>
         </w:rPr>
         <w:t xml:space="preserve">), по спискам первосвященников от Иисуса до Иаддуя (ст. </w:t>
       </w:r>
-      <w:hyperlink r:id="rId161">
-        <w:r>
-          <w:rPr>
-            <w:lang w:val="ru_RU" w:bidi="ru_RU"/>
-          </w:rPr>
-          <w:rPr>
-            <w:color w:val="0000EE"/>
-            <w:u w:val="single"/>
-          </w:rPr>
-          <w:t>10–11</w:t>
-        </w:r>
-      </w:hyperlink>
+      <w:r>
+        <w:rPr>
+          <w:lang w:val="ru_RU" w:bidi="ru_RU"/>
+        </w:rPr>
+        <w:t>10–11</w:t>
+      </w:r>
       <w:r>
         <w:rPr>
           <w:lang w:val="ru_RU" w:bidi="ru_RU"/>
         </w:rPr>
         <w:t xml:space="preserve">), по спискам глав семейств священников (ст. </w:t>
       </w:r>
-      <w:hyperlink r:id="rId162">
-        <w:r>
-          <w:rPr>
-            <w:lang w:val="ru_RU" w:bidi="ru_RU"/>
-          </w:rPr>
-          <w:rPr>
-            <w:color w:val="0000EE"/>
-            <w:u w:val="single"/>
-          </w:rPr>
-          <w:t>12–21</w:t>
-        </w:r>
-      </w:hyperlink>
+      <w:r>
+        <w:rPr>
+          <w:lang w:val="ru_RU" w:bidi="ru_RU"/>
+        </w:rPr>
+        <w:t>12–21</w:t>
+      </w:r>
       <w:r>
         <w:rPr>
           <w:lang w:val="ru_RU" w:bidi="ru_RU"/>
         </w:rPr>
         <w:t xml:space="preserve">), по спискам левитов и привратников, которые служили под началом первосвященника (ст. </w:t>
       </w:r>
-      <w:hyperlink r:id="rId163">
-        <w:r>
-          <w:rPr>
-            <w:lang w:val="ru_RU" w:bidi="ru_RU"/>
-          </w:rPr>
-          <w:rPr>
-            <w:color w:val="0000EE"/>
-            <w:u w:val="single"/>
-          </w:rPr>
-          <w:t>22–26</w:t>
-        </w:r>
-      </w:hyperlink>
+      <w:r>
+        <w:rPr>
+          <w:lang w:val="ru_RU" w:bidi="ru_RU"/>
+        </w:rPr>
+        <w:t>22–26</w:t>
+      </w:r>
       <w:r>
         <w:rPr>
           <w:lang w:val="ru_RU" w:bidi="ru_RU"/>
         </w:rPr>
         <w:t xml:space="preserve">), а также по спискам начальников и священников, которые участвовали на церемонии освящения восстановленной стены Иерусалима (ст. </w:t>
       </w:r>
-      <w:hyperlink r:id="rId164">
-        <w:r>
-          <w:rPr>
-            <w:lang w:val="ru_RU" w:bidi="ru_RU"/>
-          </w:rPr>
-          <w:rPr>
-            <w:color w:val="0000EE"/>
-            <w:u w:val="single"/>
-          </w:rPr>
-          <w:t>31–42</w:t>
-        </w:r>
-      </w:hyperlink>
+      <w:r>
+        <w:rPr>
+          <w:lang w:val="ru_RU" w:bidi="ru_RU"/>
+        </w:rPr>
+        <w:t>31–42</w:t>
+      </w:r>
       <w:r>
         <w:rPr>
           <w:lang w:val="ru_RU" w:bidi="ru_RU"/>
@@ -3965,18 +3017,12 @@
         </w:rPr>
         <w:t>Последний список, который заслуживает особого внимания — родословная от Адама до Саула (</w:t>
       </w:r>
-      <w:hyperlink r:id="rId165">
-        <w:r>
-          <w:rPr>
-            <w:lang w:val="ru_RU" w:bidi="ru_RU"/>
-          </w:rPr>
-          <w:rPr>
-            <w:color w:val="0000EE"/>
-            <w:u w:val="single"/>
-          </w:rPr>
-          <w:t>1Пар. 1–8</w:t>
-        </w:r>
-      </w:hyperlink>
+      <w:r>
+        <w:rPr>
+          <w:lang w:val="ru_RU" w:bidi="ru_RU"/>
+        </w:rPr>
+        <w:t>1Пар. 1–8</w:t>
+      </w:r>
       <w:r>
         <w:rPr>
           <w:lang w:val="ru_RU" w:bidi="ru_RU"/>
@@ -4008,36 +3054,24 @@
         </w:rPr>
         <w:t xml:space="preserve">Единственные родословия, использующиеся в Новом Завете, связаны с Иисусом Христом и находятся в </w:t>
       </w:r>
-      <w:hyperlink r:id="rId166">
-        <w:r>
-          <w:rPr>
-            <w:lang w:val="ru_RU" w:bidi="ru_RU"/>
-          </w:rPr>
-          <w:rPr>
-            <w:color w:val="0000EE"/>
-            <w:u w:val="single"/>
-          </w:rPr>
-          <w:t>Евангелии от Матфея 1:1–17</w:t>
-        </w:r>
-      </w:hyperlink>
+      <w:r>
+        <w:rPr>
+          <w:lang w:val="ru_RU" w:bidi="ru_RU"/>
+        </w:rPr>
+        <w:t>Евангелии от Матфея 1:1–17</w:t>
+      </w:r>
       <w:r>
         <w:rPr>
           <w:lang w:val="ru_RU" w:bidi="ru_RU"/>
         </w:rPr>
         <w:t xml:space="preserve"> и </w:t>
       </w:r>
-      <w:hyperlink r:id="rId167">
-        <w:r>
-          <w:rPr>
-            <w:lang w:val="ru_RU" w:bidi="ru_RU"/>
-          </w:rPr>
-          <w:rPr>
-            <w:color w:val="0000EE"/>
-            <w:u w:val="single"/>
-          </w:rPr>
-          <w:t>Евангелии от Луки 3:23–38</w:t>
-        </w:r>
-      </w:hyperlink>
+      <w:r>
+        <w:rPr>
+          <w:lang w:val="ru_RU" w:bidi="ru_RU"/>
+        </w:rPr>
+        <w:t>Евангелии от Луки 3:23–38</w:t>
+      </w:r>
       <w:r>
         <w:rPr>
           <w:lang w:val="ru_RU" w:bidi="ru_RU"/>
@@ -4142,144 +3176,84 @@
         </w:rPr>
         <w:t>В Ветхом Завете подчёркивается, что Бог лично избирает и наделяет полномочиями тех, кто Ему угоден. Ещё в ранний период истории Израиля священнические функции перешли от глав семейств к колену Левия, которое было избрано Самим Богом (</w:t>
       </w:r>
-      <w:hyperlink r:id="rId168">
-        <w:r>
-          <w:rPr>
-            <w:lang w:val="ru_RU" w:bidi="ru_RU"/>
-          </w:rPr>
-          <w:rPr>
-            <w:color w:val="0000EE"/>
-            <w:u w:val="single"/>
-          </w:rPr>
-          <w:t>Втор.33:8–11</w:t>
-        </w:r>
-      </w:hyperlink>
+      <w:r>
+        <w:rPr>
+          <w:lang w:val="ru_RU" w:bidi="ru_RU"/>
+        </w:rPr>
+        <w:t>Втор.33:8–11</w:t>
+      </w:r>
       <w:r>
         <w:rPr>
           <w:lang w:val="ru_RU" w:bidi="ru_RU"/>
         </w:rPr>
         <w:t xml:space="preserve">; </w:t>
       </w:r>
-      <w:hyperlink r:id="rId169">
-        <w:r>
-          <w:rPr>
-            <w:lang w:val="ru_RU" w:bidi="ru_RU"/>
-          </w:rPr>
-          <w:rPr>
-            <w:color w:val="0000EE"/>
-            <w:u w:val="single"/>
-          </w:rPr>
-          <w:t>Ин.17:13</w:t>
-        </w:r>
-      </w:hyperlink>
+      <w:r>
+        <w:rPr>
+          <w:lang w:val="ru_RU" w:bidi="ru_RU"/>
+        </w:rPr>
+        <w:t>Ин.17:13</w:t>
+      </w:r>
       <w:r>
         <w:rPr>
           <w:lang w:val="ru_RU" w:bidi="ru_RU"/>
         </w:rPr>
         <w:t>). Несмотря на соперничество священнических родов («сынов Садока», «сынов Аарона» и «хасмонеев» (хасмонеи — священнический род из поселения, к которому принадлежали Маккавеи - прим. пер.)), привилегии, данные Богом колену Левия, сохранялись. Божественное избрание колена Левия началось ещё во времена Моисея (</w:t>
       </w:r>
-      <w:hyperlink r:id="rId170">
-        <w:r>
-          <w:rPr>
-            <w:lang w:val="ru_RU" w:bidi="ru_RU"/>
-          </w:rPr>
-          <w:rPr>
-            <w:color w:val="0000EE"/>
-            <w:u w:val="single"/>
-          </w:rPr>
-          <w:t>Исх.4:14</w:t>
-        </w:r>
-      </w:hyperlink>
+      <w:r>
+        <w:rPr>
+          <w:lang w:val="ru_RU" w:bidi="ru_RU"/>
+        </w:rPr>
+        <w:t>Исх.4:14</w:t>
+      </w:r>
       <w:r>
         <w:rPr>
           <w:lang w:val="ru_RU" w:bidi="ru_RU"/>
         </w:rPr>
         <w:t xml:space="preserve">; </w:t>
       </w:r>
-      <w:hyperlink r:id="rId171">
-        <w:r>
-          <w:rPr>
-            <w:lang w:val="ru_RU" w:bidi="ru_RU"/>
-          </w:rPr>
-          <w:rPr>
-            <w:color w:val="0000EE"/>
-            <w:u w:val="single"/>
-          </w:rPr>
-          <w:t>28:41</w:t>
-        </w:r>
-      </w:hyperlink>
+      <w:r>
+        <w:rPr>
+          <w:lang w:val="ru_RU" w:bidi="ru_RU"/>
+        </w:rPr>
+        <w:t>28:41</w:t>
+      </w:r>
       <w:r>
         <w:rPr>
           <w:lang w:val="ru_RU" w:bidi="ru_RU"/>
         </w:rPr>
         <w:t xml:space="preserve">; </w:t>
       </w:r>
-      <w:hyperlink r:id="rId172">
-        <w:r>
-          <w:rPr>
-            <w:lang w:val="ru_RU" w:bidi="ru_RU"/>
-          </w:rPr>
-          <w:rPr>
-            <w:color w:val="0000EE"/>
-            <w:u w:val="single"/>
-          </w:rPr>
-          <w:t>29:9</w:t>
-        </w:r>
-      </w:hyperlink>
+      <w:r>
+        <w:rPr>
+          <w:lang w:val="ru_RU" w:bidi="ru_RU"/>
+        </w:rPr>
+        <w:t>29:9</w:t>
+      </w:r>
       <w:r>
         <w:rPr>
           <w:lang w:val="ru_RU" w:bidi="ru_RU"/>
         </w:rPr>
         <w:t>), прослеживалось до ефремлянина Самуила (</w:t>
       </w:r>
-      <w:hyperlink r:id="rId173">
-        <w:r>
-          <w:rPr>
-            <w:lang w:val="ru_RU" w:bidi="ru_RU"/>
-          </w:rPr>
-          <w:rPr>
-            <w:color w:val="0000EE"/>
-            <w:u w:val="single"/>
-          </w:rPr>
-          <w:t>1Пар.6:28</w:t>
-        </w:r>
-      </w:hyperlink>
-      <w:r>
-        <w:rPr>
-          <w:lang w:val="ru_RU" w:bidi="ru_RU"/>
-        </w:rPr>
-        <w:t>) и всё ещё прославлялось Сирахом (</w:t>
-      </w:r>
-      <w:hyperlink r:id="rId174">
-        <w:r>
-          <w:rPr>
-            <w:lang w:val="ru_RU" w:bidi="ru_RU"/>
-          </w:rPr>
-          <w:rPr>
-            <w:color w:val="0000EE"/>
-            <w:u w:val="single"/>
-          </w:rPr>
-          <w:t>Книга Премудрости Иисуса, сына Сирахова 45:6–22</w:t>
-        </w:r>
-      </w:hyperlink>
-      <w:r>
-        <w:rPr>
-          <w:lang w:val="ru_RU" w:bidi="ru_RU"/>
-        </w:rPr>
-        <w:t>, около 180 г. до н.э.). Согласно Посланию к Евреям (</w:t>
-      </w:r>
-      <w:hyperlink r:id="rId175">
-        <w:r>
-          <w:rPr>
-            <w:lang w:val="ru_RU" w:bidi="ru_RU"/>
-          </w:rPr>
-          <w:rPr>
-            <w:color w:val="0000EE"/>
-            <w:u w:val="single"/>
-          </w:rPr>
-          <w:t>Евр.5:1, 4</w:t>
-        </w:r>
-      </w:hyperlink>
+      <w:r>
+        <w:rPr>
+          <w:lang w:val="ru_RU" w:bidi="ru_RU"/>
+        </w:rPr>
+        <w:t>1Пар.6:28</w:t>
+      </w:r>
+      <w:r>
+        <w:rPr>
+          <w:lang w:val="ru_RU" w:bidi="ru_RU"/>
+        </w:rPr>
+        <w:t>) и всё ещё прославлялось Сирахом (Книга Премудрости Иисуса, сына Сирахова 45:6–22, около 180 г. до н.э.). Согласно Посланию к Евреям (</w:t>
+      </w:r>
+      <w:r>
+        <w:rPr>
+          <w:lang w:val="ru_RU" w:bidi="ru_RU"/>
+        </w:rPr>
+        <w:t>Евр.5:1, 4</w:t>
+      </w:r>
       <w:r>
         <w:rPr>
           <w:lang w:val="ru_RU" w:bidi="ru_RU"/>
@@ -4300,54 +3274,36 @@
         </w:rPr>
         <w:t>Первые левиты были поставлены в скинии перед народом и посвящены в сан через «возложение рук» (</w:t>
       </w:r>
-      <w:hyperlink r:id="rId176">
-        <w:r>
-          <w:rPr>
-            <w:lang w:val="ru_RU" w:bidi="ru_RU"/>
-          </w:rPr>
-          <w:rPr>
-            <w:color w:val="0000EE"/>
-            <w:u w:val="single"/>
-          </w:rPr>
-          <w:t>Числ.8:10, 14–18</w:t>
-        </w:r>
-      </w:hyperlink>
+      <w:r>
+        <w:rPr>
+          <w:lang w:val="ru_RU" w:bidi="ru_RU"/>
+        </w:rPr>
+        <w:t>Числ.8:10, 14–18</w:t>
+      </w:r>
       <w:r>
         <w:rPr>
           <w:lang w:val="ru_RU" w:bidi="ru_RU"/>
         </w:rPr>
         <w:t>). Моисей получил указание от Господа об Аароне и его сыновьях и их семидневном посвящении с чётко установленными инструкциями о жертвоприношениях, облачении, помазании и обрядах (</w:t>
       </w:r>
-      <w:hyperlink r:id="rId177">
-        <w:r>
-          <w:rPr>
-            <w:lang w:val="ru_RU" w:bidi="ru_RU"/>
-          </w:rPr>
-          <w:rPr>
-            <w:color w:val="0000EE"/>
-            <w:u w:val="single"/>
-          </w:rPr>
-          <w:t>Исх.29</w:t>
-        </w:r>
-      </w:hyperlink>
+      <w:r>
+        <w:rPr>
+          <w:lang w:val="ru_RU" w:bidi="ru_RU"/>
+        </w:rPr>
+        <w:t>Исх.29</w:t>
+      </w:r>
       <w:r>
         <w:rPr>
           <w:lang w:val="ru_RU" w:bidi="ru_RU"/>
         </w:rPr>
         <w:t xml:space="preserve">; </w:t>
       </w:r>
-      <w:hyperlink r:id="rId178">
-        <w:r>
-          <w:rPr>
-            <w:lang w:val="ru_RU" w:bidi="ru_RU"/>
-          </w:rPr>
-          <w:rPr>
-            <w:color w:val="0000EE"/>
-            <w:u w:val="single"/>
-          </w:rPr>
-          <w:t>Лев.8</w:t>
-        </w:r>
-      </w:hyperlink>
+      <w:r>
+        <w:rPr>
+          <w:lang w:val="ru_RU" w:bidi="ru_RU"/>
+        </w:rPr>
+        <w:t>Лев.8</w:t>
+      </w:r>
       <w:r>
         <w:rPr>
           <w:lang w:val="ru_RU" w:bidi="ru_RU"/>
@@ -4368,450 +3324,300 @@
         </w:rPr>
         <w:t>Наряду со священниками существовал круг признанных пророков или пророческие общины, которые иногда находились под покровительством царя (</w:t>
       </w:r>
-      <w:hyperlink r:id="rId179">
-        <w:r>
-          <w:rPr>
-            <w:lang w:val="ru_RU" w:bidi="ru_RU"/>
-          </w:rPr>
-          <w:rPr>
-            <w:color w:val="0000EE"/>
-            <w:u w:val="single"/>
-          </w:rPr>
-          <w:t>1Цар.10:5</w:t>
-        </w:r>
-      </w:hyperlink>
+      <w:r>
+        <w:rPr>
+          <w:lang w:val="ru_RU" w:bidi="ru_RU"/>
+        </w:rPr>
+        <w:t>1Цар.10:5</w:t>
+      </w:r>
       <w:r>
         <w:rPr>
           <w:lang w:val="ru_RU" w:bidi="ru_RU"/>
         </w:rPr>
         <w:t xml:space="preserve">; </w:t>
       </w:r>
-      <w:hyperlink r:id="rId180">
-        <w:r>
-          <w:rPr>
-            <w:lang w:val="ru_RU" w:bidi="ru_RU"/>
-          </w:rPr>
-          <w:rPr>
-            <w:color w:val="0000EE"/>
-            <w:u w:val="single"/>
-          </w:rPr>
-          <w:t>1Кор.1:9–10</w:t>
-        </w:r>
-      </w:hyperlink>
+      <w:r>
+        <w:rPr>
+          <w:lang w:val="ru_RU" w:bidi="ru_RU"/>
+        </w:rPr>
+        <w:t>1Кор.1:9–10</w:t>
+      </w:r>
       <w:r>
         <w:rPr>
           <w:lang w:val="ru_RU" w:bidi="ru_RU"/>
         </w:rPr>
         <w:t xml:space="preserve">; </w:t>
       </w:r>
-      <w:hyperlink r:id="rId181">
-        <w:r>
-          <w:rPr>
-            <w:lang w:val="ru_RU" w:bidi="ru_RU"/>
-          </w:rPr>
-          <w:rPr>
-            <w:color w:val="0000EE"/>
-            <w:u w:val="single"/>
-          </w:rPr>
-          <w:t>18:17–19</w:t>
-        </w:r>
-      </w:hyperlink>
+      <w:r>
+        <w:rPr>
+          <w:lang w:val="ru_RU" w:bidi="ru_RU"/>
+        </w:rPr>
+        <w:t>18:17–19</w:t>
+      </w:r>
       <w:r>
         <w:rPr>
           <w:lang w:val="ru_RU" w:bidi="ru_RU"/>
         </w:rPr>
         <w:t xml:space="preserve">; </w:t>
       </w:r>
-      <w:hyperlink r:id="rId182">
-        <w:r>
-          <w:rPr>
-            <w:lang w:val="ru_RU" w:bidi="ru_RU"/>
-          </w:rPr>
-          <w:rPr>
-            <w:color w:val="0000EE"/>
-            <w:u w:val="single"/>
-          </w:rPr>
-          <w:t>20:35</w:t>
-        </w:r>
-      </w:hyperlink>
+      <w:r>
+        <w:rPr>
+          <w:lang w:val="ru_RU" w:bidi="ru_RU"/>
+        </w:rPr>
+        <w:t>20:35</w:t>
+      </w:r>
       <w:r>
         <w:rPr>
           <w:lang w:val="ru_RU" w:bidi="ru_RU"/>
         </w:rPr>
         <w:t xml:space="preserve">; </w:t>
       </w:r>
-      <w:hyperlink r:id="rId183">
-        <w:r>
-          <w:rPr>
-            <w:lang w:val="ru_RU" w:bidi="ru_RU"/>
-          </w:rPr>
-          <w:rPr>
-            <w:color w:val="0000EE"/>
-            <w:u w:val="single"/>
-          </w:rPr>
-          <w:t>22:5–28</w:t>
-        </w:r>
-      </w:hyperlink>
+      <w:r>
+        <w:rPr>
+          <w:lang w:val="ru_RU" w:bidi="ru_RU"/>
+        </w:rPr>
+        <w:t>22:5–28</w:t>
+      </w:r>
       <w:r>
         <w:rPr>
           <w:lang w:val="ru_RU" w:bidi="ru_RU"/>
         </w:rPr>
         <w:t xml:space="preserve">; </w:t>
       </w:r>
-      <w:hyperlink r:id="rId184">
-        <w:r>
-          <w:rPr>
-            <w:lang w:val="ru_RU" w:bidi="ru_RU"/>
-          </w:rPr>
-          <w:rPr>
-            <w:color w:val="0000EE"/>
-            <w:u w:val="single"/>
-          </w:rPr>
-          <w:t>2Кор.2:3–7</w:t>
-        </w:r>
-      </w:hyperlink>
+      <w:r>
+        <w:rPr>
+          <w:lang w:val="ru_RU" w:bidi="ru_RU"/>
+        </w:rPr>
+        <w:t>2Кор.2:3–7</w:t>
+      </w:r>
       <w:r>
         <w:rPr>
           <w:lang w:val="ru_RU" w:bidi="ru_RU"/>
         </w:rPr>
         <w:t xml:space="preserve">; </w:t>
       </w:r>
-      <w:hyperlink r:id="rId185">
-        <w:r>
-          <w:rPr>
-            <w:lang w:val="ru_RU" w:bidi="ru_RU"/>
-          </w:rPr>
-          <w:rPr>
-            <w:color w:val="0000EE"/>
-            <w:u w:val="single"/>
-          </w:rPr>
-          <w:t>23:2</w:t>
-        </w:r>
-      </w:hyperlink>
+      <w:r>
+        <w:rPr>
+          <w:lang w:val="ru_RU" w:bidi="ru_RU"/>
+        </w:rPr>
+        <w:t>23:2</w:t>
+      </w:r>
       <w:r>
         <w:rPr>
           <w:lang w:val="ru_RU" w:bidi="ru_RU"/>
         </w:rPr>
         <w:t xml:space="preserve">). Пророческое служение, как и священническое, также восходит к самым ранним временам истории Божьего народа (см. </w:t>
       </w:r>
-      <w:hyperlink r:id="rId186">
-        <w:r>
-          <w:rPr>
-            <w:lang w:val="ru_RU" w:bidi="ru_RU"/>
-          </w:rPr>
-          <w:rPr>
-            <w:color w:val="0000EE"/>
-            <w:u w:val="single"/>
-          </w:rPr>
-          <w:t>Быт.20:7</w:t>
-        </w:r>
-      </w:hyperlink>
+      <w:r>
+        <w:rPr>
+          <w:lang w:val="ru_RU" w:bidi="ru_RU"/>
+        </w:rPr>
+        <w:t>Быт.20:7</w:t>
+      </w:r>
       <w:r>
         <w:rPr>
           <w:lang w:val="ru_RU" w:bidi="ru_RU"/>
         </w:rPr>
         <w:t xml:space="preserve">; </w:t>
       </w:r>
-      <w:hyperlink r:id="rId187">
-        <w:r>
-          <w:rPr>
-            <w:lang w:val="ru_RU" w:bidi="ru_RU"/>
-          </w:rPr>
-          <w:rPr>
-            <w:color w:val="0000EE"/>
-            <w:u w:val="single"/>
-          </w:rPr>
-          <w:t>Втор.34:10</w:t>
-        </w:r>
-      </w:hyperlink>
+      <w:r>
+        <w:rPr>
+          <w:lang w:val="ru_RU" w:bidi="ru_RU"/>
+        </w:rPr>
+        <w:t>Втор.34:10</w:t>
+      </w:r>
       <w:r>
         <w:rPr>
           <w:lang w:val="ru_RU" w:bidi="ru_RU"/>
         </w:rPr>
         <w:t xml:space="preserve">; </w:t>
       </w:r>
-      <w:hyperlink r:id="rId188">
-        <w:r>
-          <w:rPr>
-            <w:lang w:val="ru_RU" w:bidi="ru_RU"/>
-          </w:rPr>
-          <w:rPr>
-            <w:color w:val="0000EE"/>
-            <w:u w:val="single"/>
-          </w:rPr>
-          <w:t>Суд.4:4</w:t>
-        </w:r>
-      </w:hyperlink>
+      <w:r>
+        <w:rPr>
+          <w:lang w:val="ru_RU" w:bidi="ru_RU"/>
+        </w:rPr>
+        <w:t>Суд.4:4</w:t>
+      </w:r>
       <w:r>
         <w:rPr>
           <w:lang w:val="ru_RU" w:bidi="ru_RU"/>
         </w:rPr>
         <w:t xml:space="preserve">; </w:t>
       </w:r>
-      <w:hyperlink r:id="rId189">
-        <w:r>
-          <w:rPr>
-            <w:lang w:val="ru_RU" w:bidi="ru_RU"/>
-          </w:rPr>
-          <w:rPr>
-            <w:color w:val="0000EE"/>
-            <w:u w:val="single"/>
-          </w:rPr>
-          <w:t>Иер.7:25</w:t>
-        </w:r>
-      </w:hyperlink>
+      <w:r>
+        <w:rPr>
+          <w:lang w:val="ru_RU" w:bidi="ru_RU"/>
+        </w:rPr>
+        <w:t>Иер.7:25</w:t>
+      </w:r>
       <w:r>
         <w:rPr>
           <w:lang w:val="ru_RU" w:bidi="ru_RU"/>
         </w:rPr>
         <w:t xml:space="preserve">). Выражение «сыны пророков» и не совсем понятная информация, данная в </w:t>
       </w:r>
-      <w:hyperlink r:id="rId190">
-        <w:r>
-          <w:rPr>
-            <w:lang w:val="ru_RU" w:bidi="ru_RU"/>
-          </w:rPr>
-          <w:rPr>
-            <w:color w:val="0000EE"/>
-            <w:u w:val="single"/>
-          </w:rPr>
-          <w:t>Иеремии 35:4</w:t>
-        </w:r>
-      </w:hyperlink>
+      <w:r>
+        <w:rPr>
+          <w:lang w:val="ru_RU" w:bidi="ru_RU"/>
+        </w:rPr>
+        <w:t>Иеремии 35:4</w:t>
+      </w:r>
       <w:r>
         <w:rPr>
           <w:lang w:val="ru_RU" w:bidi="ru_RU"/>
         </w:rPr>
         <w:t xml:space="preserve">, позволяет предположить, что пророческий сан, как и священнический, мог передаваться по наследству, однако способ избрания пророков и введения их в должность неизвестны. Самые известные пророки часто выступали против всех остальных пророков, как, например, Илия </w:t>
       </w:r>
-      <w:hyperlink r:id="rId191">
-        <w:r>
-          <w:rPr>
-            <w:lang w:val="ru_RU" w:bidi="ru_RU"/>
-          </w:rPr>
-          <w:rPr>
-            <w:color w:val="0000EE"/>
-            <w:u w:val="single"/>
-          </w:rPr>
-          <w:t>в 3Цар.17</w:t>
-        </w:r>
-      </w:hyperlink>
+      <w:r>
+        <w:rPr>
+          <w:lang w:val="ru_RU" w:bidi="ru_RU"/>
+        </w:rPr>
+        <w:t>в 3Цар.17</w:t>
+      </w:r>
       <w:r>
         <w:rPr>
           <w:lang w:val="ru_RU" w:bidi="ru_RU"/>
         </w:rPr>
         <w:t xml:space="preserve">; Михей в </w:t>
       </w:r>
-      <w:hyperlink r:id="rId183">
-        <w:r>
-          <w:rPr>
-            <w:lang w:val="ru_RU" w:bidi="ru_RU"/>
-          </w:rPr>
-          <w:rPr>
-            <w:color w:val="0000EE"/>
-            <w:u w:val="single"/>
-          </w:rPr>
-          <w:t>3Цар.22:5–28</w:t>
-        </w:r>
-      </w:hyperlink>
+      <w:r>
+        <w:rPr>
+          <w:lang w:val="ru_RU" w:bidi="ru_RU"/>
+        </w:rPr>
+        <w:t>3Цар.22:5–28</w:t>
+      </w:r>
       <w:r>
         <w:rPr>
           <w:lang w:val="ru_RU" w:bidi="ru_RU"/>
         </w:rPr>
         <w:t xml:space="preserve"> или Иеремия в </w:t>
       </w:r>
-      <w:hyperlink r:id="rId192">
-        <w:r>
-          <w:rPr>
-            <w:lang w:val="ru_RU" w:bidi="ru_RU"/>
-          </w:rPr>
-          <w:rPr>
-            <w:color w:val="0000EE"/>
-            <w:u w:val="single"/>
-          </w:rPr>
-          <w:t>Иер.27:14–16</w:t>
-        </w:r>
-      </w:hyperlink>
+      <w:r>
+        <w:rPr>
+          <w:lang w:val="ru_RU" w:bidi="ru_RU"/>
+        </w:rPr>
+        <w:t>Иер.27:14–16</w:t>
+      </w:r>
       <w:r>
         <w:rPr>
           <w:lang w:val="ru_RU" w:bidi="ru_RU"/>
         </w:rPr>
         <w:t xml:space="preserve">; </w:t>
       </w:r>
-      <w:hyperlink r:id="rId193">
-        <w:r>
-          <w:rPr>
-            <w:lang w:val="ru_RU" w:bidi="ru_RU"/>
-          </w:rPr>
-          <w:rPr>
-            <w:color w:val="0000EE"/>
-            <w:u w:val="single"/>
-          </w:rPr>
-          <w:t>28</w:t>
-        </w:r>
-      </w:hyperlink>
+      <w:r>
+        <w:rPr>
+          <w:lang w:val="ru_RU" w:bidi="ru_RU"/>
+        </w:rPr>
+        <w:t>28</w:t>
+      </w:r>
       <w:r>
         <w:rPr>
           <w:lang w:val="ru_RU" w:bidi="ru_RU"/>
         </w:rPr>
         <w:t>. Такие люди были призваны к служению Самим Богом (</w:t>
       </w:r>
-      <w:hyperlink r:id="rId194">
-        <w:r>
-          <w:rPr>
-            <w:lang w:val="ru_RU" w:bidi="ru_RU"/>
-          </w:rPr>
-          <w:rPr>
-            <w:color w:val="0000EE"/>
-            <w:u w:val="single"/>
-          </w:rPr>
-          <w:t>3Цар.17:1</w:t>
-        </w:r>
-      </w:hyperlink>
+      <w:r>
+        <w:rPr>
+          <w:lang w:val="ru_RU" w:bidi="ru_RU"/>
+        </w:rPr>
+        <w:t>3Цар.17:1</w:t>
+      </w:r>
       <w:r>
         <w:rPr>
           <w:lang w:val="ru_RU" w:bidi="ru_RU"/>
         </w:rPr>
         <w:t xml:space="preserve">; </w:t>
       </w:r>
-      <w:hyperlink r:id="rId195">
-        <w:r>
-          <w:rPr>
-            <w:lang w:val="ru_RU" w:bidi="ru_RU"/>
-          </w:rPr>
-          <w:rPr>
-            <w:color w:val="0000EE"/>
-            <w:u w:val="single"/>
-          </w:rPr>
-          <w:t>21:17</w:t>
-        </w:r>
-      </w:hyperlink>
+      <w:r>
+        <w:rPr>
+          <w:lang w:val="ru_RU" w:bidi="ru_RU"/>
+        </w:rPr>
+        <w:t>21:17</w:t>
+      </w:r>
       <w:r>
         <w:rPr>
           <w:lang w:val="ru_RU" w:bidi="ru_RU"/>
         </w:rPr>
         <w:t xml:space="preserve">; </w:t>
       </w:r>
-      <w:hyperlink r:id="rId196">
-        <w:r>
-          <w:rPr>
-            <w:lang w:val="ru_RU" w:bidi="ru_RU"/>
-          </w:rPr>
-          <w:rPr>
-            <w:color w:val="0000EE"/>
-            <w:u w:val="single"/>
-          </w:rPr>
-          <w:t>Ис.6</w:t>
-        </w:r>
-      </w:hyperlink>
+      <w:r>
+        <w:rPr>
+          <w:lang w:val="ru_RU" w:bidi="ru_RU"/>
+        </w:rPr>
+        <w:t>Ис.6</w:t>
+      </w:r>
       <w:r>
         <w:rPr>
           <w:lang w:val="ru_RU" w:bidi="ru_RU"/>
         </w:rPr>
         <w:t xml:space="preserve">; </w:t>
       </w:r>
-      <w:hyperlink r:id="rId197">
-        <w:r>
-          <w:rPr>
-            <w:lang w:val="ru_RU" w:bidi="ru_RU"/>
-          </w:rPr>
-          <w:rPr>
-            <w:color w:val="0000EE"/>
-            <w:u w:val="single"/>
-          </w:rPr>
-          <w:t>Иер.1</w:t>
-        </w:r>
-      </w:hyperlink>
+      <w:r>
+        <w:rPr>
+          <w:lang w:val="ru_RU" w:bidi="ru_RU"/>
+        </w:rPr>
+        <w:t>Иер.1</w:t>
+      </w:r>
       <w:r>
         <w:rPr>
           <w:lang w:val="ru_RU" w:bidi="ru_RU"/>
         </w:rPr>
         <w:t xml:space="preserve">; </w:t>
       </w:r>
-      <w:hyperlink r:id="rId198">
-        <w:r>
-          <w:rPr>
-            <w:lang w:val="ru_RU" w:bidi="ru_RU"/>
-          </w:rPr>
-          <w:rPr>
-            <w:color w:val="0000EE"/>
-            <w:u w:val="single"/>
-          </w:rPr>
-          <w:t>Ам.7:15</w:t>
-        </w:r>
-      </w:hyperlink>
+      <w:r>
+        <w:rPr>
+          <w:lang w:val="ru_RU" w:bidi="ru_RU"/>
+        </w:rPr>
+        <w:t>Ам.7:15</w:t>
+      </w:r>
       <w:r>
         <w:rPr>
           <w:lang w:val="ru_RU" w:bidi="ru_RU"/>
         </w:rPr>
         <w:t>), хотя Елисей был призван и помазан Илией, который следовал Божьему повелению (</w:t>
       </w:r>
-      <w:hyperlink r:id="rId199">
-        <w:r>
-          <w:rPr>
-            <w:lang w:val="ru_RU" w:bidi="ru_RU"/>
-          </w:rPr>
-          <w:rPr>
-            <w:color w:val="0000EE"/>
-            <w:u w:val="single"/>
-          </w:rPr>
-          <w:t>3Цар.19:16</w:t>
-        </w:r>
-      </w:hyperlink>
+      <w:r>
+        <w:rPr>
+          <w:lang w:val="ru_RU" w:bidi="ru_RU"/>
+        </w:rPr>
+        <w:t>3Цар.19:16</w:t>
+      </w:r>
       <w:r>
         <w:rPr>
           <w:lang w:val="ru_RU" w:bidi="ru_RU"/>
         </w:rPr>
         <w:t xml:space="preserve">; ср. </w:t>
       </w:r>
-      <w:hyperlink r:id="rId200">
-        <w:r>
-          <w:rPr>
-            <w:lang w:val="ru_RU" w:bidi="ru_RU"/>
-          </w:rPr>
-          <w:rPr>
-            <w:color w:val="0000EE"/>
-            <w:u w:val="single"/>
-          </w:rPr>
-          <w:t>Ис.61:1</w:t>
-        </w:r>
-      </w:hyperlink>
+      <w:r>
+        <w:rPr>
+          <w:lang w:val="ru_RU" w:bidi="ru_RU"/>
+        </w:rPr>
+        <w:t>Ис.61:1</w:t>
+      </w:r>
       <w:r>
         <w:rPr>
           <w:lang w:val="ru_RU" w:bidi="ru_RU"/>
         </w:rPr>
         <w:t>). Истинность пророческих посланий заключалась не в самой церемонии посвящения пророка в сан, но в исполнении высвобожденных им пророчеств (</w:t>
       </w:r>
-      <w:hyperlink r:id="rId201">
-        <w:r>
-          <w:rPr>
-            <w:lang w:val="ru_RU" w:bidi="ru_RU"/>
-          </w:rPr>
-          <w:rPr>
-            <w:color w:val="0000EE"/>
-            <w:u w:val="single"/>
-          </w:rPr>
-          <w:t>3Цар.22:13–14, 26–28</w:t>
-        </w:r>
-      </w:hyperlink>
+      <w:r>
+        <w:rPr>
+          <w:lang w:val="ru_RU" w:bidi="ru_RU"/>
+        </w:rPr>
+        <w:t>3Цар.22:13–14, 26–28</w:t>
+      </w:r>
       <w:r>
         <w:rPr>
           <w:lang w:val="ru_RU" w:bidi="ru_RU"/>
         </w:rPr>
         <w:t xml:space="preserve">; </w:t>
       </w:r>
-      <w:hyperlink r:id="rId202">
-        <w:r>
-          <w:rPr>
-            <w:lang w:val="ru_RU" w:bidi="ru_RU"/>
-          </w:rPr>
-          <w:rPr>
-            <w:color w:val="0000EE"/>
-            <w:u w:val="single"/>
-          </w:rPr>
-          <w:t>Иер.28:5–9</w:t>
-        </w:r>
-      </w:hyperlink>
+      <w:r>
+        <w:rPr>
+          <w:lang w:val="ru_RU" w:bidi="ru_RU"/>
+        </w:rPr>
+        <w:t>Иер.28:5–9</w:t>
+      </w:r>
       <w:r>
         <w:rPr>
           <w:lang w:val="ru_RU" w:bidi="ru_RU"/>
@@ -4843,90 +3649,60 @@
         </w:rPr>
         <w:t>Христианское рукоположение всегда было напрямую связано с Божественным избранием. Ни Иисус, и никакой другой Его ученик не были выходцами из священнических или пророческих семейств. Иисус рукоположил 12 апостолов; Он избрал тех, кого Сам пожелал; впоследствии Он сказал им: «Не вы Меня избрали, но Я избрал вас и поставил вас» (</w:t>
       </w:r>
-      <w:hyperlink r:id="rId203">
-        <w:r>
-          <w:rPr>
-            <w:lang w:val="ru_RU" w:bidi="ru_RU"/>
-          </w:rPr>
-          <w:rPr>
-            <w:color w:val="0000EE"/>
-            <w:u w:val="single"/>
-          </w:rPr>
-          <w:t>Ин.15:16</w:t>
-        </w:r>
-      </w:hyperlink>
+      <w:r>
+        <w:rPr>
+          <w:lang w:val="ru_RU" w:bidi="ru_RU"/>
+        </w:rPr>
+        <w:t>Ин.15:16</w:t>
+      </w:r>
       <w:r>
         <w:rPr>
           <w:lang w:val="ru_RU" w:bidi="ru_RU"/>
         </w:rPr>
         <w:t>). Избрание Матфия произошло по молитве и бросанию жребия перед Богом (</w:t>
       </w:r>
-      <w:hyperlink r:id="rId204">
-        <w:r>
-          <w:rPr>
-            <w:lang w:val="ru_RU" w:bidi="ru_RU"/>
-          </w:rPr>
-          <w:rPr>
-            <w:color w:val="0000EE"/>
-            <w:u w:val="single"/>
-          </w:rPr>
-          <w:t>Деяния 1:24–26</w:t>
-        </w:r>
-      </w:hyperlink>
+      <w:r>
+        <w:rPr>
+          <w:lang w:val="ru_RU" w:bidi="ru_RU"/>
+        </w:rPr>
+        <w:t>Деяния 1:24–26</w:t>
+      </w:r>
       <w:r>
         <w:rPr>
           <w:lang w:val="ru_RU" w:bidi="ru_RU"/>
         </w:rPr>
         <w:t>). Павел сказал, что он был избран Господом ещё до своего рождения и что он не получил своё апостольство от людей или благодаря людям (</w:t>
       </w:r>
-      <w:hyperlink r:id="rId205">
-        <w:r>
-          <w:rPr>
-            <w:lang w:val="ru_RU" w:bidi="ru_RU"/>
-          </w:rPr>
-          <w:rPr>
-            <w:color w:val="0000EE"/>
-            <w:u w:val="single"/>
-          </w:rPr>
-          <w:t>Гал.1:1,15</w:t>
-        </w:r>
-      </w:hyperlink>
+      <w:r>
+        <w:rPr>
+          <w:lang w:val="ru_RU" w:bidi="ru_RU"/>
+        </w:rPr>
+        <w:t>Гал.1:1,15</w:t>
+      </w:r>
       <w:r>
         <w:rPr>
           <w:lang w:val="ru_RU" w:bidi="ru_RU"/>
         </w:rPr>
         <w:t>). Павел и Варнава были избраны Святым Духом во время богослужения, скорее всего христианским пророком. Тимофей был впервые избран в качестве помощника Павла благодаря пророчествам, которые указывали на него (</w:t>
       </w:r>
-      <w:hyperlink r:id="rId206">
-        <w:r>
-          <w:rPr>
-            <w:lang w:val="ru_RU" w:bidi="ru_RU"/>
-          </w:rPr>
-          <w:rPr>
-            <w:color w:val="0000EE"/>
-            <w:u w:val="single"/>
-          </w:rPr>
-          <w:t>1Тим.1:18</w:t>
-        </w:r>
-      </w:hyperlink>
+      <w:r>
+        <w:rPr>
+          <w:lang w:val="ru_RU" w:bidi="ru_RU"/>
+        </w:rPr>
+        <w:t>1Тим.1:18</w:t>
+      </w:r>
       <w:r>
         <w:rPr>
           <w:lang w:val="ru_RU" w:bidi="ru_RU"/>
         </w:rPr>
         <w:t xml:space="preserve">; </w:t>
       </w:r>
-      <w:hyperlink r:id="rId207">
-        <w:r>
-          <w:rPr>
-            <w:lang w:val="ru_RU" w:bidi="ru_RU"/>
-          </w:rPr>
-          <w:rPr>
-            <w:color w:val="0000EE"/>
-            <w:u w:val="single"/>
-          </w:rPr>
-          <w:t>4:14</w:t>
-        </w:r>
-      </w:hyperlink>
+      <w:r>
+        <w:rPr>
+          <w:lang w:val="ru_RU" w:bidi="ru_RU"/>
+        </w:rPr>
+        <w:t>4:14</w:t>
+      </w:r>
       <w:r>
         <w:rPr>
           <w:lang w:val="ru_RU" w:bidi="ru_RU"/>
@@ -4947,72 +3723,48 @@
         </w:rPr>
         <w:t>В Коринфе различные служения, связанные с проповедью, обучением, исцелением и управлением, давались верующим Самим Святым Духом, Который распределял эти служения так, как Ему это было угодно (</w:t>
       </w:r>
-      <w:hyperlink r:id="rId208">
-        <w:r>
-          <w:rPr>
-            <w:lang w:val="ru_RU" w:bidi="ru_RU"/>
-          </w:rPr>
-          <w:rPr>
-            <w:color w:val="0000EE"/>
-            <w:u w:val="single"/>
-          </w:rPr>
-          <w:t>1Кор.12:8–11,28</w:t>
-        </w:r>
-      </w:hyperlink>
+      <w:r>
+        <w:rPr>
+          <w:lang w:val="ru_RU" w:bidi="ru_RU"/>
+        </w:rPr>
+        <w:t>1Кор.12:8–11,28</w:t>
+      </w:r>
       <w:r>
         <w:rPr>
           <w:lang w:val="ru_RU" w:bidi="ru_RU"/>
         </w:rPr>
         <w:t xml:space="preserve">; ср. </w:t>
       </w:r>
-      <w:hyperlink r:id="rId209">
-        <w:r>
-          <w:rPr>
-            <w:lang w:val="ru_RU" w:bidi="ru_RU"/>
-          </w:rPr>
-          <w:rPr>
-            <w:color w:val="0000EE"/>
-            <w:u w:val="single"/>
-          </w:rPr>
-          <w:t>Еф.4:11</w:t>
-        </w:r>
-      </w:hyperlink>
+      <w:r>
+        <w:rPr>
+          <w:lang w:val="ru_RU" w:bidi="ru_RU"/>
+        </w:rPr>
+        <w:t>Еф.4:11</w:t>
+      </w:r>
       <w:r>
         <w:rPr>
           <w:lang w:val="ru_RU" w:bidi="ru_RU"/>
         </w:rPr>
         <w:t>). Старейшины церкви в Ефесе были избраны Святым Духом в качестве хранителей стада (</w:t>
       </w:r>
-      <w:hyperlink r:id="rId210">
-        <w:r>
-          <w:rPr>
-            <w:lang w:val="ru_RU" w:bidi="ru_RU"/>
-          </w:rPr>
-          <w:rPr>
-            <w:color w:val="0000EE"/>
-            <w:u w:val="single"/>
-          </w:rPr>
-          <w:t>Деян.20:28</w:t>
-        </w:r>
-      </w:hyperlink>
+      <w:r>
+        <w:rPr>
+          <w:lang w:val="ru_RU" w:bidi="ru_RU"/>
+        </w:rPr>
+        <w:t>Деян.20:28</w:t>
+      </w:r>
       <w:r>
         <w:rPr>
           <w:lang w:val="ru_RU" w:bidi="ru_RU"/>
         </w:rPr>
         <w:t>). Божественное водительство при этом было очень важно: любая попытка стать служителем по личной инициативе или с помощью неподобающих методов встречала самое резкое обличение (</w:t>
       </w:r>
-      <w:hyperlink r:id="rId211">
-        <w:r>
-          <w:rPr>
-            <w:lang w:val="ru_RU" w:bidi="ru_RU"/>
-          </w:rPr>
-          <w:rPr>
-            <w:color w:val="0000EE"/>
-            <w:u w:val="single"/>
-          </w:rPr>
-          <w:t>8:18–24</w:t>
-        </w:r>
-      </w:hyperlink>
+      <w:r>
+        <w:rPr>
+          <w:lang w:val="ru_RU" w:bidi="ru_RU"/>
+        </w:rPr>
+        <w:t>8:18–24</w:t>
+      </w:r>
       <w:r>
         <w:rPr>
           <w:lang w:val="ru_RU" w:bidi="ru_RU"/>
@@ -5033,180 +3785,120 @@
         </w:rPr>
         <w:t>С другой стороны, был момент, когда церковь собралась и «поставила» Варсаву и Матфия, а затем обратилась к Богу за окончательным выбором (</w:t>
       </w:r>
-      <w:hyperlink r:id="rId212">
-        <w:r>
-          <w:rPr>
-            <w:lang w:val="ru_RU" w:bidi="ru_RU"/>
-          </w:rPr>
-          <w:rPr>
-            <w:color w:val="0000EE"/>
-            <w:u w:val="single"/>
-          </w:rPr>
-          <w:t>Деян.1:15, 23</w:t>
-        </w:r>
-      </w:hyperlink>
+      <w:r>
+        <w:rPr>
+          <w:lang w:val="ru_RU" w:bidi="ru_RU"/>
+        </w:rPr>
+        <w:t>Деян.1:15, 23</w:t>
+      </w:r>
       <w:r>
         <w:rPr>
           <w:lang w:val="ru_RU" w:bidi="ru_RU"/>
         </w:rPr>
         <w:t>). Верующие выбрали семь служителей и представили их апостолам (</w:t>
       </w:r>
-      <w:hyperlink r:id="rId213">
-        <w:r>
-          <w:rPr>
-            <w:lang w:val="ru_RU" w:bidi="ru_RU"/>
-          </w:rPr>
-          <w:rPr>
-            <w:color w:val="0000EE"/>
-            <w:u w:val="single"/>
-          </w:rPr>
-          <w:t>6:2–6</w:t>
-        </w:r>
-      </w:hyperlink>
+      <w:r>
+        <w:rPr>
+          <w:lang w:val="ru_RU" w:bidi="ru_RU"/>
+        </w:rPr>
+        <w:t>6:2–6</w:t>
+      </w:r>
       <w:r>
         <w:rPr>
           <w:lang w:val="ru_RU" w:bidi="ru_RU"/>
         </w:rPr>
         <w:t>). Собравшаяся церковь по повелению Святого Духа избрала Павла и Варнаву и отправила их на служение (</w:t>
       </w:r>
-      <w:hyperlink r:id="rId214">
-        <w:r>
-          <w:rPr>
-            <w:lang w:val="ru_RU" w:bidi="ru_RU"/>
-          </w:rPr>
-          <w:rPr>
-            <w:color w:val="0000EE"/>
-            <w:u w:val="single"/>
-          </w:rPr>
-          <w:t>13:3</w:t>
-        </w:r>
-      </w:hyperlink>
+      <w:r>
+        <w:rPr>
+          <w:lang w:val="ru_RU" w:bidi="ru_RU"/>
+        </w:rPr>
+        <w:t>13:3</w:t>
+      </w:r>
       <w:r>
         <w:rPr>
           <w:lang w:val="ru_RU" w:bidi="ru_RU"/>
         </w:rPr>
         <w:t>). Павел и Варнава лично рукополагали пресвитеров (</w:t>
       </w:r>
-      <w:hyperlink r:id="rId215">
-        <w:r>
-          <w:rPr>
-            <w:lang w:val="ru_RU" w:bidi="ru_RU"/>
-          </w:rPr>
-          <w:rPr>
-            <w:color w:val="0000EE"/>
-            <w:u w:val="single"/>
-          </w:rPr>
-          <w:t>14:23</w:t>
-        </w:r>
-      </w:hyperlink>
+      <w:r>
+        <w:rPr>
+          <w:lang w:val="ru_RU" w:bidi="ru_RU"/>
+        </w:rPr>
+        <w:t>14:23</w:t>
+      </w:r>
       <w:r>
         <w:rPr>
           <w:lang w:val="ru_RU" w:bidi="ru_RU"/>
         </w:rPr>
         <w:t>), то же самое было поручено Титу (</w:t>
       </w:r>
-      <w:hyperlink r:id="rId216">
-        <w:r>
-          <w:rPr>
-            <w:lang w:val="ru_RU" w:bidi="ru_RU"/>
-          </w:rPr>
-          <w:rPr>
-            <w:color w:val="0000EE"/>
-            <w:u w:val="single"/>
-          </w:rPr>
-          <w:t>Тим.1:5</w:t>
-        </w:r>
-      </w:hyperlink>
+      <w:r>
+        <w:rPr>
+          <w:lang w:val="ru_RU" w:bidi="ru_RU"/>
+        </w:rPr>
+        <w:t>Тим.1:5</w:t>
+      </w:r>
       <w:r>
         <w:rPr>
           <w:lang w:val="ru_RU" w:bidi="ru_RU"/>
         </w:rPr>
         <w:t>) и Тимофею (</w:t>
       </w:r>
-      <w:hyperlink r:id="rId217">
-        <w:r>
-          <w:rPr>
-            <w:lang w:val="ru_RU" w:bidi="ru_RU"/>
-          </w:rPr>
-          <w:rPr>
-            <w:color w:val="0000EE"/>
-            <w:u w:val="single"/>
-          </w:rPr>
-          <w:t>1Тим.5:22</w:t>
-        </w:r>
-      </w:hyperlink>
+      <w:r>
+        <w:rPr>
+          <w:lang w:val="ru_RU" w:bidi="ru_RU"/>
+        </w:rPr>
+        <w:t>1Тим.5:22</w:t>
+      </w:r>
       <w:r>
         <w:rPr>
           <w:lang w:val="ru_RU" w:bidi="ru_RU"/>
         </w:rPr>
         <w:t>). Старейшины в Листре и Иконии, послушавшись христианского пророка, вместе с Павлом рукоположили Тимофея (</w:t>
       </w:r>
-      <w:hyperlink r:id="rId207">
-        <w:r>
-          <w:rPr>
-            <w:lang w:val="ru_RU" w:bidi="ru_RU"/>
-          </w:rPr>
-          <w:rPr>
-            <w:color w:val="0000EE"/>
-            <w:u w:val="single"/>
-          </w:rPr>
-          <w:t>1Тим.4:14</w:t>
-        </w:r>
-      </w:hyperlink>
+      <w:r>
+        <w:rPr>
+          <w:lang w:val="ru_RU" w:bidi="ru_RU"/>
+        </w:rPr>
+        <w:t>1Тим.4:14</w:t>
+      </w:r>
       <w:r>
         <w:rPr>
           <w:lang w:val="ru_RU" w:bidi="ru_RU"/>
         </w:rPr>
         <w:t xml:space="preserve">; </w:t>
       </w:r>
-      <w:hyperlink r:id="rId218">
-        <w:r>
-          <w:rPr>
-            <w:lang w:val="ru_RU" w:bidi="ru_RU"/>
-          </w:rPr>
-          <w:rPr>
-            <w:color w:val="0000EE"/>
-            <w:u w:val="single"/>
-          </w:rPr>
-          <w:t>2Тим.1:6</w:t>
-        </w:r>
-      </w:hyperlink>
+      <w:r>
+        <w:rPr>
+          <w:lang w:val="ru_RU" w:bidi="ru_RU"/>
+        </w:rPr>
+        <w:t>2Тим.1:6</w:t>
+      </w:r>
       <w:r>
         <w:rPr>
           <w:lang w:val="ru_RU" w:bidi="ru_RU"/>
         </w:rPr>
         <w:t>). К тому времени, когда были написаны Послания к Тимофею и Титу, церковным руководителям потребовался полный список качеств, необходимых служителю (</w:t>
       </w:r>
-      <w:hyperlink r:id="rId219">
-        <w:r>
-          <w:rPr>
-            <w:lang w:val="ru_RU" w:bidi="ru_RU"/>
-          </w:rPr>
-          <w:rPr>
-            <w:color w:val="0000EE"/>
-            <w:u w:val="single"/>
-          </w:rPr>
-          <w:t>1Тим.3:1–13</w:t>
-        </w:r>
-      </w:hyperlink>
+      <w:r>
+        <w:rPr>
+          <w:lang w:val="ru_RU" w:bidi="ru_RU"/>
+        </w:rPr>
+        <w:t>1Тим.3:1–13</w:t>
+      </w:r>
       <w:r>
         <w:rPr>
           <w:lang w:val="ru_RU" w:bidi="ru_RU"/>
         </w:rPr>
         <w:t xml:space="preserve">; </w:t>
       </w:r>
-      <w:hyperlink r:id="rId220">
-        <w:r>
-          <w:rPr>
-            <w:lang w:val="ru_RU" w:bidi="ru_RU"/>
-          </w:rPr>
-          <w:rPr>
-            <w:color w:val="0000EE"/>
-            <w:u w:val="single"/>
-          </w:rPr>
-          <w:t>2Тим.2:2</w:t>
-        </w:r>
-      </w:hyperlink>
+      <w:r>
+        <w:rPr>
+          <w:lang w:val="ru_RU" w:bidi="ru_RU"/>
+        </w:rPr>
+        <w:t>2Тим.2:2</w:t>
+      </w:r>
       <w:r>
         <w:rPr>
           <w:lang w:val="ru_RU" w:bidi="ru_RU"/>
@@ -5227,72 +3919,48 @@
         </w:rPr>
         <w:t>В выборе служителей могла участвовать вся община верующих. Верующие могли молиться, поститься, бросать жребий (</w:t>
       </w:r>
-      <w:hyperlink r:id="rId221">
-        <w:r>
-          <w:rPr>
-            <w:lang w:val="ru_RU" w:bidi="ru_RU"/>
-          </w:rPr>
-          <w:rPr>
-            <w:color w:val="0000EE"/>
-            <w:u w:val="single"/>
-          </w:rPr>
-          <w:t>Деян.1:26</w:t>
-        </w:r>
-      </w:hyperlink>
+      <w:r>
+        <w:rPr>
+          <w:lang w:val="ru_RU" w:bidi="ru_RU"/>
+        </w:rPr>
+        <w:t>Деян.1:26</w:t>
+      </w:r>
       <w:r>
         <w:rPr>
           <w:lang w:val="ru_RU" w:bidi="ru_RU"/>
         </w:rPr>
         <w:t xml:space="preserve">; </w:t>
       </w:r>
-      <w:hyperlink r:id="rId222">
-        <w:r>
-          <w:rPr>
-            <w:lang w:val="ru_RU" w:bidi="ru_RU"/>
-          </w:rPr>
-          <w:rPr>
-            <w:color w:val="0000EE"/>
-            <w:u w:val="single"/>
-          </w:rPr>
-          <w:t>6:6</w:t>
-        </w:r>
-      </w:hyperlink>
+      <w:r>
+        <w:rPr>
+          <w:lang w:val="ru_RU" w:bidi="ru_RU"/>
+        </w:rPr>
+        <w:t>6:6</w:t>
+      </w:r>
       <w:r>
         <w:rPr>
           <w:lang w:val="ru_RU" w:bidi="ru_RU"/>
         </w:rPr>
         <w:t xml:space="preserve">; </w:t>
       </w:r>
-      <w:hyperlink r:id="rId223">
-        <w:r>
-          <w:rPr>
-            <w:lang w:val="ru_RU" w:bidi="ru_RU"/>
-          </w:rPr>
-          <w:rPr>
-            <w:color w:val="0000EE"/>
-            <w:u w:val="single"/>
-          </w:rPr>
-          <w:t>13:2–3</w:t>
-        </w:r>
-      </w:hyperlink>
+      <w:r>
+        <w:rPr>
+          <w:lang w:val="ru_RU" w:bidi="ru_RU"/>
+        </w:rPr>
+        <w:t>13:2–3</w:t>
+      </w:r>
       <w:r>
         <w:rPr>
           <w:lang w:val="ru_RU" w:bidi="ru_RU"/>
         </w:rPr>
         <w:t xml:space="preserve">; </w:t>
       </w:r>
-      <w:hyperlink r:id="rId215">
-        <w:r>
-          <w:rPr>
-            <w:lang w:val="ru_RU" w:bidi="ru_RU"/>
-          </w:rPr>
-          <w:rPr>
-            <w:color w:val="0000EE"/>
-            <w:u w:val="single"/>
-          </w:rPr>
-          <w:t>14:23</w:t>
-        </w:r>
-      </w:hyperlink>
+      <w:r>
+        <w:rPr>
+          <w:lang w:val="ru_RU" w:bidi="ru_RU"/>
+        </w:rPr>
+        <w:t>14:23</w:t>
+      </w:r>
       <w:r>
         <w:rPr>
           <w:lang w:val="ru_RU" w:bidi="ru_RU"/>
@@ -5312,126 +3980,84 @@
         </w:rPr>
         <w:t xml:space="preserve">, первоначально означало «делать выбор поднятием рук», а затем - «делать выбор, указывая на»; </w:t>
       </w:r>
-      <w:hyperlink r:id="rId215">
-        <w:r>
-          <w:rPr>
-            <w:lang w:val="ru_RU" w:bidi="ru_RU"/>
-          </w:rPr>
-          <w:rPr>
-            <w:color w:val="0000EE"/>
-            <w:u w:val="single"/>
-          </w:rPr>
-          <w:t>ср. Деян.14:23</w:t>
-        </w:r>
-      </w:hyperlink>
+      <w:r>
+        <w:rPr>
+          <w:lang w:val="ru_RU" w:bidi="ru_RU"/>
+        </w:rPr>
+        <w:t>ср. Деян.14:23</w:t>
+      </w:r>
       <w:r>
         <w:rPr>
           <w:lang w:val="ru_RU" w:bidi="ru_RU"/>
         </w:rPr>
         <w:t xml:space="preserve">; </w:t>
       </w:r>
-      <w:hyperlink r:id="rId224">
-        <w:r>
-          <w:rPr>
-            <w:lang w:val="ru_RU" w:bidi="ru_RU"/>
-          </w:rPr>
-          <w:rPr>
-            <w:color w:val="0000EE"/>
-            <w:u w:val="single"/>
-          </w:rPr>
-          <w:t>2Кор.8:19</w:t>
-        </w:r>
-      </w:hyperlink>
+      <w:r>
+        <w:rPr>
+          <w:lang w:val="ru_RU" w:bidi="ru_RU"/>
+        </w:rPr>
+        <w:t>2Кор.8:19</w:t>
+      </w:r>
       <w:r>
         <w:rPr>
           <w:lang w:val="ru_RU" w:bidi="ru_RU"/>
         </w:rPr>
         <w:t>), иногда решение могло быть принято какой-то отдельной группой верующих (</w:t>
       </w:r>
-      <w:hyperlink r:id="rId212">
-        <w:r>
-          <w:rPr>
-            <w:lang w:val="ru_RU" w:bidi="ru_RU"/>
-          </w:rPr>
-          <w:rPr>
-            <w:color w:val="0000EE"/>
-            <w:u w:val="single"/>
-          </w:rPr>
-          <w:t>Деян.1:15, 23</w:t>
-        </w:r>
-      </w:hyperlink>
+      <w:r>
+        <w:rPr>
+          <w:lang w:val="ru_RU" w:bidi="ru_RU"/>
+        </w:rPr>
+        <w:t>Деян.1:15, 23</w:t>
+      </w:r>
       <w:r>
         <w:rPr>
           <w:lang w:val="ru_RU" w:bidi="ru_RU"/>
         </w:rPr>
         <w:t xml:space="preserve">; </w:t>
       </w:r>
-      <w:hyperlink r:id="rId225">
-        <w:r>
-          <w:rPr>
-            <w:lang w:val="ru_RU" w:bidi="ru_RU"/>
-          </w:rPr>
-          <w:rPr>
-            <w:color w:val="0000EE"/>
-            <w:u w:val="single"/>
-          </w:rPr>
-          <w:t>6:2–5</w:t>
-        </w:r>
-      </w:hyperlink>
+      <w:r>
+        <w:rPr>
+          <w:lang w:val="ru_RU" w:bidi="ru_RU"/>
+        </w:rPr>
+        <w:t>6:2–5</w:t>
+      </w:r>
       <w:r>
         <w:rPr>
           <w:lang w:val="ru_RU" w:bidi="ru_RU"/>
         </w:rPr>
         <w:t xml:space="preserve">; </w:t>
       </w:r>
-      <w:hyperlink r:id="rId214">
-        <w:r>
-          <w:rPr>
-            <w:lang w:val="ru_RU" w:bidi="ru_RU"/>
-          </w:rPr>
-          <w:rPr>
-            <w:color w:val="0000EE"/>
-            <w:u w:val="single"/>
-          </w:rPr>
-          <w:t>13:3</w:t>
-        </w:r>
-      </w:hyperlink>
+      <w:r>
+        <w:rPr>
+          <w:lang w:val="ru_RU" w:bidi="ru_RU"/>
+        </w:rPr>
+        <w:t>13:3</w:t>
+      </w:r>
       <w:r>
         <w:rPr>
           <w:lang w:val="ru_RU" w:bidi="ru_RU"/>
         </w:rPr>
         <w:t xml:space="preserve">; </w:t>
       </w:r>
-      <w:hyperlink r:id="rId226">
-        <w:r>
-          <w:rPr>
-            <w:lang w:val="ru_RU" w:bidi="ru_RU"/>
-          </w:rPr>
-          <w:rPr>
-            <w:color w:val="0000EE"/>
-            <w:u w:val="single"/>
-          </w:rPr>
-          <w:t>16:2</w:t>
-        </w:r>
-      </w:hyperlink>
+      <w:r>
+        <w:rPr>
+          <w:lang w:val="ru_RU" w:bidi="ru_RU"/>
+        </w:rPr>
+        <w:t>16:2</w:t>
+      </w:r>
       <w:r>
         <w:rPr>
           <w:lang w:val="ru_RU" w:bidi="ru_RU"/>
         </w:rPr>
         <w:t xml:space="preserve">; </w:t>
       </w:r>
-      <w:hyperlink r:id="rId207">
-        <w:r>
-          <w:rPr>
-            <w:lang w:val="ru_RU" w:bidi="ru_RU"/>
-          </w:rPr>
-          <w:rPr>
-            <w:color w:val="0000EE"/>
-            <w:u w:val="single"/>
-          </w:rPr>
-          <w:t>1Тим.4:14</w:t>
-        </w:r>
-      </w:hyperlink>
+      <w:r>
+        <w:rPr>
+          <w:lang w:val="ru_RU" w:bidi="ru_RU"/>
+        </w:rPr>
+        <w:t>1Тим.4:14</w:t>
+      </w:r>
       <w:r>
         <w:rPr>
           <w:lang w:val="ru_RU" w:bidi="ru_RU"/>
